--- a/hk2-cau-truc-roi-rac/Giai_bai_tap.docx
+++ b/hk2-cau-truc-roi-rac/Giai_bai_tap.docx
@@ -21,17 +21,7 @@
           <w:sz w:val="25"/>
           <w:szCs w:val="25"/>
         </w:rPr>
-        <w:t xml:space="preserve">Ví dụ </w:t>
-      </w:r>
-      <w:r>
-        <w:rPr>
-          <w:rFonts w:ascii="Times New Roman" w:hAnsi="Times New Roman"/>
-          <w:b/>
-          <w:bCs/>
-          <w:sz w:val="25"/>
-          <w:szCs w:val="25"/>
-        </w:rPr>
-        <w:t>1</w:t>
+        <w:t>Ví dụ 1</w:t>
       </w:r>
       <w:r>
         <w:rPr>
@@ -1354,17 +1344,7 @@
           <w:sz w:val="25"/>
           <w:szCs w:val="25"/>
         </w:rPr>
-        <w:t xml:space="preserve">Ví dụ </w:t>
-      </w:r>
-      <w:r>
-        <w:rPr>
-          <w:rFonts w:ascii="Times New Roman" w:hAnsi="Times New Roman"/>
-          <w:b/>
-          <w:bCs/>
-          <w:sz w:val="25"/>
-          <w:szCs w:val="25"/>
-        </w:rPr>
-        <w:t>2</w:t>
+        <w:t>Ví dụ 2</w:t>
       </w:r>
       <w:r>
         <w:rPr>
@@ -6153,16 +6133,7 @@
           <w:sz w:val="25"/>
           <w:szCs w:val="25"/>
         </w:rPr>
-        <w:t xml:space="preserve">Một đồ thị liên thông G=(V, E) </w:t>
-      </w:r>
-      <w:r>
-        <w:rPr>
-          <w:rFonts w:ascii="Times New Roman" w:hAnsi="Times New Roman"/>
-          <w:color w:val="FF0000"/>
-          <w:sz w:val="25"/>
-          <w:szCs w:val="25"/>
-        </w:rPr>
-        <w:t>có đường đi Euler nhưng không có chu trình Euler khi và chỉ khi có đúng 2 đỉnh có bậc lẻ.</w:t>
+        <w:t>Một đồ thị liên thông G=(V, E) có đường đi Euler nhưng không có chu trình Euler khi và chỉ khi có đúng 2 đỉnh có bậc lẻ.</w:t>
       </w:r>
     </w:p>
     <w:p>
@@ -6193,11 +6164,7 @@
         </w:rPr>
       </w:pPr>
       <w:r>
-        <w:rPr>
-          <w:rFonts w:ascii="Times New Roman" w:hAnsi="Times New Roman"/>
-          <w:sz w:val="25"/>
-          <w:szCs w:val="25"/>
-        </w:rPr>
+        <w:rPr/>
         <w:drawing>
           <wp:inline distT="0" distB="0" distL="0" distR="0">
             <wp:extent cx="3645535" cy="1787525"/>
@@ -6311,11 +6278,7 @@
         </w:rPr>
       </w:pPr>
       <w:r>
-        <w:rPr>
-          <w:rFonts w:ascii="Times New Roman" w:hAnsi="Times New Roman"/>
-          <w:sz w:val="25"/>
-          <w:szCs w:val="25"/>
-        </w:rPr>
+        <w:rPr/>
         <w:drawing>
           <wp:inline distT="0" distB="0" distL="0" distR="0">
             <wp:extent cx="3630295" cy="1779905"/>
@@ -6706,11 +6669,7 @@
         </w:rPr>
       </w:pPr>
       <w:r>
-        <w:rPr>
-          <w:rFonts w:ascii="Times New Roman" w:hAnsi="Times New Roman"/>
-          <w:sz w:val="25"/>
-          <w:szCs w:val="25"/>
-        </w:rPr>
+        <w:rPr/>
         <w:drawing>
           <wp:inline distT="0" distB="0" distL="0" distR="0">
             <wp:extent cx="2990215" cy="2103120"/>
@@ -6872,11 +6831,7 @@
         </w:rPr>
       </w:pPr>
       <w:r>
-        <w:rPr>
-          <w:rFonts w:ascii="Times New Roman" w:hAnsi="Times New Roman"/>
-          <w:sz w:val="25"/>
-          <w:szCs w:val="25"/>
-        </w:rPr>
+        <w:rPr/>
         <w:drawing>
           <wp:inline distT="0" distB="0" distL="0" distR="0">
             <wp:extent cx="2999105" cy="2103120"/>
@@ -6941,23 +6896,7 @@
           <w:sz w:val="25"/>
           <w:szCs w:val="25"/>
         </w:rPr>
-        <w:t>C</w:t>
-      </w:r>
-      <w:r>
-        <w:rPr>
-          <w:rFonts w:ascii="Times New Roman" w:hAnsi="Times New Roman"/>
-          <w:sz w:val="25"/>
-          <w:szCs w:val="25"/>
-        </w:rPr>
-        <w:t xml:space="preserve">hu trình Hamilton: </w:t>
-      </w:r>
-      <w:r>
-        <w:rPr>
-          <w:rFonts w:ascii="Times New Roman" w:hAnsi="Times New Roman"/>
-          <w:sz w:val="25"/>
-          <w:szCs w:val="25"/>
-        </w:rPr>
-        <w:t>abcefugiha</w:t>
+        <w:t>Chu trình Hamilton: abcefugiha</w:t>
       </w:r>
     </w:p>
     <w:p>
@@ -6971,11 +6910,7 @@
         </w:rPr>
       </w:pPr>
       <w:r>
-        <w:rPr>
-          <w:rFonts w:ascii="Times New Roman" w:hAnsi="Times New Roman"/>
-          <w:sz w:val="25"/>
-          <w:szCs w:val="25"/>
-        </w:rPr>
+        <w:rPr/>
         <w:drawing>
           <wp:inline distT="0" distB="0" distL="0" distR="0">
             <wp:extent cx="2990215" cy="2103120"/>
@@ -7082,32 +7017,20 @@
           <w:sz w:val="25"/>
           <w:szCs w:val="25"/>
         </w:rPr>
-        <w:t>Đ</w:t>
-      </w:r>
-      <w:r>
-        <w:rPr>
-          <w:rFonts w:ascii="Times New Roman" w:hAnsi="Times New Roman"/>
-          <w:sz w:val="25"/>
-          <w:szCs w:val="25"/>
-        </w:rPr>
-        <w:t>ường đi ngắn nhất giữa đỉnh a và z?</w:t>
-      </w:r>
-    </w:p>
-    <w:p>
-      <w:pPr>
-        <w:pStyle w:val="Normal"/>
-        <w:rPr>
-          <w:rFonts w:ascii="Times New Roman" w:hAnsi="Times New Roman"/>
-          <w:sz w:val="25"/>
-          <w:szCs w:val="25"/>
-        </w:rPr>
-      </w:pPr>
-      <w:r>
-        <w:rPr>
-          <w:rFonts w:ascii="Times New Roman" w:hAnsi="Times New Roman"/>
-          <w:sz w:val="25"/>
-          <w:szCs w:val="25"/>
-        </w:rPr>
+        <w:t>Đường đi ngắn nhất giữa đỉnh a và z?</w:t>
+      </w:r>
+    </w:p>
+    <w:p>
+      <w:pPr>
+        <w:pStyle w:val="Normal"/>
+        <w:rPr>
+          <w:rFonts w:ascii="Times New Roman" w:hAnsi="Times New Roman"/>
+          <w:sz w:val="25"/>
+          <w:szCs w:val="25"/>
+        </w:rPr>
+      </w:pPr>
+      <w:r>
+        <w:rPr/>
         <w:drawing>
           <wp:inline distT="0" distB="0" distL="0" distR="0">
             <wp:extent cx="1991995" cy="1350645"/>
@@ -7148,11 +7071,7 @@
         </w:drawing>
       </w:r>
       <w:r>
-        <w:rPr>
-          <w:rFonts w:ascii="Times New Roman" w:hAnsi="Times New Roman"/>
-          <w:sz w:val="25"/>
-          <w:szCs w:val="25"/>
-        </w:rPr>
+        <w:rPr/>
         <w:drawing>
           <wp:inline distT="0" distB="0" distL="0" distR="0">
             <wp:extent cx="2020570" cy="1353185"/>
@@ -7209,13 +7128,13 @@
       <w:tblGrid>
         <w:gridCol w:w="1037"/>
         <w:gridCol w:w="599"/>
+        <w:gridCol w:w="598"/>
+        <w:gridCol w:w="601"/>
+        <w:gridCol w:w="598"/>
         <w:gridCol w:w="599"/>
         <w:gridCol w:w="600"/>
-        <w:gridCol w:w="599"/>
-        <w:gridCol w:w="599"/>
-        <w:gridCol w:w="599"/>
         <w:gridCol w:w="1356"/>
-        <w:gridCol w:w="1175"/>
+        <w:gridCol w:w="1174"/>
       </w:tblGrid>
       <w:tr>
         <w:trPr/>
@@ -7262,6 +7181,69 @@
         </w:tc>
         <w:tc>
           <w:tcPr>
+            <w:tcW w:w="598" w:type="dxa"/>
+            <w:tcBorders>
+              <w:top w:val="single" w:sz="4" w:space="0" w:color="000000"/>
+              <w:start w:val="single" w:sz="4" w:space="0" w:color="000000"/>
+              <w:bottom w:val="single" w:sz="4" w:space="0" w:color="000000"/>
+            </w:tcBorders>
+          </w:tcPr>
+          <w:p>
+            <w:pPr>
+              <w:pStyle w:val="TableContents"/>
+              <w:jc w:val="center"/>
+              <w:rPr/>
+            </w:pPr>
+            <w:r>
+              <w:rPr/>
+              <w:t>b</w:t>
+            </w:r>
+          </w:p>
+        </w:tc>
+        <w:tc>
+          <w:tcPr>
+            <w:tcW w:w="601" w:type="dxa"/>
+            <w:tcBorders>
+              <w:top w:val="single" w:sz="4" w:space="0" w:color="000000"/>
+              <w:start w:val="single" w:sz="4" w:space="0" w:color="000000"/>
+              <w:bottom w:val="single" w:sz="4" w:space="0" w:color="000000"/>
+            </w:tcBorders>
+          </w:tcPr>
+          <w:p>
+            <w:pPr>
+              <w:pStyle w:val="TableContents"/>
+              <w:jc w:val="center"/>
+              <w:rPr/>
+            </w:pPr>
+            <w:r>
+              <w:rPr/>
+              <w:t>c</w:t>
+            </w:r>
+          </w:p>
+        </w:tc>
+        <w:tc>
+          <w:tcPr>
+            <w:tcW w:w="598" w:type="dxa"/>
+            <w:tcBorders>
+              <w:top w:val="single" w:sz="4" w:space="0" w:color="000000"/>
+              <w:start w:val="single" w:sz="4" w:space="0" w:color="000000"/>
+              <w:bottom w:val="single" w:sz="4" w:space="0" w:color="000000"/>
+            </w:tcBorders>
+          </w:tcPr>
+          <w:p>
+            <w:pPr>
+              <w:pStyle w:val="TableContents"/>
+              <w:jc w:val="center"/>
+              <w:rPr/>
+            </w:pPr>
+            <w:r>
+              <w:rPr/>
+              <w:t>d</w:t>
+            </w:r>
+          </w:p>
+        </w:tc>
+        <w:tc>
+          <w:tcPr>
             <w:tcW w:w="599" w:type="dxa"/>
             <w:tcBorders>
               <w:top w:val="single" w:sz="4" w:space="0" w:color="000000"/>
@@ -7277,7 +7259,7 @@
             </w:pPr>
             <w:r>
               <w:rPr/>
-              <w:t>b</w:t>
+              <w:t>e</w:t>
             </w:r>
           </w:p>
         </w:tc>
@@ -7298,13 +7280,13 @@
             </w:pPr>
             <w:r>
               <w:rPr/>
-              <w:t>c</w:t>
-            </w:r>
-          </w:p>
-        </w:tc>
-        <w:tc>
-          <w:tcPr>
-            <w:tcW w:w="599" w:type="dxa"/>
+              <w:t>z</w:t>
+            </w:r>
+          </w:p>
+        </w:tc>
+        <w:tc>
+          <w:tcPr>
+            <w:tcW w:w="1356" w:type="dxa"/>
             <w:tcBorders>
               <w:top w:val="single" w:sz="4" w:space="0" w:color="000000"/>
               <w:start w:val="single" w:sz="4" w:space="0" w:color="000000"/>
@@ -7314,69 +7296,6 @@
           <w:p>
             <w:pPr>
               <w:pStyle w:val="TableContents"/>
-              <w:jc w:val="center"/>
-              <w:rPr/>
-            </w:pPr>
-            <w:r>
-              <w:rPr/>
-              <w:t>d</w:t>
-            </w:r>
-          </w:p>
-        </w:tc>
-        <w:tc>
-          <w:tcPr>
-            <w:tcW w:w="599" w:type="dxa"/>
-            <w:tcBorders>
-              <w:top w:val="single" w:sz="4" w:space="0" w:color="000000"/>
-              <w:start w:val="single" w:sz="4" w:space="0" w:color="000000"/>
-              <w:bottom w:val="single" w:sz="4" w:space="0" w:color="000000"/>
-            </w:tcBorders>
-          </w:tcPr>
-          <w:p>
-            <w:pPr>
-              <w:pStyle w:val="TableContents"/>
-              <w:jc w:val="center"/>
-              <w:rPr/>
-            </w:pPr>
-            <w:r>
-              <w:rPr/>
-              <w:t>e</w:t>
-            </w:r>
-          </w:p>
-        </w:tc>
-        <w:tc>
-          <w:tcPr>
-            <w:tcW w:w="599" w:type="dxa"/>
-            <w:tcBorders>
-              <w:top w:val="single" w:sz="4" w:space="0" w:color="000000"/>
-              <w:start w:val="single" w:sz="4" w:space="0" w:color="000000"/>
-              <w:bottom w:val="single" w:sz="4" w:space="0" w:color="000000"/>
-            </w:tcBorders>
-          </w:tcPr>
-          <w:p>
-            <w:pPr>
-              <w:pStyle w:val="TableContents"/>
-              <w:jc w:val="center"/>
-              <w:rPr/>
-            </w:pPr>
-            <w:r>
-              <w:rPr/>
-              <w:t>z</w:t>
-            </w:r>
-          </w:p>
-        </w:tc>
-        <w:tc>
-          <w:tcPr>
-            <w:tcW w:w="1356" w:type="dxa"/>
-            <w:tcBorders>
-              <w:top w:val="single" w:sz="4" w:space="0" w:color="000000"/>
-              <w:start w:val="single" w:sz="4" w:space="0" w:color="000000"/>
-              <w:bottom w:val="single" w:sz="4" w:space="0" w:color="000000"/>
-            </w:tcBorders>
-          </w:tcPr>
-          <w:p>
-            <w:pPr>
-              <w:pStyle w:val="TableContents"/>
               <w:rPr/>
             </w:pPr>
             <w:r>
@@ -7387,7 +7306,7 @@
         </w:tc>
         <w:tc>
           <w:tcPr>
-            <w:tcW w:w="1175" w:type="dxa"/>
+            <w:tcW w:w="1174" w:type="dxa"/>
             <w:tcBorders>
               <w:top w:val="single" w:sz="4" w:space="0" w:color="000000"/>
               <w:start w:val="single" w:sz="4" w:space="0" w:color="000000"/>
@@ -7450,6 +7369,66 @@
         </w:tc>
         <w:tc>
           <w:tcPr>
+            <w:tcW w:w="598" w:type="dxa"/>
+            <w:tcBorders>
+              <w:start w:val="single" w:sz="4" w:space="0" w:color="000000"/>
+              <w:bottom w:val="single" w:sz="4" w:space="0" w:color="000000"/>
+            </w:tcBorders>
+          </w:tcPr>
+          <w:p>
+            <w:pPr>
+              <w:pStyle w:val="TableContents"/>
+              <w:jc w:val="center"/>
+              <w:rPr/>
+            </w:pPr>
+            <w:r>
+              <w:rPr/>
+              <w:t>~, a</w:t>
+            </w:r>
+          </w:p>
+        </w:tc>
+        <w:tc>
+          <w:tcPr>
+            <w:tcW w:w="601" w:type="dxa"/>
+            <w:tcBorders>
+              <w:start w:val="single" w:sz="4" w:space="0" w:color="000000"/>
+              <w:bottom w:val="single" w:sz="4" w:space="0" w:color="000000"/>
+            </w:tcBorders>
+          </w:tcPr>
+          <w:p>
+            <w:pPr>
+              <w:pStyle w:val="TableContents"/>
+              <w:jc w:val="center"/>
+              <w:rPr/>
+            </w:pPr>
+            <w:r>
+              <w:rPr/>
+              <w:t>~, a</w:t>
+            </w:r>
+          </w:p>
+        </w:tc>
+        <w:tc>
+          <w:tcPr>
+            <w:tcW w:w="598" w:type="dxa"/>
+            <w:tcBorders>
+              <w:start w:val="single" w:sz="4" w:space="0" w:color="000000"/>
+              <w:bottom w:val="single" w:sz="4" w:space="0" w:color="000000"/>
+            </w:tcBorders>
+          </w:tcPr>
+          <w:p>
+            <w:pPr>
+              <w:pStyle w:val="TableContents"/>
+              <w:jc w:val="center"/>
+              <w:rPr/>
+            </w:pPr>
+            <w:r>
+              <w:rPr/>
+              <w:t>~, a</w:t>
+            </w:r>
+          </w:p>
+        </w:tc>
+        <w:tc>
+          <w:tcPr>
             <w:tcW w:w="599" w:type="dxa"/>
             <w:tcBorders>
               <w:start w:val="single" w:sz="4" w:space="0" w:color="000000"/>
@@ -7490,66 +7469,6 @@
         </w:tc>
         <w:tc>
           <w:tcPr>
-            <w:tcW w:w="599" w:type="dxa"/>
-            <w:tcBorders>
-              <w:start w:val="single" w:sz="4" w:space="0" w:color="000000"/>
-              <w:bottom w:val="single" w:sz="4" w:space="0" w:color="000000"/>
-            </w:tcBorders>
-          </w:tcPr>
-          <w:p>
-            <w:pPr>
-              <w:pStyle w:val="TableContents"/>
-              <w:jc w:val="center"/>
-              <w:rPr/>
-            </w:pPr>
-            <w:r>
-              <w:rPr/>
-              <w:t>~, a</w:t>
-            </w:r>
-          </w:p>
-        </w:tc>
-        <w:tc>
-          <w:tcPr>
-            <w:tcW w:w="599" w:type="dxa"/>
-            <w:tcBorders>
-              <w:start w:val="single" w:sz="4" w:space="0" w:color="000000"/>
-              <w:bottom w:val="single" w:sz="4" w:space="0" w:color="000000"/>
-            </w:tcBorders>
-          </w:tcPr>
-          <w:p>
-            <w:pPr>
-              <w:pStyle w:val="TableContents"/>
-              <w:jc w:val="center"/>
-              <w:rPr/>
-            </w:pPr>
-            <w:r>
-              <w:rPr/>
-              <w:t>~, a</w:t>
-            </w:r>
-          </w:p>
-        </w:tc>
-        <w:tc>
-          <w:tcPr>
-            <w:tcW w:w="599" w:type="dxa"/>
-            <w:tcBorders>
-              <w:start w:val="single" w:sz="4" w:space="0" w:color="000000"/>
-              <w:bottom w:val="single" w:sz="4" w:space="0" w:color="000000"/>
-            </w:tcBorders>
-          </w:tcPr>
-          <w:p>
-            <w:pPr>
-              <w:pStyle w:val="TableContents"/>
-              <w:jc w:val="center"/>
-              <w:rPr/>
-            </w:pPr>
-            <w:r>
-              <w:rPr/>
-              <w:t>~, a</w:t>
-            </w:r>
-          </w:p>
-        </w:tc>
-        <w:tc>
-          <w:tcPr>
             <w:tcW w:w="1356" w:type="dxa"/>
             <w:tcBorders>
               <w:start w:val="single" w:sz="4" w:space="0" w:color="000000"/>
@@ -7569,7 +7488,7 @@
         </w:tc>
         <w:tc>
           <w:tcPr>
-            <w:tcW w:w="1175" w:type="dxa"/>
+            <w:tcW w:w="1174" w:type="dxa"/>
             <w:tcBorders>
               <w:start w:val="single" w:sz="4" w:space="0" w:color="000000"/>
               <w:bottom w:val="single" w:sz="4" w:space="0" w:color="000000"/>
@@ -7631,6 +7550,66 @@
         </w:tc>
         <w:tc>
           <w:tcPr>
+            <w:tcW w:w="598" w:type="dxa"/>
+            <w:tcBorders>
+              <w:start w:val="single" w:sz="4" w:space="0" w:color="000000"/>
+              <w:bottom w:val="single" w:sz="4" w:space="0" w:color="000000"/>
+            </w:tcBorders>
+          </w:tcPr>
+          <w:p>
+            <w:pPr>
+              <w:pStyle w:val="TableContents"/>
+              <w:jc w:val="center"/>
+              <w:rPr/>
+            </w:pPr>
+            <w:r>
+              <w:rPr/>
+              <w:t>2, a*</w:t>
+            </w:r>
+          </w:p>
+        </w:tc>
+        <w:tc>
+          <w:tcPr>
+            <w:tcW w:w="601" w:type="dxa"/>
+            <w:tcBorders>
+              <w:start w:val="single" w:sz="4" w:space="0" w:color="000000"/>
+              <w:bottom w:val="single" w:sz="4" w:space="0" w:color="000000"/>
+            </w:tcBorders>
+          </w:tcPr>
+          <w:p>
+            <w:pPr>
+              <w:pStyle w:val="TableContents"/>
+              <w:jc w:val="center"/>
+              <w:rPr/>
+            </w:pPr>
+            <w:r>
+              <w:rPr/>
+              <w:t>3, a</w:t>
+            </w:r>
+          </w:p>
+        </w:tc>
+        <w:tc>
+          <w:tcPr>
+            <w:tcW w:w="598" w:type="dxa"/>
+            <w:tcBorders>
+              <w:start w:val="single" w:sz="4" w:space="0" w:color="000000"/>
+              <w:bottom w:val="single" w:sz="4" w:space="0" w:color="000000"/>
+            </w:tcBorders>
+          </w:tcPr>
+          <w:p>
+            <w:pPr>
+              <w:pStyle w:val="TableContents"/>
+              <w:jc w:val="center"/>
+              <w:rPr/>
+            </w:pPr>
+            <w:r>
+              <w:rPr/>
+              <w:t>~, a</w:t>
+            </w:r>
+          </w:p>
+        </w:tc>
+        <w:tc>
+          <w:tcPr>
             <w:tcW w:w="599" w:type="dxa"/>
             <w:tcBorders>
               <w:start w:val="single" w:sz="4" w:space="0" w:color="000000"/>
@@ -7645,7 +7624,7 @@
             </w:pPr>
             <w:r>
               <w:rPr/>
-              <w:t>2, a*</w:t>
+              <w:t>~, a</w:t>
             </w:r>
           </w:p>
         </w:tc>
@@ -7665,72 +7644,12 @@
             </w:pPr>
             <w:r>
               <w:rPr/>
-              <w:t>3, a</w:t>
-            </w:r>
-          </w:p>
-        </w:tc>
-        <w:tc>
-          <w:tcPr>
-            <w:tcW w:w="599" w:type="dxa"/>
-            <w:tcBorders>
-              <w:start w:val="single" w:sz="4" w:space="0" w:color="000000"/>
-              <w:bottom w:val="single" w:sz="4" w:space="0" w:color="000000"/>
-            </w:tcBorders>
-          </w:tcPr>
-          <w:p>
-            <w:pPr>
-              <w:pStyle w:val="TableContents"/>
-              <w:jc w:val="center"/>
-              <w:rPr/>
-            </w:pPr>
-            <w:r>
-              <w:rPr/>
               <w:t>~, a</w:t>
             </w:r>
           </w:p>
         </w:tc>
         <w:tc>
           <w:tcPr>
-            <w:tcW w:w="599" w:type="dxa"/>
-            <w:tcBorders>
-              <w:start w:val="single" w:sz="4" w:space="0" w:color="000000"/>
-              <w:bottom w:val="single" w:sz="4" w:space="0" w:color="000000"/>
-            </w:tcBorders>
-          </w:tcPr>
-          <w:p>
-            <w:pPr>
-              <w:pStyle w:val="TableContents"/>
-              <w:jc w:val="center"/>
-              <w:rPr/>
-            </w:pPr>
-            <w:r>
-              <w:rPr/>
-              <w:t>~, a</w:t>
-            </w:r>
-          </w:p>
-        </w:tc>
-        <w:tc>
-          <w:tcPr>
-            <w:tcW w:w="599" w:type="dxa"/>
-            <w:tcBorders>
-              <w:start w:val="single" w:sz="4" w:space="0" w:color="000000"/>
-              <w:bottom w:val="single" w:sz="4" w:space="0" w:color="000000"/>
-            </w:tcBorders>
-          </w:tcPr>
-          <w:p>
-            <w:pPr>
-              <w:pStyle w:val="TableContents"/>
-              <w:jc w:val="center"/>
-              <w:rPr/>
-            </w:pPr>
-            <w:r>
-              <w:rPr/>
-              <w:t>~, a</w:t>
-            </w:r>
-          </w:p>
-        </w:tc>
-        <w:tc>
-          <w:tcPr>
             <w:tcW w:w="1356" w:type="dxa"/>
             <w:tcBorders>
               <w:start w:val="single" w:sz="4" w:space="0" w:color="000000"/>
@@ -7750,7 +7669,7 @@
         </w:tc>
         <w:tc>
           <w:tcPr>
-            <w:tcW w:w="1175" w:type="dxa"/>
+            <w:tcW w:w="1174" w:type="dxa"/>
             <w:tcBorders>
               <w:start w:val="single" w:sz="4" w:space="0" w:color="000000"/>
               <w:bottom w:val="single" w:sz="4" w:space="0" w:color="000000"/>
@@ -7811,6 +7730,66 @@
         </w:tc>
         <w:tc>
           <w:tcPr>
+            <w:tcW w:w="598" w:type="dxa"/>
+            <w:tcBorders>
+              <w:start w:val="single" w:sz="4" w:space="0" w:color="000000"/>
+              <w:bottom w:val="single" w:sz="4" w:space="0" w:color="000000"/>
+            </w:tcBorders>
+          </w:tcPr>
+          <w:p>
+            <w:pPr>
+              <w:pStyle w:val="TableContents"/>
+              <w:jc w:val="center"/>
+              <w:rPr/>
+            </w:pPr>
+            <w:r>
+              <w:rPr/>
+              <w:t>-</w:t>
+            </w:r>
+          </w:p>
+        </w:tc>
+        <w:tc>
+          <w:tcPr>
+            <w:tcW w:w="601" w:type="dxa"/>
+            <w:tcBorders>
+              <w:start w:val="single" w:sz="4" w:space="0" w:color="000000"/>
+              <w:bottom w:val="single" w:sz="4" w:space="0" w:color="000000"/>
+            </w:tcBorders>
+          </w:tcPr>
+          <w:p>
+            <w:pPr>
+              <w:pStyle w:val="TableContents"/>
+              <w:jc w:val="center"/>
+              <w:rPr/>
+            </w:pPr>
+            <w:r>
+              <w:rPr/>
+              <w:t>3, a*</w:t>
+            </w:r>
+          </w:p>
+        </w:tc>
+        <w:tc>
+          <w:tcPr>
+            <w:tcW w:w="598" w:type="dxa"/>
+            <w:tcBorders>
+              <w:start w:val="single" w:sz="4" w:space="0" w:color="000000"/>
+              <w:bottom w:val="single" w:sz="4" w:space="0" w:color="000000"/>
+            </w:tcBorders>
+          </w:tcPr>
+          <w:p>
+            <w:pPr>
+              <w:pStyle w:val="TableContents"/>
+              <w:jc w:val="center"/>
+              <w:rPr/>
+            </w:pPr>
+            <w:r>
+              <w:rPr/>
+              <w:t>7, b</w:t>
+            </w:r>
+          </w:p>
+        </w:tc>
+        <w:tc>
+          <w:tcPr>
             <w:tcW w:w="599" w:type="dxa"/>
             <w:tcBorders>
               <w:start w:val="single" w:sz="4" w:space="0" w:color="000000"/>
@@ -7825,7 +7804,7 @@
             </w:pPr>
             <w:r>
               <w:rPr/>
-              <w:t>-</w:t>
+              <w:t>4, b</w:t>
             </w:r>
           </w:p>
         </w:tc>
@@ -7845,66 +7824,6 @@
             </w:pPr>
             <w:r>
               <w:rPr/>
-              <w:t>3, a*</w:t>
-            </w:r>
-          </w:p>
-        </w:tc>
-        <w:tc>
-          <w:tcPr>
-            <w:tcW w:w="599" w:type="dxa"/>
-            <w:tcBorders>
-              <w:start w:val="single" w:sz="4" w:space="0" w:color="000000"/>
-              <w:bottom w:val="single" w:sz="4" w:space="0" w:color="000000"/>
-            </w:tcBorders>
-          </w:tcPr>
-          <w:p>
-            <w:pPr>
-              <w:pStyle w:val="TableContents"/>
-              <w:jc w:val="center"/>
-              <w:rPr/>
-            </w:pPr>
-            <w:r>
-              <w:rPr/>
-              <w:t>7, b</w:t>
-            </w:r>
-          </w:p>
-        </w:tc>
-        <w:tc>
-          <w:tcPr>
-            <w:tcW w:w="599" w:type="dxa"/>
-            <w:tcBorders>
-              <w:start w:val="single" w:sz="4" w:space="0" w:color="000000"/>
-              <w:bottom w:val="single" w:sz="4" w:space="0" w:color="000000"/>
-            </w:tcBorders>
-          </w:tcPr>
-          <w:p>
-            <w:pPr>
-              <w:pStyle w:val="TableContents"/>
-              <w:jc w:val="center"/>
-              <w:rPr/>
-            </w:pPr>
-            <w:r>
-              <w:rPr/>
-              <w:t>4, b</w:t>
-            </w:r>
-          </w:p>
-        </w:tc>
-        <w:tc>
-          <w:tcPr>
-            <w:tcW w:w="599" w:type="dxa"/>
-            <w:tcBorders>
-              <w:start w:val="single" w:sz="4" w:space="0" w:color="000000"/>
-              <w:bottom w:val="single" w:sz="4" w:space="0" w:color="000000"/>
-            </w:tcBorders>
-          </w:tcPr>
-          <w:p>
-            <w:pPr>
-              <w:pStyle w:val="TableContents"/>
-              <w:jc w:val="center"/>
-              <w:rPr/>
-            </w:pPr>
-            <w:r>
-              <w:rPr/>
               <w:t>~, a</w:t>
             </w:r>
           </w:p>
@@ -7930,7 +7849,7 @@
         </w:tc>
         <w:tc>
           <w:tcPr>
-            <w:tcW w:w="1175" w:type="dxa"/>
+            <w:tcW w:w="1174" w:type="dxa"/>
             <w:tcBorders>
               <w:start w:val="single" w:sz="4" w:space="0" w:color="000000"/>
               <w:bottom w:val="single" w:sz="4" w:space="0" w:color="000000"/>
@@ -7991,6 +7910,65 @@
         </w:tc>
         <w:tc>
           <w:tcPr>
+            <w:tcW w:w="598" w:type="dxa"/>
+            <w:tcBorders>
+              <w:start w:val="single" w:sz="4" w:space="0" w:color="000000"/>
+              <w:bottom w:val="single" w:sz="4" w:space="0" w:color="000000"/>
+            </w:tcBorders>
+          </w:tcPr>
+          <w:p>
+            <w:pPr>
+              <w:pStyle w:val="TableContents"/>
+              <w:jc w:val="center"/>
+              <w:rPr/>
+            </w:pPr>
+            <w:r>
+              <w:rPr/>
+            </w:r>
+          </w:p>
+        </w:tc>
+        <w:tc>
+          <w:tcPr>
+            <w:tcW w:w="601" w:type="dxa"/>
+            <w:tcBorders>
+              <w:start w:val="single" w:sz="4" w:space="0" w:color="000000"/>
+              <w:bottom w:val="single" w:sz="4" w:space="0" w:color="000000"/>
+            </w:tcBorders>
+          </w:tcPr>
+          <w:p>
+            <w:pPr>
+              <w:pStyle w:val="TableContents"/>
+              <w:jc w:val="center"/>
+              <w:rPr/>
+            </w:pPr>
+            <w:r>
+              <w:rPr/>
+              <w:t>-</w:t>
+            </w:r>
+          </w:p>
+        </w:tc>
+        <w:tc>
+          <w:tcPr>
+            <w:tcW w:w="598" w:type="dxa"/>
+            <w:tcBorders>
+              <w:start w:val="single" w:sz="4" w:space="0" w:color="000000"/>
+              <w:bottom w:val="single" w:sz="4" w:space="0" w:color="000000"/>
+            </w:tcBorders>
+          </w:tcPr>
+          <w:p>
+            <w:pPr>
+              <w:pStyle w:val="TableContents"/>
+              <w:jc w:val="center"/>
+              <w:rPr/>
+            </w:pPr>
+            <w:r>
+              <w:rPr/>
+              <w:t>7, b</w:t>
+            </w:r>
+          </w:p>
+        </w:tc>
+        <w:tc>
+          <w:tcPr>
             <w:tcW w:w="599" w:type="dxa"/>
             <w:tcBorders>
               <w:start w:val="single" w:sz="4" w:space="0" w:color="000000"/>
@@ -8005,6 +7983,7 @@
             </w:pPr>
             <w:r>
               <w:rPr/>
+              <w:t>4, b*</w:t>
             </w:r>
           </w:p>
         </w:tc>
@@ -8024,66 +8003,6 @@
             </w:pPr>
             <w:r>
               <w:rPr/>
-              <w:t>-</w:t>
-            </w:r>
-          </w:p>
-        </w:tc>
-        <w:tc>
-          <w:tcPr>
-            <w:tcW w:w="599" w:type="dxa"/>
-            <w:tcBorders>
-              <w:start w:val="single" w:sz="4" w:space="0" w:color="000000"/>
-              <w:bottom w:val="single" w:sz="4" w:space="0" w:color="000000"/>
-            </w:tcBorders>
-          </w:tcPr>
-          <w:p>
-            <w:pPr>
-              <w:pStyle w:val="TableContents"/>
-              <w:jc w:val="center"/>
-              <w:rPr/>
-            </w:pPr>
-            <w:r>
-              <w:rPr/>
-              <w:t>7, b</w:t>
-            </w:r>
-          </w:p>
-        </w:tc>
-        <w:tc>
-          <w:tcPr>
-            <w:tcW w:w="599" w:type="dxa"/>
-            <w:tcBorders>
-              <w:start w:val="single" w:sz="4" w:space="0" w:color="000000"/>
-              <w:bottom w:val="single" w:sz="4" w:space="0" w:color="000000"/>
-            </w:tcBorders>
-          </w:tcPr>
-          <w:p>
-            <w:pPr>
-              <w:pStyle w:val="TableContents"/>
-              <w:jc w:val="center"/>
-              <w:rPr/>
-            </w:pPr>
-            <w:r>
-              <w:rPr/>
-              <w:t>4, b*</w:t>
-            </w:r>
-          </w:p>
-        </w:tc>
-        <w:tc>
-          <w:tcPr>
-            <w:tcW w:w="599" w:type="dxa"/>
-            <w:tcBorders>
-              <w:start w:val="single" w:sz="4" w:space="0" w:color="000000"/>
-              <w:bottom w:val="single" w:sz="4" w:space="0" w:color="000000"/>
-            </w:tcBorders>
-          </w:tcPr>
-          <w:p>
-            <w:pPr>
-              <w:pStyle w:val="TableContents"/>
-              <w:jc w:val="center"/>
-              <w:rPr/>
-            </w:pPr>
-            <w:r>
-              <w:rPr/>
               <w:t>~, a</w:t>
             </w:r>
           </w:p>
@@ -8109,7 +8028,7 @@
         </w:tc>
         <w:tc>
           <w:tcPr>
-            <w:tcW w:w="1175" w:type="dxa"/>
+            <w:tcW w:w="1174" w:type="dxa"/>
             <w:tcBorders>
               <w:start w:val="single" w:sz="4" w:space="0" w:color="000000"/>
               <w:bottom w:val="single" w:sz="4" w:space="0" w:color="000000"/>
@@ -8170,6 +8089,64 @@
         </w:tc>
         <w:tc>
           <w:tcPr>
+            <w:tcW w:w="598" w:type="dxa"/>
+            <w:tcBorders>
+              <w:start w:val="single" w:sz="4" w:space="0" w:color="000000"/>
+              <w:bottom w:val="single" w:sz="4" w:space="0" w:color="000000"/>
+            </w:tcBorders>
+          </w:tcPr>
+          <w:p>
+            <w:pPr>
+              <w:pStyle w:val="TableContents"/>
+              <w:jc w:val="center"/>
+              <w:rPr/>
+            </w:pPr>
+            <w:r>
+              <w:rPr/>
+            </w:r>
+          </w:p>
+        </w:tc>
+        <w:tc>
+          <w:tcPr>
+            <w:tcW w:w="601" w:type="dxa"/>
+            <w:tcBorders>
+              <w:start w:val="single" w:sz="4" w:space="0" w:color="000000"/>
+              <w:bottom w:val="single" w:sz="4" w:space="0" w:color="000000"/>
+            </w:tcBorders>
+          </w:tcPr>
+          <w:p>
+            <w:pPr>
+              <w:pStyle w:val="TableContents"/>
+              <w:jc w:val="center"/>
+              <w:rPr/>
+            </w:pPr>
+            <w:r>
+              <w:rPr/>
+            </w:r>
+          </w:p>
+        </w:tc>
+        <w:tc>
+          <w:tcPr>
+            <w:tcW w:w="598" w:type="dxa"/>
+            <w:tcBorders>
+              <w:start w:val="single" w:sz="4" w:space="0" w:color="000000"/>
+              <w:bottom w:val="single" w:sz="4" w:space="0" w:color="000000"/>
+            </w:tcBorders>
+          </w:tcPr>
+          <w:p>
+            <w:pPr>
+              <w:pStyle w:val="TableContents"/>
+              <w:jc w:val="center"/>
+              <w:rPr/>
+            </w:pPr>
+            <w:r>
+              <w:rPr/>
+              <w:t>5, e*</w:t>
+            </w:r>
+          </w:p>
+        </w:tc>
+        <w:tc>
+          <w:tcPr>
             <w:tcW w:w="599" w:type="dxa"/>
             <w:tcBorders>
               <w:start w:val="single" w:sz="4" w:space="0" w:color="000000"/>
@@ -8184,6 +8161,7 @@
             </w:pPr>
             <w:r>
               <w:rPr/>
+              <w:t>-</w:t>
             </w:r>
           </w:p>
         </w:tc>
@@ -8203,69 +8181,6 @@
             </w:pPr>
             <w:r>
               <w:rPr/>
-            </w:r>
-          </w:p>
-        </w:tc>
-        <w:tc>
-          <w:tcPr>
-            <w:tcW w:w="599" w:type="dxa"/>
-            <w:tcBorders>
-              <w:start w:val="single" w:sz="4" w:space="0" w:color="000000"/>
-              <w:bottom w:val="single" w:sz="4" w:space="0" w:color="000000"/>
-            </w:tcBorders>
-          </w:tcPr>
-          <w:p>
-            <w:pPr>
-              <w:pStyle w:val="TableContents"/>
-              <w:jc w:val="center"/>
-              <w:rPr/>
-            </w:pPr>
-            <w:r>
-              <w:rPr/>
-              <w:t>5, e</w:t>
-            </w:r>
-            <w:r>
-              <w:rPr/>
-              <w:t>*</w:t>
-            </w:r>
-          </w:p>
-        </w:tc>
-        <w:tc>
-          <w:tcPr>
-            <w:tcW w:w="599" w:type="dxa"/>
-            <w:tcBorders>
-              <w:start w:val="single" w:sz="4" w:space="0" w:color="000000"/>
-              <w:bottom w:val="single" w:sz="4" w:space="0" w:color="000000"/>
-            </w:tcBorders>
-          </w:tcPr>
-          <w:p>
-            <w:pPr>
-              <w:pStyle w:val="TableContents"/>
-              <w:jc w:val="center"/>
-              <w:rPr/>
-            </w:pPr>
-            <w:r>
-              <w:rPr/>
-              <w:t>-</w:t>
-            </w:r>
-          </w:p>
-        </w:tc>
-        <w:tc>
-          <w:tcPr>
-            <w:tcW w:w="599" w:type="dxa"/>
-            <w:tcBorders>
-              <w:start w:val="single" w:sz="4" w:space="0" w:color="000000"/>
-              <w:bottom w:val="single" w:sz="4" w:space="0" w:color="000000"/>
-            </w:tcBorders>
-          </w:tcPr>
-          <w:p>
-            <w:pPr>
-              <w:pStyle w:val="TableContents"/>
-              <w:jc w:val="center"/>
-              <w:rPr/>
-            </w:pPr>
-            <w:r>
-              <w:rPr/>
               <w:t>8, e</w:t>
             </w:r>
           </w:p>
@@ -8291,7 +8206,7 @@
         </w:tc>
         <w:tc>
           <w:tcPr>
-            <w:tcW w:w="1175" w:type="dxa"/>
+            <w:tcW w:w="1174" w:type="dxa"/>
             <w:tcBorders>
               <w:start w:val="single" w:sz="4" w:space="0" w:color="000000"/>
               <w:bottom w:val="single" w:sz="4" w:space="0" w:color="000000"/>
@@ -8352,6 +8267,64 @@
         </w:tc>
         <w:tc>
           <w:tcPr>
+            <w:tcW w:w="598" w:type="dxa"/>
+            <w:tcBorders>
+              <w:start w:val="single" w:sz="4" w:space="0" w:color="000000"/>
+              <w:bottom w:val="single" w:sz="4" w:space="0" w:color="000000"/>
+            </w:tcBorders>
+          </w:tcPr>
+          <w:p>
+            <w:pPr>
+              <w:pStyle w:val="TableContents"/>
+              <w:jc w:val="center"/>
+              <w:rPr/>
+            </w:pPr>
+            <w:r>
+              <w:rPr/>
+            </w:r>
+          </w:p>
+        </w:tc>
+        <w:tc>
+          <w:tcPr>
+            <w:tcW w:w="601" w:type="dxa"/>
+            <w:tcBorders>
+              <w:start w:val="single" w:sz="4" w:space="0" w:color="000000"/>
+              <w:bottom w:val="single" w:sz="4" w:space="0" w:color="000000"/>
+            </w:tcBorders>
+          </w:tcPr>
+          <w:p>
+            <w:pPr>
+              <w:pStyle w:val="TableContents"/>
+              <w:jc w:val="center"/>
+              <w:rPr/>
+            </w:pPr>
+            <w:r>
+              <w:rPr/>
+            </w:r>
+          </w:p>
+        </w:tc>
+        <w:tc>
+          <w:tcPr>
+            <w:tcW w:w="598" w:type="dxa"/>
+            <w:tcBorders>
+              <w:start w:val="single" w:sz="4" w:space="0" w:color="000000"/>
+              <w:bottom w:val="single" w:sz="4" w:space="0" w:color="000000"/>
+            </w:tcBorders>
+          </w:tcPr>
+          <w:p>
+            <w:pPr>
+              <w:pStyle w:val="TableContents"/>
+              <w:jc w:val="center"/>
+              <w:rPr/>
+            </w:pPr>
+            <w:r>
+              <w:rPr/>
+              <w:t>-</w:t>
+            </w:r>
+          </w:p>
+        </w:tc>
+        <w:tc>
+          <w:tcPr>
             <w:tcW w:w="599" w:type="dxa"/>
             <w:tcBorders>
               <w:start w:val="single" w:sz="4" w:space="0" w:color="000000"/>
@@ -8385,64 +8358,6 @@
             </w:pPr>
             <w:r>
               <w:rPr/>
-            </w:r>
-          </w:p>
-        </w:tc>
-        <w:tc>
-          <w:tcPr>
-            <w:tcW w:w="599" w:type="dxa"/>
-            <w:tcBorders>
-              <w:start w:val="single" w:sz="4" w:space="0" w:color="000000"/>
-              <w:bottom w:val="single" w:sz="4" w:space="0" w:color="000000"/>
-            </w:tcBorders>
-          </w:tcPr>
-          <w:p>
-            <w:pPr>
-              <w:pStyle w:val="TableContents"/>
-              <w:jc w:val="center"/>
-              <w:rPr/>
-            </w:pPr>
-            <w:r>
-              <w:rPr/>
-              <w:t>-</w:t>
-            </w:r>
-          </w:p>
-        </w:tc>
-        <w:tc>
-          <w:tcPr>
-            <w:tcW w:w="599" w:type="dxa"/>
-            <w:tcBorders>
-              <w:start w:val="single" w:sz="4" w:space="0" w:color="000000"/>
-              <w:bottom w:val="single" w:sz="4" w:space="0" w:color="000000"/>
-            </w:tcBorders>
-          </w:tcPr>
-          <w:p>
-            <w:pPr>
-              <w:pStyle w:val="TableContents"/>
-              <w:jc w:val="center"/>
-              <w:rPr/>
-            </w:pPr>
-            <w:r>
-              <w:rPr/>
-            </w:r>
-          </w:p>
-        </w:tc>
-        <w:tc>
-          <w:tcPr>
-            <w:tcW w:w="599" w:type="dxa"/>
-            <w:tcBorders>
-              <w:start w:val="single" w:sz="4" w:space="0" w:color="000000"/>
-              <w:bottom w:val="single" w:sz="4" w:space="0" w:color="000000"/>
-            </w:tcBorders>
-          </w:tcPr>
-          <w:p>
-            <w:pPr>
-              <w:pStyle w:val="TableContents"/>
-              <w:jc w:val="center"/>
-              <w:rPr/>
-            </w:pPr>
-            <w:r>
-              <w:rPr/>
               <w:t>7, d*</w:t>
             </w:r>
           </w:p>
@@ -8468,7 +8383,7 @@
         </w:tc>
         <w:tc>
           <w:tcPr>
-            <w:tcW w:w="1175" w:type="dxa"/>
+            <w:tcW w:w="1174" w:type="dxa"/>
             <w:tcBorders>
               <w:start w:val="single" w:sz="4" w:space="0" w:color="000000"/>
               <w:bottom w:val="single" w:sz="4" w:space="0" w:color="000000"/>
@@ -8529,6 +8444,63 @@
         </w:tc>
         <w:tc>
           <w:tcPr>
+            <w:tcW w:w="598" w:type="dxa"/>
+            <w:tcBorders>
+              <w:start w:val="single" w:sz="4" w:space="0" w:color="000000"/>
+              <w:bottom w:val="single" w:sz="4" w:space="0" w:color="000000"/>
+            </w:tcBorders>
+          </w:tcPr>
+          <w:p>
+            <w:pPr>
+              <w:pStyle w:val="TableContents"/>
+              <w:jc w:val="center"/>
+              <w:rPr/>
+            </w:pPr>
+            <w:r>
+              <w:rPr/>
+            </w:r>
+          </w:p>
+        </w:tc>
+        <w:tc>
+          <w:tcPr>
+            <w:tcW w:w="601" w:type="dxa"/>
+            <w:tcBorders>
+              <w:start w:val="single" w:sz="4" w:space="0" w:color="000000"/>
+              <w:bottom w:val="single" w:sz="4" w:space="0" w:color="000000"/>
+            </w:tcBorders>
+          </w:tcPr>
+          <w:p>
+            <w:pPr>
+              <w:pStyle w:val="TableContents"/>
+              <w:jc w:val="center"/>
+              <w:rPr/>
+            </w:pPr>
+            <w:r>
+              <w:rPr/>
+            </w:r>
+          </w:p>
+        </w:tc>
+        <w:tc>
+          <w:tcPr>
+            <w:tcW w:w="598" w:type="dxa"/>
+            <w:tcBorders>
+              <w:start w:val="single" w:sz="4" w:space="0" w:color="000000"/>
+              <w:bottom w:val="single" w:sz="4" w:space="0" w:color="000000"/>
+            </w:tcBorders>
+          </w:tcPr>
+          <w:p>
+            <w:pPr>
+              <w:pStyle w:val="TableContents"/>
+              <w:jc w:val="center"/>
+              <w:rPr/>
+            </w:pPr>
+            <w:r>
+              <w:rPr/>
+            </w:r>
+          </w:p>
+        </w:tc>
+        <w:tc>
+          <w:tcPr>
             <w:tcW w:w="599" w:type="dxa"/>
             <w:tcBorders>
               <w:start w:val="single" w:sz="4" w:space="0" w:color="000000"/>
@@ -8562,63 +8534,6 @@
             </w:pPr>
             <w:r>
               <w:rPr/>
-            </w:r>
-          </w:p>
-        </w:tc>
-        <w:tc>
-          <w:tcPr>
-            <w:tcW w:w="599" w:type="dxa"/>
-            <w:tcBorders>
-              <w:start w:val="single" w:sz="4" w:space="0" w:color="000000"/>
-              <w:bottom w:val="single" w:sz="4" w:space="0" w:color="000000"/>
-            </w:tcBorders>
-          </w:tcPr>
-          <w:p>
-            <w:pPr>
-              <w:pStyle w:val="TableContents"/>
-              <w:jc w:val="center"/>
-              <w:rPr/>
-            </w:pPr>
-            <w:r>
-              <w:rPr/>
-            </w:r>
-          </w:p>
-        </w:tc>
-        <w:tc>
-          <w:tcPr>
-            <w:tcW w:w="599" w:type="dxa"/>
-            <w:tcBorders>
-              <w:start w:val="single" w:sz="4" w:space="0" w:color="000000"/>
-              <w:bottom w:val="single" w:sz="4" w:space="0" w:color="000000"/>
-            </w:tcBorders>
-          </w:tcPr>
-          <w:p>
-            <w:pPr>
-              <w:pStyle w:val="TableContents"/>
-              <w:jc w:val="center"/>
-              <w:rPr/>
-            </w:pPr>
-            <w:r>
-              <w:rPr/>
-            </w:r>
-          </w:p>
-        </w:tc>
-        <w:tc>
-          <w:tcPr>
-            <w:tcW w:w="599" w:type="dxa"/>
-            <w:tcBorders>
-              <w:start w:val="single" w:sz="4" w:space="0" w:color="000000"/>
-              <w:bottom w:val="single" w:sz="4" w:space="0" w:color="000000"/>
-            </w:tcBorders>
-          </w:tcPr>
-          <w:p>
-            <w:pPr>
-              <w:pStyle w:val="TableContents"/>
-              <w:jc w:val="center"/>
-              <w:rPr/>
-            </w:pPr>
-            <w:r>
-              <w:rPr/>
               <w:t>-</w:t>
             </w:r>
           </w:p>
@@ -8644,7 +8559,7 @@
         </w:tc>
         <w:tc>
           <w:tcPr>
-            <w:tcW w:w="1175" w:type="dxa"/>
+            <w:tcW w:w="1174" w:type="dxa"/>
             <w:tcBorders>
               <w:start w:val="single" w:sz="4" w:space="0" w:color="000000"/>
               <w:bottom w:val="single" w:sz="4" w:space="0" w:color="000000"/>
@@ -9386,11 +9301,7 @@
         </w:rPr>
       </w:pPr>
       <w:r>
-        <w:rPr>
-          <w:rFonts w:ascii="Times New Roman" w:hAnsi="Times New Roman"/>
-          <w:sz w:val="25"/>
-          <w:szCs w:val="25"/>
-        </w:rPr>
+        <w:rPr/>
         <w:drawing>
           <wp:inline distT="0" distB="0" distL="0" distR="0">
             <wp:extent cx="2597150" cy="1353185"/>
@@ -9446,11 +9357,11 @@
       </w:tblPr>
       <w:tblGrid>
         <w:gridCol w:w="1008"/>
-        <w:gridCol w:w="1008"/>
-        <w:gridCol w:w="1008"/>
-        <w:gridCol w:w="1008"/>
-        <w:gridCol w:w="1008"/>
-        <w:gridCol w:w="1008"/>
+        <w:gridCol w:w="1007"/>
+        <w:gridCol w:w="1009"/>
+        <w:gridCol w:w="1007"/>
+        <w:gridCol w:w="1009"/>
+        <w:gridCol w:w="1007"/>
         <w:gridCol w:w="1008"/>
       </w:tblGrid>
       <w:tr>
@@ -9476,7 +9387,7 @@
         </w:tc>
         <w:tc>
           <w:tcPr>
-            <w:tcW w:w="1008" w:type="dxa"/>
+            <w:tcW w:w="1007" w:type="dxa"/>
             <w:tcBorders>
               <w:top w:val="single" w:sz="4" w:space="0" w:color="000000"/>
               <w:start w:val="single" w:sz="4" w:space="0" w:color="000000"/>
@@ -9496,7 +9407,7 @@
         </w:tc>
         <w:tc>
           <w:tcPr>
-            <w:tcW w:w="1008" w:type="dxa"/>
+            <w:tcW w:w="1009" w:type="dxa"/>
             <w:tcBorders>
               <w:top w:val="single" w:sz="4" w:space="0" w:color="000000"/>
               <w:start w:val="single" w:sz="4" w:space="0" w:color="000000"/>
@@ -9516,7 +9427,7 @@
         </w:tc>
         <w:tc>
           <w:tcPr>
-            <w:tcW w:w="1008" w:type="dxa"/>
+            <w:tcW w:w="1007" w:type="dxa"/>
             <w:tcBorders>
               <w:top w:val="single" w:sz="4" w:space="0" w:color="000000"/>
               <w:start w:val="single" w:sz="4" w:space="0" w:color="000000"/>
@@ -9536,7 +9447,7 @@
         </w:tc>
         <w:tc>
           <w:tcPr>
-            <w:tcW w:w="1008" w:type="dxa"/>
+            <w:tcW w:w="1009" w:type="dxa"/>
             <w:tcBorders>
               <w:top w:val="single" w:sz="4" w:space="0" w:color="000000"/>
               <w:start w:val="single" w:sz="4" w:space="0" w:color="000000"/>
@@ -9556,7 +9467,7 @@
         </w:tc>
         <w:tc>
           <w:tcPr>
-            <w:tcW w:w="1008" w:type="dxa"/>
+            <w:tcW w:w="1007" w:type="dxa"/>
             <w:tcBorders>
               <w:top w:val="single" w:sz="4" w:space="0" w:color="000000"/>
               <w:start w:val="single" w:sz="4" w:space="0" w:color="000000"/>
@@ -9619,7 +9530,7 @@
         </w:tc>
         <w:tc>
           <w:tcPr>
-            <w:tcW w:w="1008" w:type="dxa"/>
+            <w:tcW w:w="1007" w:type="dxa"/>
             <w:tcBorders>
               <w:start w:val="single" w:sz="4" w:space="0" w:color="000000"/>
               <w:bottom w:val="single" w:sz="4" w:space="0" w:color="000000"/>
@@ -9638,7 +9549,7 @@
         </w:tc>
         <w:tc>
           <w:tcPr>
-            <w:tcW w:w="1008" w:type="dxa"/>
+            <w:tcW w:w="1009" w:type="dxa"/>
             <w:tcBorders>
               <w:start w:val="single" w:sz="4" w:space="0" w:color="000000"/>
               <w:bottom w:val="single" w:sz="4" w:space="0" w:color="000000"/>
@@ -9657,7 +9568,7 @@
         </w:tc>
         <w:tc>
           <w:tcPr>
-            <w:tcW w:w="1008" w:type="dxa"/>
+            <w:tcW w:w="1007" w:type="dxa"/>
             <w:tcBorders>
               <w:start w:val="single" w:sz="4" w:space="0" w:color="000000"/>
               <w:bottom w:val="single" w:sz="4" w:space="0" w:color="000000"/>
@@ -9676,7 +9587,7 @@
         </w:tc>
         <w:tc>
           <w:tcPr>
-            <w:tcW w:w="1008" w:type="dxa"/>
+            <w:tcW w:w="1009" w:type="dxa"/>
             <w:tcBorders>
               <w:start w:val="single" w:sz="4" w:space="0" w:color="000000"/>
               <w:bottom w:val="single" w:sz="4" w:space="0" w:color="000000"/>
@@ -9695,7 +9606,7 @@
         </w:tc>
         <w:tc>
           <w:tcPr>
-            <w:tcW w:w="1008" w:type="dxa"/>
+            <w:tcW w:w="1007" w:type="dxa"/>
             <w:tcBorders>
               <w:start w:val="single" w:sz="4" w:space="0" w:color="000000"/>
               <w:bottom w:val="single" w:sz="4" w:space="0" w:color="000000"/>
@@ -9756,7 +9667,7 @@
         </w:tc>
         <w:tc>
           <w:tcPr>
-            <w:tcW w:w="1008" w:type="dxa"/>
+            <w:tcW w:w="1007" w:type="dxa"/>
             <w:tcBorders>
               <w:start w:val="single" w:sz="4" w:space="0" w:color="000000"/>
               <w:bottom w:val="single" w:sz="4" w:space="0" w:color="000000"/>
@@ -9775,7 +9686,7 @@
         </w:tc>
         <w:tc>
           <w:tcPr>
-            <w:tcW w:w="1008" w:type="dxa"/>
+            <w:tcW w:w="1009" w:type="dxa"/>
             <w:tcBorders>
               <w:start w:val="single" w:sz="4" w:space="0" w:color="000000"/>
               <w:bottom w:val="single" w:sz="4" w:space="0" w:color="000000"/>
@@ -9794,7 +9705,7 @@
         </w:tc>
         <w:tc>
           <w:tcPr>
-            <w:tcW w:w="1008" w:type="dxa"/>
+            <w:tcW w:w="1007" w:type="dxa"/>
             <w:tcBorders>
               <w:start w:val="single" w:sz="4" w:space="0" w:color="000000"/>
               <w:bottom w:val="single" w:sz="4" w:space="0" w:color="000000"/>
@@ -9813,7 +9724,7 @@
         </w:tc>
         <w:tc>
           <w:tcPr>
-            <w:tcW w:w="1008" w:type="dxa"/>
+            <w:tcW w:w="1009" w:type="dxa"/>
             <w:tcBorders>
               <w:start w:val="single" w:sz="4" w:space="0" w:color="000000"/>
               <w:bottom w:val="single" w:sz="4" w:space="0" w:color="000000"/>
@@ -9832,7 +9743,7 @@
         </w:tc>
         <w:tc>
           <w:tcPr>
-            <w:tcW w:w="1008" w:type="dxa"/>
+            <w:tcW w:w="1007" w:type="dxa"/>
             <w:tcBorders>
               <w:start w:val="single" w:sz="4" w:space="0" w:color="000000"/>
               <w:bottom w:val="single" w:sz="4" w:space="0" w:color="000000"/>
@@ -9893,25 +9804,25 @@
         </w:tc>
         <w:tc>
           <w:tcPr>
-            <w:tcW w:w="1008" w:type="dxa"/>
-            <w:tcBorders>
-              <w:start w:val="single" w:sz="4" w:space="0" w:color="000000"/>
-              <w:bottom w:val="single" w:sz="4" w:space="0" w:color="000000"/>
-            </w:tcBorders>
-          </w:tcPr>
-          <w:p>
-            <w:pPr>
-              <w:pStyle w:val="TableContents"/>
-              <w:rPr/>
-            </w:pPr>
-            <w:r>
-              <w:rPr/>
-            </w:r>
-          </w:p>
-        </w:tc>
-        <w:tc>
-          <w:tcPr>
-            <w:tcW w:w="1008" w:type="dxa"/>
+            <w:tcW w:w="1007" w:type="dxa"/>
+            <w:tcBorders>
+              <w:start w:val="single" w:sz="4" w:space="0" w:color="000000"/>
+              <w:bottom w:val="single" w:sz="4" w:space="0" w:color="000000"/>
+            </w:tcBorders>
+          </w:tcPr>
+          <w:p>
+            <w:pPr>
+              <w:pStyle w:val="TableContents"/>
+              <w:rPr/>
+            </w:pPr>
+            <w:r>
+              <w:rPr/>
+            </w:r>
+          </w:p>
+        </w:tc>
+        <w:tc>
+          <w:tcPr>
+            <w:tcW w:w="1009" w:type="dxa"/>
             <w:tcBorders>
               <w:start w:val="single" w:sz="4" w:space="0" w:color="000000"/>
               <w:bottom w:val="single" w:sz="4" w:space="0" w:color="000000"/>
@@ -9930,7 +9841,7 @@
         </w:tc>
         <w:tc>
           <w:tcPr>
-            <w:tcW w:w="1008" w:type="dxa"/>
+            <w:tcW w:w="1007" w:type="dxa"/>
             <w:tcBorders>
               <w:start w:val="single" w:sz="4" w:space="0" w:color="000000"/>
               <w:bottom w:val="single" w:sz="4" w:space="0" w:color="000000"/>
@@ -9949,7 +9860,7 @@
         </w:tc>
         <w:tc>
           <w:tcPr>
-            <w:tcW w:w="1008" w:type="dxa"/>
+            <w:tcW w:w="1009" w:type="dxa"/>
             <w:tcBorders>
               <w:start w:val="single" w:sz="4" w:space="0" w:color="000000"/>
               <w:bottom w:val="single" w:sz="4" w:space="0" w:color="000000"/>
@@ -9968,7 +9879,7 @@
         </w:tc>
         <w:tc>
           <w:tcPr>
-            <w:tcW w:w="1008" w:type="dxa"/>
+            <w:tcW w:w="1007" w:type="dxa"/>
             <w:tcBorders>
               <w:start w:val="single" w:sz="4" w:space="0" w:color="000000"/>
               <w:bottom w:val="single" w:sz="4" w:space="0" w:color="000000"/>
@@ -10029,25 +9940,25 @@
         </w:tc>
         <w:tc>
           <w:tcPr>
-            <w:tcW w:w="1008" w:type="dxa"/>
-            <w:tcBorders>
-              <w:start w:val="single" w:sz="4" w:space="0" w:color="000000"/>
-              <w:bottom w:val="single" w:sz="4" w:space="0" w:color="000000"/>
-            </w:tcBorders>
-          </w:tcPr>
-          <w:p>
-            <w:pPr>
-              <w:pStyle w:val="TableContents"/>
-              <w:rPr/>
-            </w:pPr>
-            <w:r>
-              <w:rPr/>
-            </w:r>
-          </w:p>
-        </w:tc>
-        <w:tc>
-          <w:tcPr>
-            <w:tcW w:w="1008" w:type="dxa"/>
+            <w:tcW w:w="1007" w:type="dxa"/>
+            <w:tcBorders>
+              <w:start w:val="single" w:sz="4" w:space="0" w:color="000000"/>
+              <w:bottom w:val="single" w:sz="4" w:space="0" w:color="000000"/>
+            </w:tcBorders>
+          </w:tcPr>
+          <w:p>
+            <w:pPr>
+              <w:pStyle w:val="TableContents"/>
+              <w:rPr/>
+            </w:pPr>
+            <w:r>
+              <w:rPr/>
+            </w:r>
+          </w:p>
+        </w:tc>
+        <w:tc>
+          <w:tcPr>
+            <w:tcW w:w="1009" w:type="dxa"/>
             <w:tcBorders>
               <w:start w:val="single" w:sz="4" w:space="0" w:color="000000"/>
               <w:bottom w:val="single" w:sz="4" w:space="0" w:color="000000"/>
@@ -10066,25 +9977,25 @@
         </w:tc>
         <w:tc>
           <w:tcPr>
-            <w:tcW w:w="1008" w:type="dxa"/>
-            <w:tcBorders>
-              <w:start w:val="single" w:sz="4" w:space="0" w:color="000000"/>
-              <w:bottom w:val="single" w:sz="4" w:space="0" w:color="000000"/>
-            </w:tcBorders>
-          </w:tcPr>
-          <w:p>
-            <w:pPr>
-              <w:pStyle w:val="TableContents"/>
-              <w:rPr/>
-            </w:pPr>
-            <w:r>
-              <w:rPr/>
-            </w:r>
-          </w:p>
-        </w:tc>
-        <w:tc>
-          <w:tcPr>
-            <w:tcW w:w="1008" w:type="dxa"/>
+            <w:tcW w:w="1007" w:type="dxa"/>
+            <w:tcBorders>
+              <w:start w:val="single" w:sz="4" w:space="0" w:color="000000"/>
+              <w:bottom w:val="single" w:sz="4" w:space="0" w:color="000000"/>
+            </w:tcBorders>
+          </w:tcPr>
+          <w:p>
+            <w:pPr>
+              <w:pStyle w:val="TableContents"/>
+              <w:rPr/>
+            </w:pPr>
+            <w:r>
+              <w:rPr/>
+            </w:r>
+          </w:p>
+        </w:tc>
+        <w:tc>
+          <w:tcPr>
+            <w:tcW w:w="1009" w:type="dxa"/>
             <w:tcBorders>
               <w:start w:val="single" w:sz="4" w:space="0" w:color="000000"/>
               <w:bottom w:val="single" w:sz="4" w:space="0" w:color="000000"/>
@@ -10103,7 +10014,7 @@
         </w:tc>
         <w:tc>
           <w:tcPr>
-            <w:tcW w:w="1008" w:type="dxa"/>
+            <w:tcW w:w="1007" w:type="dxa"/>
             <w:tcBorders>
               <w:start w:val="single" w:sz="4" w:space="0" w:color="000000"/>
               <w:bottom w:val="single" w:sz="4" w:space="0" w:color="000000"/>
@@ -10164,25 +10075,25 @@
         </w:tc>
         <w:tc>
           <w:tcPr>
-            <w:tcW w:w="1008" w:type="dxa"/>
-            <w:tcBorders>
-              <w:start w:val="single" w:sz="4" w:space="0" w:color="000000"/>
-              <w:bottom w:val="single" w:sz="4" w:space="0" w:color="000000"/>
-            </w:tcBorders>
-          </w:tcPr>
-          <w:p>
-            <w:pPr>
-              <w:pStyle w:val="TableContents"/>
-              <w:rPr/>
-            </w:pPr>
-            <w:r>
-              <w:rPr/>
-            </w:r>
-          </w:p>
-        </w:tc>
-        <w:tc>
-          <w:tcPr>
-            <w:tcW w:w="1008" w:type="dxa"/>
+            <w:tcW w:w="1007" w:type="dxa"/>
+            <w:tcBorders>
+              <w:start w:val="single" w:sz="4" w:space="0" w:color="000000"/>
+              <w:bottom w:val="single" w:sz="4" w:space="0" w:color="000000"/>
+            </w:tcBorders>
+          </w:tcPr>
+          <w:p>
+            <w:pPr>
+              <w:pStyle w:val="TableContents"/>
+              <w:rPr/>
+            </w:pPr>
+            <w:r>
+              <w:rPr/>
+            </w:r>
+          </w:p>
+        </w:tc>
+        <w:tc>
+          <w:tcPr>
+            <w:tcW w:w="1009" w:type="dxa"/>
             <w:tcBorders>
               <w:start w:val="single" w:sz="4" w:space="0" w:color="000000"/>
               <w:bottom w:val="single" w:sz="4" w:space="0" w:color="000000"/>
@@ -10201,25 +10112,25 @@
         </w:tc>
         <w:tc>
           <w:tcPr>
-            <w:tcW w:w="1008" w:type="dxa"/>
-            <w:tcBorders>
-              <w:start w:val="single" w:sz="4" w:space="0" w:color="000000"/>
-              <w:bottom w:val="single" w:sz="4" w:space="0" w:color="000000"/>
-            </w:tcBorders>
-          </w:tcPr>
-          <w:p>
-            <w:pPr>
-              <w:pStyle w:val="TableContents"/>
-              <w:rPr/>
-            </w:pPr>
-            <w:r>
-              <w:rPr/>
-            </w:r>
-          </w:p>
-        </w:tc>
-        <w:tc>
-          <w:tcPr>
-            <w:tcW w:w="1008" w:type="dxa"/>
+            <w:tcW w:w="1007" w:type="dxa"/>
+            <w:tcBorders>
+              <w:start w:val="single" w:sz="4" w:space="0" w:color="000000"/>
+              <w:bottom w:val="single" w:sz="4" w:space="0" w:color="000000"/>
+            </w:tcBorders>
+          </w:tcPr>
+          <w:p>
+            <w:pPr>
+              <w:pStyle w:val="TableContents"/>
+              <w:rPr/>
+            </w:pPr>
+            <w:r>
+              <w:rPr/>
+            </w:r>
+          </w:p>
+        </w:tc>
+        <w:tc>
+          <w:tcPr>
+            <w:tcW w:w="1009" w:type="dxa"/>
             <w:tcBorders>
               <w:start w:val="single" w:sz="4" w:space="0" w:color="000000"/>
               <w:bottom w:val="single" w:sz="4" w:space="0" w:color="000000"/>
@@ -10238,7 +10149,7 @@
         </w:tc>
         <w:tc>
           <w:tcPr>
-            <w:tcW w:w="1008" w:type="dxa"/>
+            <w:tcW w:w="1007" w:type="dxa"/>
             <w:tcBorders>
               <w:start w:val="single" w:sz="4" w:space="0" w:color="000000"/>
               <w:bottom w:val="single" w:sz="4" w:space="0" w:color="000000"/>
@@ -10298,61 +10209,61 @@
         </w:tc>
         <w:tc>
           <w:tcPr>
-            <w:tcW w:w="1008" w:type="dxa"/>
-            <w:tcBorders>
-              <w:start w:val="single" w:sz="4" w:space="0" w:color="000000"/>
-              <w:bottom w:val="single" w:sz="4" w:space="0" w:color="000000"/>
-            </w:tcBorders>
-          </w:tcPr>
-          <w:p>
-            <w:pPr>
-              <w:pStyle w:val="TableContents"/>
-              <w:rPr/>
-            </w:pPr>
-            <w:r>
-              <w:rPr/>
-            </w:r>
-          </w:p>
-        </w:tc>
-        <w:tc>
-          <w:tcPr>
-            <w:tcW w:w="1008" w:type="dxa"/>
-            <w:tcBorders>
-              <w:start w:val="single" w:sz="4" w:space="0" w:color="000000"/>
-              <w:bottom w:val="single" w:sz="4" w:space="0" w:color="000000"/>
-            </w:tcBorders>
-          </w:tcPr>
-          <w:p>
-            <w:pPr>
-              <w:pStyle w:val="TableContents"/>
-              <w:rPr/>
-            </w:pPr>
-            <w:r>
-              <w:rPr/>
-            </w:r>
-          </w:p>
-        </w:tc>
-        <w:tc>
-          <w:tcPr>
-            <w:tcW w:w="1008" w:type="dxa"/>
-            <w:tcBorders>
-              <w:start w:val="single" w:sz="4" w:space="0" w:color="000000"/>
-              <w:bottom w:val="single" w:sz="4" w:space="0" w:color="000000"/>
-            </w:tcBorders>
-          </w:tcPr>
-          <w:p>
-            <w:pPr>
-              <w:pStyle w:val="TableContents"/>
-              <w:rPr/>
-            </w:pPr>
-            <w:r>
-              <w:rPr/>
-            </w:r>
-          </w:p>
-        </w:tc>
-        <w:tc>
-          <w:tcPr>
-            <w:tcW w:w="1008" w:type="dxa"/>
+            <w:tcW w:w="1007" w:type="dxa"/>
+            <w:tcBorders>
+              <w:start w:val="single" w:sz="4" w:space="0" w:color="000000"/>
+              <w:bottom w:val="single" w:sz="4" w:space="0" w:color="000000"/>
+            </w:tcBorders>
+          </w:tcPr>
+          <w:p>
+            <w:pPr>
+              <w:pStyle w:val="TableContents"/>
+              <w:rPr/>
+            </w:pPr>
+            <w:r>
+              <w:rPr/>
+            </w:r>
+          </w:p>
+        </w:tc>
+        <w:tc>
+          <w:tcPr>
+            <w:tcW w:w="1009" w:type="dxa"/>
+            <w:tcBorders>
+              <w:start w:val="single" w:sz="4" w:space="0" w:color="000000"/>
+              <w:bottom w:val="single" w:sz="4" w:space="0" w:color="000000"/>
+            </w:tcBorders>
+          </w:tcPr>
+          <w:p>
+            <w:pPr>
+              <w:pStyle w:val="TableContents"/>
+              <w:rPr/>
+            </w:pPr>
+            <w:r>
+              <w:rPr/>
+            </w:r>
+          </w:p>
+        </w:tc>
+        <w:tc>
+          <w:tcPr>
+            <w:tcW w:w="1007" w:type="dxa"/>
+            <w:tcBorders>
+              <w:start w:val="single" w:sz="4" w:space="0" w:color="000000"/>
+              <w:bottom w:val="single" w:sz="4" w:space="0" w:color="000000"/>
+            </w:tcBorders>
+          </w:tcPr>
+          <w:p>
+            <w:pPr>
+              <w:pStyle w:val="TableContents"/>
+              <w:rPr/>
+            </w:pPr>
+            <w:r>
+              <w:rPr/>
+            </w:r>
+          </w:p>
+        </w:tc>
+        <w:tc>
+          <w:tcPr>
+            <w:tcW w:w="1009" w:type="dxa"/>
             <w:tcBorders>
               <w:start w:val="single" w:sz="4" w:space="0" w:color="000000"/>
               <w:bottom w:val="single" w:sz="4" w:space="0" w:color="000000"/>
@@ -10371,7 +10282,7 @@
         </w:tc>
         <w:tc>
           <w:tcPr>
-            <w:tcW w:w="1008" w:type="dxa"/>
+            <w:tcW w:w="1007" w:type="dxa"/>
             <w:tcBorders>
               <w:start w:val="single" w:sz="4" w:space="0" w:color="000000"/>
               <w:bottom w:val="single" w:sz="4" w:space="0" w:color="000000"/>
@@ -11164,11 +11075,7 @@
         </w:rPr>
       </w:pPr>
       <w:r>
-        <w:rPr>
-          <w:rFonts w:ascii="Times New Roman" w:hAnsi="Times New Roman"/>
-          <w:sz w:val="25"/>
-          <w:szCs w:val="25"/>
-        </w:rPr>
+        <w:rPr/>
         <w:drawing>
           <wp:inline distT="0" distB="0" distL="0" distR="0">
             <wp:extent cx="2953385" cy="2103120"/>
@@ -11209,11 +11116,7 @@
         </w:drawing>
       </w:r>
       <w:r>
-        <w:rPr>
-          <w:rFonts w:ascii="Times New Roman" w:hAnsi="Times New Roman"/>
-          <w:sz w:val="25"/>
-          <w:szCs w:val="25"/>
-        </w:rPr>
+        <w:rPr/>
         <w:drawing>
           <wp:inline distT="0" distB="0" distL="0" distR="0">
             <wp:extent cx="2953385" cy="2103120"/>
@@ -11269,15 +11172,7 @@
           <w:sz w:val="25"/>
           <w:szCs w:val="25"/>
         </w:rPr>
-        <w:t xml:space="preserve">a) </w:t>
-      </w:r>
-      <w:r>
-        <w:rPr>
-          <w:rFonts w:ascii="Times New Roman" w:hAnsi="Times New Roman"/>
-          <w:sz w:val="25"/>
-          <w:szCs w:val="25"/>
-        </w:rPr>
-        <w:t>Có chu trình hay đường đi Euler hay không, vì sao?</w:t>
+        <w:t>a) Có chu trình hay đường đi Euler hay không, vì sao?</w:t>
       </w:r>
     </w:p>
     <w:p>
@@ -11351,15 +11246,7 @@
           <w:sz w:val="25"/>
           <w:szCs w:val="25"/>
         </w:rPr>
-        <w:t xml:space="preserve">Suy ra không có chu trình Euler. </w:t>
-      </w:r>
-      <w:r>
-        <w:rPr>
-          <w:rFonts w:ascii="Times New Roman" w:hAnsi="Times New Roman"/>
-          <w:sz w:val="25"/>
-          <w:szCs w:val="25"/>
-        </w:rPr>
-        <w:t>Hơn nữa vì có đúng 2 đỉnh bậc lẻ nên đồ thị có đường đi Euler.</w:t>
+        <w:t>Suy ra không có chu trình Euler. Hơn nữa vì có đúng 2 đỉnh bậc lẻ nên đồ thị có đường đi Euler.</w:t>
       </w:r>
     </w:p>
     <w:p>
@@ -11428,11 +11315,7 @@
         </w:rPr>
       </w:pPr>
       <w:r>
-        <w:rPr>
-          <w:rFonts w:ascii="Times New Roman" w:hAnsi="Times New Roman"/>
-          <w:sz w:val="25"/>
-          <w:szCs w:val="25"/>
-        </w:rPr>
+        <w:rPr/>
         <w:drawing>
           <wp:inline distT="0" distB="0" distL="0" distR="0">
             <wp:extent cx="2953385" cy="2103120"/>
@@ -11473,11 +11356,7 @@
         </w:drawing>
       </w:r>
       <w:r>
-        <w:rPr>
-          <w:rFonts w:ascii="Times New Roman" w:hAnsi="Times New Roman"/>
-          <w:sz w:val="25"/>
-          <w:szCs w:val="25"/>
-        </w:rPr>
+        <w:rPr/>
         <w:drawing>
           <wp:inline distT="0" distB="0" distL="0" distR="0">
             <wp:extent cx="2953385" cy="2103120"/>
@@ -11524,2463 +11403,9 @@
           <w:szCs w:val="25"/>
         </w:rPr>
         <w:br/>
-      </w:r>
-      <w:r>
-        <w:rPr>
-          <w:rFonts w:ascii="Times New Roman" w:hAnsi="Times New Roman"/>
-          <w:sz w:val="25"/>
-          <w:szCs w:val="25"/>
-        </w:rPr>
-        <w:t xml:space="preserve">c) </w:t>
-      </w:r>
-      <w:r>
-        <w:rPr>
-          <w:rFonts w:ascii="Times New Roman" w:hAnsi="Times New Roman"/>
-          <w:sz w:val="25"/>
-          <w:szCs w:val="25"/>
-        </w:rPr>
-        <w:t>Tìm đường đi ngắn nhất từ A đến các đỉnh còn lại.</w:t>
-      </w:r>
-    </w:p>
-    <w:tbl>
-      <w:tblPr>
-        <w:tblW w:w="5000" w:type="pct"/>
-        <w:jc w:val="start"/>
-        <w:tblInd w:w="-5" w:type="dxa"/>
-        <w:tblLayout w:type="fixed"/>
-        <w:tblCellMar>
-          <w:top w:w="29" w:type="dxa"/>
-          <w:start w:w="29" w:type="dxa"/>
-          <w:bottom w:w="29" w:type="dxa"/>
-          <w:end w:w="29" w:type="dxa"/>
-        </w:tblCellMar>
-      </w:tblPr>
-      <w:tblGrid>
-        <w:gridCol w:w="997"/>
-        <w:gridCol w:w="997"/>
-        <w:gridCol w:w="997"/>
-        <w:gridCol w:w="997"/>
-        <w:gridCol w:w="998"/>
-        <w:gridCol w:w="997"/>
-        <w:gridCol w:w="997"/>
-        <w:gridCol w:w="997"/>
-        <w:gridCol w:w="997"/>
-        <w:gridCol w:w="998"/>
-      </w:tblGrid>
-      <w:tr>
-        <w:trPr/>
-        <w:tc>
-          <w:tcPr>
-            <w:tcW w:w="997" w:type="dxa"/>
-            <w:tcBorders>
-              <w:top w:val="single" w:sz="4" w:space="0" w:color="000000"/>
-              <w:start w:val="single" w:sz="4" w:space="0" w:color="000000"/>
-              <w:bottom w:val="single" w:sz="4" w:space="0" w:color="000000"/>
-            </w:tcBorders>
-          </w:tcPr>
-          <w:p>
-            <w:pPr>
-              <w:pStyle w:val="TableContents"/>
-              <w:jc w:val="center"/>
-              <w:rPr/>
-            </w:pPr>
-            <w:r>
-              <w:rPr/>
-              <w:t>a</w:t>
-            </w:r>
-          </w:p>
-        </w:tc>
-        <w:tc>
-          <w:tcPr>
-            <w:tcW w:w="997" w:type="dxa"/>
-            <w:tcBorders>
-              <w:top w:val="single" w:sz="4" w:space="0" w:color="000000"/>
-              <w:start w:val="single" w:sz="4" w:space="0" w:color="000000"/>
-              <w:bottom w:val="single" w:sz="4" w:space="0" w:color="000000"/>
-            </w:tcBorders>
-          </w:tcPr>
-          <w:p>
-            <w:pPr>
-              <w:pStyle w:val="TableContents"/>
-              <w:jc w:val="center"/>
-              <w:rPr/>
-            </w:pPr>
-            <w:r>
-              <w:rPr/>
-              <w:t>b</w:t>
-            </w:r>
-          </w:p>
-        </w:tc>
-        <w:tc>
-          <w:tcPr>
-            <w:tcW w:w="997" w:type="dxa"/>
-            <w:tcBorders>
-              <w:top w:val="single" w:sz="4" w:space="0" w:color="000000"/>
-              <w:start w:val="single" w:sz="4" w:space="0" w:color="000000"/>
-              <w:bottom w:val="single" w:sz="4" w:space="0" w:color="000000"/>
-            </w:tcBorders>
-          </w:tcPr>
-          <w:p>
-            <w:pPr>
-              <w:pStyle w:val="TableContents"/>
-              <w:jc w:val="center"/>
-              <w:rPr/>
-            </w:pPr>
-            <w:r>
-              <w:rPr/>
-              <w:t>c</w:t>
-            </w:r>
-          </w:p>
-        </w:tc>
-        <w:tc>
-          <w:tcPr>
-            <w:tcW w:w="997" w:type="dxa"/>
-            <w:tcBorders>
-              <w:top w:val="single" w:sz="4" w:space="0" w:color="000000"/>
-              <w:start w:val="single" w:sz="4" w:space="0" w:color="000000"/>
-              <w:bottom w:val="single" w:sz="4" w:space="0" w:color="000000"/>
-            </w:tcBorders>
-          </w:tcPr>
-          <w:p>
-            <w:pPr>
-              <w:pStyle w:val="TableContents"/>
-              <w:jc w:val="center"/>
-              <w:rPr/>
-            </w:pPr>
-            <w:r>
-              <w:rPr/>
-              <w:t>d</w:t>
-            </w:r>
-          </w:p>
-        </w:tc>
-        <w:tc>
-          <w:tcPr>
-            <w:tcW w:w="998" w:type="dxa"/>
-            <w:tcBorders>
-              <w:top w:val="single" w:sz="4" w:space="0" w:color="000000"/>
-              <w:start w:val="single" w:sz="4" w:space="0" w:color="000000"/>
-              <w:bottom w:val="single" w:sz="4" w:space="0" w:color="000000"/>
-            </w:tcBorders>
-          </w:tcPr>
-          <w:p>
-            <w:pPr>
-              <w:pStyle w:val="TableContents"/>
-              <w:jc w:val="center"/>
-              <w:rPr/>
-            </w:pPr>
-            <w:r>
-              <w:rPr/>
-              <w:t>e</w:t>
-            </w:r>
-          </w:p>
-        </w:tc>
-        <w:tc>
-          <w:tcPr>
-            <w:tcW w:w="997" w:type="dxa"/>
-            <w:tcBorders>
-              <w:top w:val="single" w:sz="4" w:space="0" w:color="000000"/>
-              <w:start w:val="single" w:sz="4" w:space="0" w:color="000000"/>
-              <w:bottom w:val="single" w:sz="4" w:space="0" w:color="000000"/>
-            </w:tcBorders>
-          </w:tcPr>
-          <w:p>
-            <w:pPr>
-              <w:pStyle w:val="TableContents"/>
-              <w:jc w:val="center"/>
-              <w:rPr/>
-            </w:pPr>
-            <w:r>
-              <w:rPr/>
-              <w:t>f</w:t>
-            </w:r>
-          </w:p>
-        </w:tc>
-        <w:tc>
-          <w:tcPr>
-            <w:tcW w:w="997" w:type="dxa"/>
-            <w:tcBorders>
-              <w:top w:val="single" w:sz="4" w:space="0" w:color="000000"/>
-              <w:start w:val="single" w:sz="4" w:space="0" w:color="000000"/>
-              <w:bottom w:val="single" w:sz="4" w:space="0" w:color="000000"/>
-            </w:tcBorders>
-          </w:tcPr>
-          <w:p>
-            <w:pPr>
-              <w:pStyle w:val="TableContents"/>
-              <w:jc w:val="center"/>
-              <w:rPr/>
-            </w:pPr>
-            <w:r>
-              <w:rPr/>
-              <w:t>g</w:t>
-            </w:r>
-          </w:p>
-        </w:tc>
-        <w:tc>
-          <w:tcPr>
-            <w:tcW w:w="997" w:type="dxa"/>
-            <w:tcBorders>
-              <w:top w:val="single" w:sz="4" w:space="0" w:color="000000"/>
-              <w:start w:val="single" w:sz="4" w:space="0" w:color="000000"/>
-              <w:bottom w:val="single" w:sz="4" w:space="0" w:color="000000"/>
-            </w:tcBorders>
-          </w:tcPr>
-          <w:p>
-            <w:pPr>
-              <w:pStyle w:val="TableContents"/>
-              <w:jc w:val="center"/>
-              <w:rPr/>
-            </w:pPr>
-            <w:r>
-              <w:rPr/>
-              <w:t>h</w:t>
-            </w:r>
-          </w:p>
-        </w:tc>
-        <w:tc>
-          <w:tcPr>
-            <w:tcW w:w="997" w:type="dxa"/>
-            <w:tcBorders>
-              <w:top w:val="single" w:sz="4" w:space="0" w:color="000000"/>
-              <w:start w:val="single" w:sz="4" w:space="0" w:color="000000"/>
-              <w:bottom w:val="single" w:sz="4" w:space="0" w:color="000000"/>
-            </w:tcBorders>
-          </w:tcPr>
-          <w:p>
-            <w:pPr>
-              <w:pStyle w:val="TableContents"/>
-              <w:jc w:val="center"/>
-              <w:rPr/>
-            </w:pPr>
-            <w:r>
-              <w:rPr/>
-              <w:t>i</w:t>
-            </w:r>
-          </w:p>
-        </w:tc>
-        <w:tc>
-          <w:tcPr>
-            <w:tcW w:w="998" w:type="dxa"/>
-            <w:tcBorders>
-              <w:top w:val="single" w:sz="4" w:space="0" w:color="000000"/>
-              <w:start w:val="single" w:sz="4" w:space="0" w:color="000000"/>
-              <w:bottom w:val="single" w:sz="4" w:space="0" w:color="000000"/>
-              <w:end w:val="single" w:sz="4" w:space="0" w:color="000000"/>
-            </w:tcBorders>
-          </w:tcPr>
-          <w:p>
-            <w:pPr>
-              <w:pStyle w:val="TableContents"/>
-              <w:jc w:val="center"/>
-              <w:rPr/>
-            </w:pPr>
-            <w:r>
-              <w:rPr/>
-              <w:t>j</w:t>
-            </w:r>
-          </w:p>
-        </w:tc>
-      </w:tr>
-      <w:tr>
-        <w:trPr/>
-        <w:tc>
-          <w:tcPr>
-            <w:tcW w:w="997" w:type="dxa"/>
-            <w:tcBorders>
-              <w:start w:val="single" w:sz="4" w:space="0" w:color="000000"/>
-              <w:bottom w:val="single" w:sz="4" w:space="0" w:color="000000"/>
-            </w:tcBorders>
-          </w:tcPr>
-          <w:p>
-            <w:pPr>
-              <w:pStyle w:val="TableContents"/>
-              <w:jc w:val="center"/>
-              <w:rPr/>
-            </w:pPr>
-            <w:r>
-              <w:rPr/>
-              <w:t>0, a*</w:t>
-            </w:r>
-          </w:p>
-        </w:tc>
-        <w:tc>
-          <w:tcPr>
-            <w:tcW w:w="997" w:type="dxa"/>
-            <w:tcBorders>
-              <w:start w:val="single" w:sz="4" w:space="0" w:color="000000"/>
-              <w:bottom w:val="single" w:sz="4" w:space="0" w:color="000000"/>
-            </w:tcBorders>
-          </w:tcPr>
-          <w:p>
-            <w:pPr>
-              <w:pStyle w:val="TableContents"/>
-              <w:jc w:val="center"/>
-              <w:rPr/>
-            </w:pPr>
-            <w:r>
-              <w:rPr/>
-              <w:t>~, a</w:t>
-            </w:r>
-          </w:p>
-        </w:tc>
-        <w:tc>
-          <w:tcPr>
-            <w:tcW w:w="997" w:type="dxa"/>
-            <w:tcBorders>
-              <w:start w:val="single" w:sz="4" w:space="0" w:color="000000"/>
-              <w:bottom w:val="single" w:sz="4" w:space="0" w:color="000000"/>
-            </w:tcBorders>
-          </w:tcPr>
-          <w:p>
-            <w:pPr>
-              <w:pStyle w:val="TableContents"/>
-              <w:jc w:val="center"/>
-              <w:rPr/>
-            </w:pPr>
-            <w:r>
-              <w:rPr/>
-              <w:t>~, a</w:t>
-            </w:r>
-          </w:p>
-        </w:tc>
-        <w:tc>
-          <w:tcPr>
-            <w:tcW w:w="997" w:type="dxa"/>
-            <w:tcBorders>
-              <w:start w:val="single" w:sz="4" w:space="0" w:color="000000"/>
-              <w:bottom w:val="single" w:sz="4" w:space="0" w:color="000000"/>
-            </w:tcBorders>
-          </w:tcPr>
-          <w:p>
-            <w:pPr>
-              <w:pStyle w:val="TableContents"/>
-              <w:jc w:val="center"/>
-              <w:rPr/>
-            </w:pPr>
-            <w:r>
-              <w:rPr/>
-              <w:t>~, a</w:t>
-            </w:r>
-          </w:p>
-        </w:tc>
-        <w:tc>
-          <w:tcPr>
-            <w:tcW w:w="998" w:type="dxa"/>
-            <w:tcBorders>
-              <w:start w:val="single" w:sz="4" w:space="0" w:color="000000"/>
-              <w:bottom w:val="single" w:sz="4" w:space="0" w:color="000000"/>
-            </w:tcBorders>
-          </w:tcPr>
-          <w:p>
-            <w:pPr>
-              <w:pStyle w:val="TableContents"/>
-              <w:jc w:val="center"/>
-              <w:rPr/>
-            </w:pPr>
-            <w:r>
-              <w:rPr/>
-              <w:t>~, a</w:t>
-            </w:r>
-          </w:p>
-        </w:tc>
-        <w:tc>
-          <w:tcPr>
-            <w:tcW w:w="997" w:type="dxa"/>
-            <w:tcBorders>
-              <w:start w:val="single" w:sz="4" w:space="0" w:color="000000"/>
-              <w:bottom w:val="single" w:sz="4" w:space="0" w:color="000000"/>
-            </w:tcBorders>
-          </w:tcPr>
-          <w:p>
-            <w:pPr>
-              <w:pStyle w:val="TableContents"/>
-              <w:jc w:val="center"/>
-              <w:rPr/>
-            </w:pPr>
-            <w:r>
-              <w:rPr/>
-              <w:t>~, a</w:t>
-            </w:r>
-          </w:p>
-        </w:tc>
-        <w:tc>
-          <w:tcPr>
-            <w:tcW w:w="997" w:type="dxa"/>
-            <w:tcBorders>
-              <w:start w:val="single" w:sz="4" w:space="0" w:color="000000"/>
-              <w:bottom w:val="single" w:sz="4" w:space="0" w:color="000000"/>
-            </w:tcBorders>
-          </w:tcPr>
-          <w:p>
-            <w:pPr>
-              <w:pStyle w:val="TableContents"/>
-              <w:jc w:val="center"/>
-              <w:rPr/>
-            </w:pPr>
-            <w:r>
-              <w:rPr/>
-              <w:t>~, a</w:t>
-            </w:r>
-          </w:p>
-        </w:tc>
-        <w:tc>
-          <w:tcPr>
-            <w:tcW w:w="997" w:type="dxa"/>
-            <w:tcBorders>
-              <w:start w:val="single" w:sz="4" w:space="0" w:color="000000"/>
-              <w:bottom w:val="single" w:sz="4" w:space="0" w:color="000000"/>
-            </w:tcBorders>
-          </w:tcPr>
-          <w:p>
-            <w:pPr>
-              <w:pStyle w:val="TableContents"/>
-              <w:jc w:val="center"/>
-              <w:rPr/>
-            </w:pPr>
-            <w:r>
-              <w:rPr/>
-              <w:t>~, a</w:t>
-            </w:r>
-          </w:p>
-        </w:tc>
-        <w:tc>
-          <w:tcPr>
-            <w:tcW w:w="997" w:type="dxa"/>
-            <w:tcBorders>
-              <w:start w:val="single" w:sz="4" w:space="0" w:color="000000"/>
-              <w:bottom w:val="single" w:sz="4" w:space="0" w:color="000000"/>
-            </w:tcBorders>
-          </w:tcPr>
-          <w:p>
-            <w:pPr>
-              <w:pStyle w:val="TableContents"/>
-              <w:jc w:val="center"/>
-              <w:rPr/>
-            </w:pPr>
-            <w:r>
-              <w:rPr/>
-              <w:t>~, a</w:t>
-            </w:r>
-          </w:p>
-        </w:tc>
-        <w:tc>
-          <w:tcPr>
-            <w:tcW w:w="998" w:type="dxa"/>
-            <w:tcBorders>
-              <w:start w:val="single" w:sz="4" w:space="0" w:color="000000"/>
-              <w:bottom w:val="single" w:sz="4" w:space="0" w:color="000000"/>
-              <w:end w:val="single" w:sz="4" w:space="0" w:color="000000"/>
-            </w:tcBorders>
-          </w:tcPr>
-          <w:p>
-            <w:pPr>
-              <w:pStyle w:val="TableContents"/>
-              <w:jc w:val="center"/>
-              <w:rPr/>
-            </w:pPr>
-            <w:r>
-              <w:rPr/>
-              <w:t>~, a</w:t>
-            </w:r>
-          </w:p>
-        </w:tc>
-      </w:tr>
-      <w:tr>
-        <w:trPr/>
-        <w:tc>
-          <w:tcPr>
-            <w:tcW w:w="997" w:type="dxa"/>
-            <w:tcBorders>
-              <w:start w:val="single" w:sz="4" w:space="0" w:color="000000"/>
-              <w:bottom w:val="single" w:sz="4" w:space="0" w:color="000000"/>
-            </w:tcBorders>
-          </w:tcPr>
-          <w:p>
-            <w:pPr>
-              <w:pStyle w:val="TableContents"/>
-              <w:jc w:val="center"/>
-              <w:rPr/>
-            </w:pPr>
-            <w:r>
-              <w:rPr/>
-              <w:t>-</w:t>
-            </w:r>
-          </w:p>
-        </w:tc>
-        <w:tc>
-          <w:tcPr>
-            <w:tcW w:w="997" w:type="dxa"/>
-            <w:tcBorders>
-              <w:start w:val="single" w:sz="4" w:space="0" w:color="000000"/>
-              <w:bottom w:val="single" w:sz="4" w:space="0" w:color="000000"/>
-            </w:tcBorders>
-          </w:tcPr>
-          <w:p>
-            <w:pPr>
-              <w:pStyle w:val="TableContents"/>
-              <w:jc w:val="center"/>
-              <w:rPr/>
-            </w:pPr>
-            <w:r>
-              <w:rPr/>
-              <w:t>4, a</w:t>
-            </w:r>
-          </w:p>
-        </w:tc>
-        <w:tc>
-          <w:tcPr>
-            <w:tcW w:w="997" w:type="dxa"/>
-            <w:tcBorders>
-              <w:start w:val="single" w:sz="4" w:space="0" w:color="000000"/>
-              <w:bottom w:val="single" w:sz="4" w:space="0" w:color="000000"/>
-            </w:tcBorders>
-          </w:tcPr>
-          <w:p>
-            <w:pPr>
-              <w:pStyle w:val="TableContents"/>
-              <w:jc w:val="center"/>
-              <w:rPr/>
-            </w:pPr>
-            <w:r>
-              <w:rPr/>
-              <w:t>3, a</w:t>
-            </w:r>
-          </w:p>
-        </w:tc>
-        <w:tc>
-          <w:tcPr>
-            <w:tcW w:w="997" w:type="dxa"/>
-            <w:tcBorders>
-              <w:start w:val="single" w:sz="4" w:space="0" w:color="000000"/>
-              <w:bottom w:val="single" w:sz="4" w:space="0" w:color="000000"/>
-            </w:tcBorders>
-          </w:tcPr>
-          <w:p>
-            <w:pPr>
-              <w:pStyle w:val="TableContents"/>
-              <w:jc w:val="center"/>
-              <w:rPr/>
-            </w:pPr>
-            <w:r>
-              <w:rPr/>
-              <w:t>1, d*</w:t>
-            </w:r>
-          </w:p>
-        </w:tc>
-        <w:tc>
-          <w:tcPr>
-            <w:tcW w:w="998" w:type="dxa"/>
-            <w:tcBorders>
-              <w:start w:val="single" w:sz="4" w:space="0" w:color="000000"/>
-              <w:bottom w:val="single" w:sz="4" w:space="0" w:color="000000"/>
-            </w:tcBorders>
-          </w:tcPr>
-          <w:p>
-            <w:pPr>
-              <w:pStyle w:val="TableContents"/>
-              <w:jc w:val="center"/>
-              <w:rPr/>
-            </w:pPr>
-            <w:r>
-              <w:rPr/>
-              <w:t>9, a</w:t>
-            </w:r>
-          </w:p>
-        </w:tc>
-        <w:tc>
-          <w:tcPr>
-            <w:tcW w:w="997" w:type="dxa"/>
-            <w:tcBorders>
-              <w:start w:val="single" w:sz="4" w:space="0" w:color="000000"/>
-              <w:bottom w:val="single" w:sz="4" w:space="0" w:color="000000"/>
-            </w:tcBorders>
-          </w:tcPr>
-          <w:p>
-            <w:pPr>
-              <w:pStyle w:val="TableContents"/>
-              <w:jc w:val="center"/>
-              <w:rPr/>
-            </w:pPr>
-            <w:r>
-              <w:rPr/>
-              <w:t>~, a</w:t>
-            </w:r>
-          </w:p>
-        </w:tc>
-        <w:tc>
-          <w:tcPr>
-            <w:tcW w:w="997" w:type="dxa"/>
-            <w:tcBorders>
-              <w:start w:val="single" w:sz="4" w:space="0" w:color="000000"/>
-              <w:bottom w:val="single" w:sz="4" w:space="0" w:color="000000"/>
-            </w:tcBorders>
-          </w:tcPr>
-          <w:p>
-            <w:pPr>
-              <w:pStyle w:val="TableContents"/>
-              <w:jc w:val="center"/>
-              <w:rPr/>
-            </w:pPr>
-            <w:r>
-              <w:rPr/>
-              <w:t>~, a</w:t>
-            </w:r>
-          </w:p>
-        </w:tc>
-        <w:tc>
-          <w:tcPr>
-            <w:tcW w:w="997" w:type="dxa"/>
-            <w:tcBorders>
-              <w:start w:val="single" w:sz="4" w:space="0" w:color="000000"/>
-              <w:bottom w:val="single" w:sz="4" w:space="0" w:color="000000"/>
-            </w:tcBorders>
-          </w:tcPr>
-          <w:p>
-            <w:pPr>
-              <w:pStyle w:val="TableContents"/>
-              <w:jc w:val="center"/>
-              <w:rPr/>
-            </w:pPr>
-            <w:r>
-              <w:rPr/>
-              <w:t>~, a</w:t>
-            </w:r>
-          </w:p>
-        </w:tc>
-        <w:tc>
-          <w:tcPr>
-            <w:tcW w:w="997" w:type="dxa"/>
-            <w:tcBorders>
-              <w:start w:val="single" w:sz="4" w:space="0" w:color="000000"/>
-              <w:bottom w:val="single" w:sz="4" w:space="0" w:color="000000"/>
-            </w:tcBorders>
-          </w:tcPr>
-          <w:p>
-            <w:pPr>
-              <w:pStyle w:val="TableContents"/>
-              <w:jc w:val="center"/>
-              <w:rPr/>
-            </w:pPr>
-            <w:r>
-              <w:rPr/>
-              <w:t>~, a</w:t>
-            </w:r>
-          </w:p>
-        </w:tc>
-        <w:tc>
-          <w:tcPr>
-            <w:tcW w:w="998" w:type="dxa"/>
-            <w:tcBorders>
-              <w:start w:val="single" w:sz="4" w:space="0" w:color="000000"/>
-              <w:bottom w:val="single" w:sz="4" w:space="0" w:color="000000"/>
-              <w:end w:val="single" w:sz="4" w:space="0" w:color="000000"/>
-            </w:tcBorders>
-          </w:tcPr>
-          <w:p>
-            <w:pPr>
-              <w:pStyle w:val="TableContents"/>
-              <w:jc w:val="center"/>
-              <w:rPr/>
-            </w:pPr>
-            <w:r>
-              <w:rPr/>
-              <w:t>~, a</w:t>
-            </w:r>
-          </w:p>
-        </w:tc>
-      </w:tr>
-      <w:tr>
-        <w:trPr/>
-        <w:tc>
-          <w:tcPr>
-            <w:tcW w:w="997" w:type="dxa"/>
-            <w:tcBorders>
-              <w:start w:val="single" w:sz="4" w:space="0" w:color="000000"/>
-              <w:bottom w:val="single" w:sz="4" w:space="0" w:color="000000"/>
-            </w:tcBorders>
-          </w:tcPr>
-          <w:p>
-            <w:pPr>
-              <w:pStyle w:val="TableContents"/>
-              <w:jc w:val="center"/>
-              <w:rPr/>
-            </w:pPr>
-            <w:r>
-              <w:rPr/>
-            </w:r>
-          </w:p>
-        </w:tc>
-        <w:tc>
-          <w:tcPr>
-            <w:tcW w:w="997" w:type="dxa"/>
-            <w:tcBorders>
-              <w:start w:val="single" w:sz="4" w:space="0" w:color="000000"/>
-              <w:bottom w:val="single" w:sz="4" w:space="0" w:color="000000"/>
-            </w:tcBorders>
-          </w:tcPr>
-          <w:p>
-            <w:pPr>
-              <w:pStyle w:val="TableContents"/>
-              <w:jc w:val="center"/>
-              <w:rPr/>
-            </w:pPr>
-            <w:r>
-              <w:rPr/>
-              <w:t>4, a</w:t>
-            </w:r>
-          </w:p>
-        </w:tc>
-        <w:tc>
-          <w:tcPr>
-            <w:tcW w:w="997" w:type="dxa"/>
-            <w:tcBorders>
-              <w:start w:val="single" w:sz="4" w:space="0" w:color="000000"/>
-              <w:bottom w:val="single" w:sz="4" w:space="0" w:color="000000"/>
-            </w:tcBorders>
-          </w:tcPr>
-          <w:p>
-            <w:pPr>
-              <w:pStyle w:val="TableContents"/>
-              <w:jc w:val="center"/>
-              <w:rPr/>
-            </w:pPr>
-            <w:r>
-              <w:rPr/>
-              <w:t>3, a</w:t>
-            </w:r>
-          </w:p>
-        </w:tc>
-        <w:tc>
-          <w:tcPr>
-            <w:tcW w:w="997" w:type="dxa"/>
-            <w:tcBorders>
-              <w:start w:val="single" w:sz="4" w:space="0" w:color="000000"/>
-              <w:bottom w:val="single" w:sz="4" w:space="0" w:color="000000"/>
-            </w:tcBorders>
-          </w:tcPr>
-          <w:p>
-            <w:pPr>
-              <w:pStyle w:val="TableContents"/>
-              <w:jc w:val="center"/>
-              <w:rPr/>
-            </w:pPr>
-            <w:r>
-              <w:rPr/>
-              <w:t>-</w:t>
-            </w:r>
-          </w:p>
-        </w:tc>
-        <w:tc>
-          <w:tcPr>
-            <w:tcW w:w="998" w:type="dxa"/>
-            <w:tcBorders>
-              <w:start w:val="single" w:sz="4" w:space="0" w:color="000000"/>
-              <w:bottom w:val="single" w:sz="4" w:space="0" w:color="000000"/>
-            </w:tcBorders>
-          </w:tcPr>
-          <w:p>
-            <w:pPr>
-              <w:pStyle w:val="TableContents"/>
-              <w:jc w:val="center"/>
-              <w:rPr/>
-            </w:pPr>
-            <w:r>
-              <w:rPr/>
-              <w:t>9, a</w:t>
-            </w:r>
-          </w:p>
-        </w:tc>
-        <w:tc>
-          <w:tcPr>
-            <w:tcW w:w="997" w:type="dxa"/>
-            <w:tcBorders>
-              <w:start w:val="single" w:sz="4" w:space="0" w:color="000000"/>
-              <w:bottom w:val="single" w:sz="4" w:space="0" w:color="000000"/>
-            </w:tcBorders>
-          </w:tcPr>
-          <w:p>
-            <w:pPr>
-              <w:pStyle w:val="TableContents"/>
-              <w:jc w:val="center"/>
-              <w:rPr/>
-            </w:pPr>
-            <w:r>
-              <w:rPr/>
-              <w:t>~, a</w:t>
-            </w:r>
-          </w:p>
-        </w:tc>
-        <w:tc>
-          <w:tcPr>
-            <w:tcW w:w="997" w:type="dxa"/>
-            <w:tcBorders>
-              <w:start w:val="single" w:sz="4" w:space="0" w:color="000000"/>
-              <w:bottom w:val="single" w:sz="4" w:space="0" w:color="000000"/>
-            </w:tcBorders>
-          </w:tcPr>
-          <w:p>
-            <w:pPr>
-              <w:pStyle w:val="TableContents"/>
-              <w:jc w:val="center"/>
-              <w:rPr/>
-            </w:pPr>
-            <w:r>
-              <w:rPr/>
-              <w:t>~, a</w:t>
-            </w:r>
-          </w:p>
-        </w:tc>
-        <w:tc>
-          <w:tcPr>
-            <w:tcW w:w="997" w:type="dxa"/>
-            <w:tcBorders>
-              <w:start w:val="single" w:sz="4" w:space="0" w:color="000000"/>
-              <w:bottom w:val="single" w:sz="4" w:space="0" w:color="000000"/>
-            </w:tcBorders>
-          </w:tcPr>
-          <w:p>
-            <w:pPr>
-              <w:pStyle w:val="TableContents"/>
-              <w:jc w:val="center"/>
-              <w:rPr/>
-            </w:pPr>
-            <w:r>
-              <w:rPr/>
-              <w:t>~, a</w:t>
-            </w:r>
-          </w:p>
-        </w:tc>
-        <w:tc>
-          <w:tcPr>
-            <w:tcW w:w="997" w:type="dxa"/>
-            <w:tcBorders>
-              <w:start w:val="single" w:sz="4" w:space="0" w:color="000000"/>
-              <w:bottom w:val="single" w:sz="4" w:space="0" w:color="000000"/>
-            </w:tcBorders>
-          </w:tcPr>
-          <w:p>
-            <w:pPr>
-              <w:pStyle w:val="TableContents"/>
-              <w:jc w:val="center"/>
-              <w:rPr/>
-            </w:pPr>
-            <w:r>
-              <w:rPr/>
-              <w:t>~, a</w:t>
-            </w:r>
-          </w:p>
-        </w:tc>
-        <w:tc>
-          <w:tcPr>
-            <w:tcW w:w="998" w:type="dxa"/>
-            <w:tcBorders>
-              <w:start w:val="single" w:sz="4" w:space="0" w:color="000000"/>
-              <w:bottom w:val="single" w:sz="4" w:space="0" w:color="000000"/>
-              <w:end w:val="single" w:sz="4" w:space="0" w:color="000000"/>
-            </w:tcBorders>
-          </w:tcPr>
-          <w:p>
-            <w:pPr>
-              <w:pStyle w:val="TableContents"/>
-              <w:jc w:val="center"/>
-              <w:rPr/>
-            </w:pPr>
-            <w:r>
-              <w:rPr/>
-              <w:t>2, d*</w:t>
-            </w:r>
-          </w:p>
-        </w:tc>
-      </w:tr>
-      <w:tr>
-        <w:trPr/>
-        <w:tc>
-          <w:tcPr>
-            <w:tcW w:w="997" w:type="dxa"/>
-            <w:tcBorders>
-              <w:start w:val="single" w:sz="4" w:space="0" w:color="000000"/>
-              <w:bottom w:val="single" w:sz="4" w:space="0" w:color="000000"/>
-            </w:tcBorders>
-          </w:tcPr>
-          <w:p>
-            <w:pPr>
-              <w:pStyle w:val="TableContents"/>
-              <w:jc w:val="center"/>
-              <w:rPr/>
-            </w:pPr>
-            <w:r>
-              <w:rPr/>
-            </w:r>
-          </w:p>
-        </w:tc>
-        <w:tc>
-          <w:tcPr>
-            <w:tcW w:w="997" w:type="dxa"/>
-            <w:tcBorders>
-              <w:start w:val="single" w:sz="4" w:space="0" w:color="000000"/>
-              <w:bottom w:val="single" w:sz="4" w:space="0" w:color="000000"/>
-            </w:tcBorders>
-          </w:tcPr>
-          <w:p>
-            <w:pPr>
-              <w:pStyle w:val="TableContents"/>
-              <w:jc w:val="center"/>
-              <w:rPr/>
-            </w:pPr>
-            <w:r>
-              <w:rPr/>
-              <w:t>4, a</w:t>
-            </w:r>
-          </w:p>
-        </w:tc>
-        <w:tc>
-          <w:tcPr>
-            <w:tcW w:w="997" w:type="dxa"/>
-            <w:tcBorders>
-              <w:start w:val="single" w:sz="4" w:space="0" w:color="000000"/>
-              <w:bottom w:val="single" w:sz="4" w:space="0" w:color="000000"/>
-            </w:tcBorders>
-          </w:tcPr>
-          <w:p>
-            <w:pPr>
-              <w:pStyle w:val="TableContents"/>
-              <w:jc w:val="center"/>
-              <w:rPr/>
-            </w:pPr>
-            <w:r>
-              <w:rPr/>
-              <w:t>3, a*</w:t>
-            </w:r>
-          </w:p>
-        </w:tc>
-        <w:tc>
-          <w:tcPr>
-            <w:tcW w:w="997" w:type="dxa"/>
-            <w:tcBorders>
-              <w:start w:val="single" w:sz="4" w:space="0" w:color="000000"/>
-              <w:bottom w:val="single" w:sz="4" w:space="0" w:color="000000"/>
-            </w:tcBorders>
-          </w:tcPr>
-          <w:p>
-            <w:pPr>
-              <w:pStyle w:val="TableContents"/>
-              <w:jc w:val="center"/>
-              <w:rPr/>
-            </w:pPr>
-            <w:r>
-              <w:rPr/>
-            </w:r>
-          </w:p>
-        </w:tc>
-        <w:tc>
-          <w:tcPr>
-            <w:tcW w:w="998" w:type="dxa"/>
-            <w:tcBorders>
-              <w:start w:val="single" w:sz="4" w:space="0" w:color="000000"/>
-              <w:bottom w:val="single" w:sz="4" w:space="0" w:color="000000"/>
-            </w:tcBorders>
-          </w:tcPr>
-          <w:p>
-            <w:pPr>
-              <w:pStyle w:val="TableContents"/>
-              <w:jc w:val="center"/>
-              <w:rPr/>
-            </w:pPr>
-            <w:r>
-              <w:rPr/>
-              <w:t>9, a</w:t>
-            </w:r>
-          </w:p>
-        </w:tc>
-        <w:tc>
-          <w:tcPr>
-            <w:tcW w:w="997" w:type="dxa"/>
-            <w:tcBorders>
-              <w:start w:val="single" w:sz="4" w:space="0" w:color="000000"/>
-              <w:bottom w:val="single" w:sz="4" w:space="0" w:color="000000"/>
-            </w:tcBorders>
-          </w:tcPr>
-          <w:p>
-            <w:pPr>
-              <w:pStyle w:val="TableContents"/>
-              <w:jc w:val="center"/>
-              <w:rPr/>
-            </w:pPr>
-            <w:r>
-              <w:rPr/>
-              <w:t>~, a</w:t>
-            </w:r>
-          </w:p>
-        </w:tc>
-        <w:tc>
-          <w:tcPr>
-            <w:tcW w:w="997" w:type="dxa"/>
-            <w:tcBorders>
-              <w:start w:val="single" w:sz="4" w:space="0" w:color="000000"/>
-              <w:bottom w:val="single" w:sz="4" w:space="0" w:color="000000"/>
-            </w:tcBorders>
-          </w:tcPr>
-          <w:p>
-            <w:pPr>
-              <w:pStyle w:val="TableContents"/>
-              <w:jc w:val="center"/>
-              <w:rPr/>
-            </w:pPr>
-            <w:r>
-              <w:rPr/>
-              <w:t>10, j</w:t>
-            </w:r>
-          </w:p>
-        </w:tc>
-        <w:tc>
-          <w:tcPr>
-            <w:tcW w:w="997" w:type="dxa"/>
-            <w:tcBorders>
-              <w:start w:val="single" w:sz="4" w:space="0" w:color="000000"/>
-              <w:bottom w:val="single" w:sz="4" w:space="0" w:color="000000"/>
-            </w:tcBorders>
-          </w:tcPr>
-          <w:p>
-            <w:pPr>
-              <w:pStyle w:val="TableContents"/>
-              <w:jc w:val="center"/>
-              <w:rPr/>
-            </w:pPr>
-            <w:r>
-              <w:rPr/>
-              <w:t>~, a</w:t>
-            </w:r>
-          </w:p>
-        </w:tc>
-        <w:tc>
-          <w:tcPr>
-            <w:tcW w:w="997" w:type="dxa"/>
-            <w:tcBorders>
-              <w:start w:val="single" w:sz="4" w:space="0" w:color="000000"/>
-              <w:bottom w:val="single" w:sz="4" w:space="0" w:color="000000"/>
-            </w:tcBorders>
-          </w:tcPr>
-          <w:p>
-            <w:pPr>
-              <w:pStyle w:val="TableContents"/>
-              <w:jc w:val="center"/>
-              <w:rPr/>
-            </w:pPr>
-            <w:r>
-              <w:rPr/>
-              <w:t>12, j</w:t>
-            </w:r>
-          </w:p>
-        </w:tc>
-        <w:tc>
-          <w:tcPr>
-            <w:tcW w:w="998" w:type="dxa"/>
-            <w:tcBorders>
-              <w:start w:val="single" w:sz="4" w:space="0" w:color="000000"/>
-              <w:bottom w:val="single" w:sz="4" w:space="0" w:color="000000"/>
-              <w:end w:val="single" w:sz="4" w:space="0" w:color="000000"/>
-            </w:tcBorders>
-          </w:tcPr>
-          <w:p>
-            <w:pPr>
-              <w:pStyle w:val="TableContents"/>
-              <w:jc w:val="center"/>
-              <w:rPr/>
-            </w:pPr>
-            <w:r>
-              <w:rPr/>
-              <w:t>-</w:t>
-            </w:r>
-          </w:p>
-        </w:tc>
-      </w:tr>
-      <w:tr>
-        <w:trPr/>
-        <w:tc>
-          <w:tcPr>
-            <w:tcW w:w="997" w:type="dxa"/>
-            <w:tcBorders>
-              <w:start w:val="single" w:sz="4" w:space="0" w:color="000000"/>
-              <w:bottom w:val="single" w:sz="4" w:space="0" w:color="000000"/>
-            </w:tcBorders>
-          </w:tcPr>
-          <w:p>
-            <w:pPr>
-              <w:pStyle w:val="TableContents"/>
-              <w:jc w:val="center"/>
-              <w:rPr/>
-            </w:pPr>
-            <w:r>
-              <w:rPr/>
-            </w:r>
-          </w:p>
-        </w:tc>
-        <w:tc>
-          <w:tcPr>
-            <w:tcW w:w="997" w:type="dxa"/>
-            <w:tcBorders>
-              <w:start w:val="single" w:sz="4" w:space="0" w:color="000000"/>
-              <w:bottom w:val="single" w:sz="4" w:space="0" w:color="000000"/>
-            </w:tcBorders>
-          </w:tcPr>
-          <w:p>
-            <w:pPr>
-              <w:pStyle w:val="TableContents"/>
-              <w:jc w:val="center"/>
-              <w:rPr/>
-            </w:pPr>
-            <w:r>
-              <w:rPr/>
-              <w:t>4, a*</w:t>
-            </w:r>
-          </w:p>
-        </w:tc>
-        <w:tc>
-          <w:tcPr>
-            <w:tcW w:w="997" w:type="dxa"/>
-            <w:tcBorders>
-              <w:start w:val="single" w:sz="4" w:space="0" w:color="000000"/>
-              <w:bottom w:val="single" w:sz="4" w:space="0" w:color="000000"/>
-            </w:tcBorders>
-          </w:tcPr>
-          <w:p>
-            <w:pPr>
-              <w:pStyle w:val="TableContents"/>
-              <w:jc w:val="center"/>
-              <w:rPr/>
-            </w:pPr>
-            <w:r>
-              <w:rPr/>
-              <w:t>-</w:t>
-            </w:r>
-          </w:p>
-        </w:tc>
-        <w:tc>
-          <w:tcPr>
-            <w:tcW w:w="997" w:type="dxa"/>
-            <w:tcBorders>
-              <w:start w:val="single" w:sz="4" w:space="0" w:color="000000"/>
-              <w:bottom w:val="single" w:sz="4" w:space="0" w:color="000000"/>
-            </w:tcBorders>
-          </w:tcPr>
-          <w:p>
-            <w:pPr>
-              <w:pStyle w:val="TableContents"/>
-              <w:jc w:val="center"/>
-              <w:rPr/>
-            </w:pPr>
-            <w:r>
-              <w:rPr/>
-            </w:r>
-          </w:p>
-        </w:tc>
-        <w:tc>
-          <w:tcPr>
-            <w:tcW w:w="998" w:type="dxa"/>
-            <w:tcBorders>
-              <w:start w:val="single" w:sz="4" w:space="0" w:color="000000"/>
-              <w:bottom w:val="single" w:sz="4" w:space="0" w:color="000000"/>
-            </w:tcBorders>
-          </w:tcPr>
-          <w:p>
-            <w:pPr>
-              <w:pStyle w:val="TableContents"/>
-              <w:jc w:val="center"/>
-              <w:rPr/>
-            </w:pPr>
-            <w:r>
-              <w:rPr/>
-              <w:t>4, c</w:t>
-            </w:r>
-          </w:p>
-        </w:tc>
-        <w:tc>
-          <w:tcPr>
-            <w:tcW w:w="997" w:type="dxa"/>
-            <w:tcBorders>
-              <w:start w:val="single" w:sz="4" w:space="0" w:color="000000"/>
-              <w:bottom w:val="single" w:sz="4" w:space="0" w:color="000000"/>
-            </w:tcBorders>
-          </w:tcPr>
-          <w:p>
-            <w:pPr>
-              <w:pStyle w:val="TableContents"/>
-              <w:jc w:val="center"/>
-              <w:rPr/>
-            </w:pPr>
-            <w:r>
-              <w:rPr/>
-              <w:t>~, a</w:t>
-            </w:r>
-          </w:p>
-        </w:tc>
-        <w:tc>
-          <w:tcPr>
-            <w:tcW w:w="997" w:type="dxa"/>
-            <w:tcBorders>
-              <w:start w:val="single" w:sz="4" w:space="0" w:color="000000"/>
-              <w:bottom w:val="single" w:sz="4" w:space="0" w:color="000000"/>
-            </w:tcBorders>
-          </w:tcPr>
-          <w:p>
-            <w:pPr>
-              <w:pStyle w:val="TableContents"/>
-              <w:jc w:val="center"/>
-              <w:rPr/>
-            </w:pPr>
-            <w:r>
-              <w:rPr/>
-              <w:t>10, j</w:t>
-            </w:r>
-          </w:p>
-        </w:tc>
-        <w:tc>
-          <w:tcPr>
-            <w:tcW w:w="997" w:type="dxa"/>
-            <w:tcBorders>
-              <w:start w:val="single" w:sz="4" w:space="0" w:color="000000"/>
-              <w:bottom w:val="single" w:sz="4" w:space="0" w:color="000000"/>
-            </w:tcBorders>
-          </w:tcPr>
-          <w:p>
-            <w:pPr>
-              <w:pStyle w:val="TableContents"/>
-              <w:jc w:val="center"/>
-              <w:rPr/>
-            </w:pPr>
-            <w:r>
-              <w:rPr/>
-              <w:t>~, a</w:t>
-            </w:r>
-          </w:p>
-        </w:tc>
-        <w:tc>
-          <w:tcPr>
-            <w:tcW w:w="997" w:type="dxa"/>
-            <w:tcBorders>
-              <w:start w:val="single" w:sz="4" w:space="0" w:color="000000"/>
-              <w:bottom w:val="single" w:sz="4" w:space="0" w:color="000000"/>
-            </w:tcBorders>
-          </w:tcPr>
-          <w:p>
-            <w:pPr>
-              <w:pStyle w:val="TableContents"/>
-              <w:jc w:val="center"/>
-              <w:rPr/>
-            </w:pPr>
-            <w:r>
-              <w:rPr/>
-              <w:t>12, j</w:t>
-            </w:r>
-          </w:p>
-        </w:tc>
-        <w:tc>
-          <w:tcPr>
-            <w:tcW w:w="998" w:type="dxa"/>
-            <w:tcBorders>
-              <w:start w:val="single" w:sz="4" w:space="0" w:color="000000"/>
-              <w:bottom w:val="single" w:sz="4" w:space="0" w:color="000000"/>
-              <w:end w:val="single" w:sz="4" w:space="0" w:color="000000"/>
-            </w:tcBorders>
-          </w:tcPr>
-          <w:p>
-            <w:pPr>
-              <w:pStyle w:val="TableContents"/>
-              <w:jc w:val="center"/>
-              <w:rPr/>
-            </w:pPr>
-            <w:r>
-              <w:rPr/>
-            </w:r>
-          </w:p>
-        </w:tc>
-      </w:tr>
-      <w:tr>
-        <w:trPr/>
-        <w:tc>
-          <w:tcPr>
-            <w:tcW w:w="997" w:type="dxa"/>
-            <w:tcBorders>
-              <w:start w:val="single" w:sz="4" w:space="0" w:color="000000"/>
-              <w:bottom w:val="single" w:sz="4" w:space="0" w:color="000000"/>
-            </w:tcBorders>
-          </w:tcPr>
-          <w:p>
-            <w:pPr>
-              <w:pStyle w:val="TableContents"/>
-              <w:jc w:val="center"/>
-              <w:rPr/>
-            </w:pPr>
-            <w:r>
-              <w:rPr/>
-            </w:r>
-          </w:p>
-        </w:tc>
-        <w:tc>
-          <w:tcPr>
-            <w:tcW w:w="997" w:type="dxa"/>
-            <w:tcBorders>
-              <w:start w:val="single" w:sz="4" w:space="0" w:color="000000"/>
-              <w:bottom w:val="single" w:sz="4" w:space="0" w:color="000000"/>
-            </w:tcBorders>
-          </w:tcPr>
-          <w:p>
-            <w:pPr>
-              <w:pStyle w:val="TableContents"/>
-              <w:jc w:val="center"/>
-              <w:rPr/>
-            </w:pPr>
-            <w:r>
-              <w:rPr/>
-              <w:t>-</w:t>
-            </w:r>
-          </w:p>
-        </w:tc>
-        <w:tc>
-          <w:tcPr>
-            <w:tcW w:w="997" w:type="dxa"/>
-            <w:tcBorders>
-              <w:start w:val="single" w:sz="4" w:space="0" w:color="000000"/>
-              <w:bottom w:val="single" w:sz="4" w:space="0" w:color="000000"/>
-            </w:tcBorders>
-          </w:tcPr>
-          <w:p>
-            <w:pPr>
-              <w:pStyle w:val="TableContents"/>
-              <w:jc w:val="center"/>
-              <w:rPr/>
-            </w:pPr>
-            <w:r>
-              <w:rPr/>
-            </w:r>
-          </w:p>
-        </w:tc>
-        <w:tc>
-          <w:tcPr>
-            <w:tcW w:w="997" w:type="dxa"/>
-            <w:tcBorders>
-              <w:start w:val="single" w:sz="4" w:space="0" w:color="000000"/>
-              <w:bottom w:val="single" w:sz="4" w:space="0" w:color="000000"/>
-            </w:tcBorders>
-          </w:tcPr>
-          <w:p>
-            <w:pPr>
-              <w:pStyle w:val="TableContents"/>
-              <w:jc w:val="center"/>
-              <w:rPr/>
-            </w:pPr>
-            <w:r>
-              <w:rPr/>
-            </w:r>
-          </w:p>
-        </w:tc>
-        <w:tc>
-          <w:tcPr>
-            <w:tcW w:w="998" w:type="dxa"/>
-            <w:tcBorders>
-              <w:start w:val="single" w:sz="4" w:space="0" w:color="000000"/>
-              <w:bottom w:val="single" w:sz="4" w:space="0" w:color="000000"/>
-            </w:tcBorders>
-          </w:tcPr>
-          <w:p>
-            <w:pPr>
-              <w:pStyle w:val="TableContents"/>
-              <w:jc w:val="center"/>
-              <w:rPr/>
-            </w:pPr>
-            <w:r>
-              <w:rPr/>
-              <w:t>4, c*</w:t>
-            </w:r>
-          </w:p>
-        </w:tc>
-        <w:tc>
-          <w:tcPr>
-            <w:tcW w:w="997" w:type="dxa"/>
-            <w:tcBorders>
-              <w:start w:val="single" w:sz="4" w:space="0" w:color="000000"/>
-              <w:bottom w:val="single" w:sz="4" w:space="0" w:color="000000"/>
-            </w:tcBorders>
-          </w:tcPr>
-          <w:p>
-            <w:pPr>
-              <w:pStyle w:val="TableContents"/>
-              <w:jc w:val="center"/>
-              <w:rPr/>
-            </w:pPr>
-            <w:r>
-              <w:rPr/>
-              <w:t>~, a</w:t>
-            </w:r>
-          </w:p>
-        </w:tc>
-        <w:tc>
-          <w:tcPr>
-            <w:tcW w:w="997" w:type="dxa"/>
-            <w:tcBorders>
-              <w:start w:val="single" w:sz="4" w:space="0" w:color="000000"/>
-              <w:bottom w:val="single" w:sz="4" w:space="0" w:color="000000"/>
-            </w:tcBorders>
-          </w:tcPr>
-          <w:p>
-            <w:pPr>
-              <w:pStyle w:val="TableContents"/>
-              <w:jc w:val="center"/>
-              <w:rPr/>
-            </w:pPr>
-            <w:r>
-              <w:rPr/>
-              <w:t>6, b</w:t>
-            </w:r>
-          </w:p>
-        </w:tc>
-        <w:tc>
-          <w:tcPr>
-            <w:tcW w:w="997" w:type="dxa"/>
-            <w:tcBorders>
-              <w:start w:val="single" w:sz="4" w:space="0" w:color="000000"/>
-              <w:bottom w:val="single" w:sz="4" w:space="0" w:color="000000"/>
-            </w:tcBorders>
-          </w:tcPr>
-          <w:p>
-            <w:pPr>
-              <w:pStyle w:val="TableContents"/>
-              <w:jc w:val="center"/>
-              <w:rPr/>
-            </w:pPr>
-            <w:r>
-              <w:rPr/>
-              <w:t>~, a</w:t>
-            </w:r>
-          </w:p>
-        </w:tc>
-        <w:tc>
-          <w:tcPr>
-            <w:tcW w:w="997" w:type="dxa"/>
-            <w:tcBorders>
-              <w:start w:val="single" w:sz="4" w:space="0" w:color="000000"/>
-              <w:bottom w:val="single" w:sz="4" w:space="0" w:color="000000"/>
-            </w:tcBorders>
-          </w:tcPr>
-          <w:p>
-            <w:pPr>
-              <w:pStyle w:val="TableContents"/>
-              <w:jc w:val="center"/>
-              <w:rPr/>
-            </w:pPr>
-            <w:r>
-              <w:rPr/>
-              <w:t>12, j</w:t>
-            </w:r>
-          </w:p>
-        </w:tc>
-        <w:tc>
-          <w:tcPr>
-            <w:tcW w:w="998" w:type="dxa"/>
-            <w:tcBorders>
-              <w:start w:val="single" w:sz="4" w:space="0" w:color="000000"/>
-              <w:bottom w:val="single" w:sz="4" w:space="0" w:color="000000"/>
-              <w:end w:val="single" w:sz="4" w:space="0" w:color="000000"/>
-            </w:tcBorders>
-          </w:tcPr>
-          <w:p>
-            <w:pPr>
-              <w:pStyle w:val="TableContents"/>
-              <w:jc w:val="center"/>
-              <w:rPr/>
-            </w:pPr>
-            <w:r>
-              <w:rPr/>
-            </w:r>
-          </w:p>
-        </w:tc>
-      </w:tr>
-      <w:tr>
-        <w:trPr/>
-        <w:tc>
-          <w:tcPr>
-            <w:tcW w:w="997" w:type="dxa"/>
-            <w:tcBorders>
-              <w:start w:val="single" w:sz="4" w:space="0" w:color="000000"/>
-              <w:bottom w:val="single" w:sz="4" w:space="0" w:color="000000"/>
-            </w:tcBorders>
-          </w:tcPr>
-          <w:p>
-            <w:pPr>
-              <w:pStyle w:val="TableContents"/>
-              <w:jc w:val="center"/>
-              <w:rPr/>
-            </w:pPr>
-            <w:r>
-              <w:rPr/>
-            </w:r>
-          </w:p>
-        </w:tc>
-        <w:tc>
-          <w:tcPr>
-            <w:tcW w:w="997" w:type="dxa"/>
-            <w:tcBorders>
-              <w:start w:val="single" w:sz="4" w:space="0" w:color="000000"/>
-              <w:bottom w:val="single" w:sz="4" w:space="0" w:color="000000"/>
-            </w:tcBorders>
-          </w:tcPr>
-          <w:p>
-            <w:pPr>
-              <w:pStyle w:val="TableContents"/>
-              <w:jc w:val="center"/>
-              <w:rPr/>
-            </w:pPr>
-            <w:r>
-              <w:rPr/>
-            </w:r>
-          </w:p>
-        </w:tc>
-        <w:tc>
-          <w:tcPr>
-            <w:tcW w:w="997" w:type="dxa"/>
-            <w:tcBorders>
-              <w:start w:val="single" w:sz="4" w:space="0" w:color="000000"/>
-              <w:bottom w:val="single" w:sz="4" w:space="0" w:color="000000"/>
-            </w:tcBorders>
-          </w:tcPr>
-          <w:p>
-            <w:pPr>
-              <w:pStyle w:val="TableContents"/>
-              <w:jc w:val="center"/>
-              <w:rPr/>
-            </w:pPr>
-            <w:r>
-              <w:rPr/>
-            </w:r>
-          </w:p>
-        </w:tc>
-        <w:tc>
-          <w:tcPr>
-            <w:tcW w:w="997" w:type="dxa"/>
-            <w:tcBorders>
-              <w:start w:val="single" w:sz="4" w:space="0" w:color="000000"/>
-              <w:bottom w:val="single" w:sz="4" w:space="0" w:color="000000"/>
-            </w:tcBorders>
-          </w:tcPr>
-          <w:p>
-            <w:pPr>
-              <w:pStyle w:val="TableContents"/>
-              <w:jc w:val="center"/>
-              <w:rPr/>
-            </w:pPr>
-            <w:r>
-              <w:rPr/>
-            </w:r>
-          </w:p>
-        </w:tc>
-        <w:tc>
-          <w:tcPr>
-            <w:tcW w:w="998" w:type="dxa"/>
-            <w:tcBorders>
-              <w:start w:val="single" w:sz="4" w:space="0" w:color="000000"/>
-              <w:bottom w:val="single" w:sz="4" w:space="0" w:color="000000"/>
-            </w:tcBorders>
-          </w:tcPr>
-          <w:p>
-            <w:pPr>
-              <w:pStyle w:val="TableContents"/>
-              <w:jc w:val="center"/>
-              <w:rPr/>
-            </w:pPr>
-            <w:r>
-              <w:rPr/>
-              <w:t>-</w:t>
-            </w:r>
-          </w:p>
-        </w:tc>
-        <w:tc>
-          <w:tcPr>
-            <w:tcW w:w="997" w:type="dxa"/>
-            <w:tcBorders>
-              <w:start w:val="single" w:sz="4" w:space="0" w:color="000000"/>
-              <w:bottom w:val="single" w:sz="4" w:space="0" w:color="000000"/>
-            </w:tcBorders>
-          </w:tcPr>
-          <w:p>
-            <w:pPr>
-              <w:pStyle w:val="TableContents"/>
-              <w:jc w:val="center"/>
-              <w:rPr/>
-            </w:pPr>
-            <w:r>
-              <w:rPr/>
-              <w:t>6, e*</w:t>
-            </w:r>
-          </w:p>
-        </w:tc>
-        <w:tc>
-          <w:tcPr>
-            <w:tcW w:w="997" w:type="dxa"/>
-            <w:tcBorders>
-              <w:start w:val="single" w:sz="4" w:space="0" w:color="000000"/>
-              <w:bottom w:val="single" w:sz="4" w:space="0" w:color="000000"/>
-            </w:tcBorders>
-          </w:tcPr>
-          <w:p>
-            <w:pPr>
-              <w:pStyle w:val="TableContents"/>
-              <w:jc w:val="center"/>
-              <w:rPr/>
-            </w:pPr>
-            <w:r>
-              <w:rPr/>
-              <w:t>6, b</w:t>
-            </w:r>
-          </w:p>
-        </w:tc>
-        <w:tc>
-          <w:tcPr>
-            <w:tcW w:w="997" w:type="dxa"/>
-            <w:tcBorders>
-              <w:start w:val="single" w:sz="4" w:space="0" w:color="000000"/>
-              <w:bottom w:val="single" w:sz="4" w:space="0" w:color="000000"/>
-            </w:tcBorders>
-          </w:tcPr>
-          <w:p>
-            <w:pPr>
-              <w:pStyle w:val="TableContents"/>
-              <w:jc w:val="center"/>
-              <w:rPr/>
-            </w:pPr>
-            <w:r>
-              <w:rPr/>
-              <w:t>~, a</w:t>
-            </w:r>
-          </w:p>
-        </w:tc>
-        <w:tc>
-          <w:tcPr>
-            <w:tcW w:w="997" w:type="dxa"/>
-            <w:tcBorders>
-              <w:start w:val="single" w:sz="4" w:space="0" w:color="000000"/>
-              <w:bottom w:val="single" w:sz="4" w:space="0" w:color="000000"/>
-            </w:tcBorders>
-          </w:tcPr>
-          <w:p>
-            <w:pPr>
-              <w:pStyle w:val="TableContents"/>
-              <w:jc w:val="center"/>
-              <w:rPr/>
-            </w:pPr>
-            <w:r>
-              <w:rPr/>
-              <w:t>12, j</w:t>
-            </w:r>
-          </w:p>
-        </w:tc>
-        <w:tc>
-          <w:tcPr>
-            <w:tcW w:w="998" w:type="dxa"/>
-            <w:tcBorders>
-              <w:start w:val="single" w:sz="4" w:space="0" w:color="000000"/>
-              <w:bottom w:val="single" w:sz="4" w:space="0" w:color="000000"/>
-              <w:end w:val="single" w:sz="4" w:space="0" w:color="000000"/>
-            </w:tcBorders>
-          </w:tcPr>
-          <w:p>
-            <w:pPr>
-              <w:pStyle w:val="TableContents"/>
-              <w:jc w:val="center"/>
-              <w:rPr/>
-            </w:pPr>
-            <w:r>
-              <w:rPr/>
-            </w:r>
-          </w:p>
-        </w:tc>
-      </w:tr>
-      <w:tr>
-        <w:trPr/>
-        <w:tc>
-          <w:tcPr>
-            <w:tcW w:w="997" w:type="dxa"/>
-            <w:tcBorders>
-              <w:start w:val="single" w:sz="4" w:space="0" w:color="000000"/>
-              <w:bottom w:val="single" w:sz="4" w:space="0" w:color="000000"/>
-            </w:tcBorders>
-          </w:tcPr>
-          <w:p>
-            <w:pPr>
-              <w:pStyle w:val="TableContents"/>
-              <w:jc w:val="center"/>
-              <w:rPr/>
-            </w:pPr>
-            <w:r>
-              <w:rPr/>
-            </w:r>
-          </w:p>
-        </w:tc>
-        <w:tc>
-          <w:tcPr>
-            <w:tcW w:w="997" w:type="dxa"/>
-            <w:tcBorders>
-              <w:start w:val="single" w:sz="4" w:space="0" w:color="000000"/>
-              <w:bottom w:val="single" w:sz="4" w:space="0" w:color="000000"/>
-            </w:tcBorders>
-          </w:tcPr>
-          <w:p>
-            <w:pPr>
-              <w:pStyle w:val="TableContents"/>
-              <w:jc w:val="center"/>
-              <w:rPr/>
-            </w:pPr>
-            <w:r>
-              <w:rPr/>
-            </w:r>
-          </w:p>
-        </w:tc>
-        <w:tc>
-          <w:tcPr>
-            <w:tcW w:w="997" w:type="dxa"/>
-            <w:tcBorders>
-              <w:start w:val="single" w:sz="4" w:space="0" w:color="000000"/>
-              <w:bottom w:val="single" w:sz="4" w:space="0" w:color="000000"/>
-            </w:tcBorders>
-          </w:tcPr>
-          <w:p>
-            <w:pPr>
-              <w:pStyle w:val="TableContents"/>
-              <w:jc w:val="center"/>
-              <w:rPr/>
-            </w:pPr>
-            <w:r>
-              <w:rPr/>
-            </w:r>
-          </w:p>
-        </w:tc>
-        <w:tc>
-          <w:tcPr>
-            <w:tcW w:w="997" w:type="dxa"/>
-            <w:tcBorders>
-              <w:start w:val="single" w:sz="4" w:space="0" w:color="000000"/>
-              <w:bottom w:val="single" w:sz="4" w:space="0" w:color="000000"/>
-            </w:tcBorders>
-          </w:tcPr>
-          <w:p>
-            <w:pPr>
-              <w:pStyle w:val="TableContents"/>
-              <w:jc w:val="center"/>
-              <w:rPr/>
-            </w:pPr>
-            <w:r>
-              <w:rPr/>
-            </w:r>
-          </w:p>
-        </w:tc>
-        <w:tc>
-          <w:tcPr>
-            <w:tcW w:w="998" w:type="dxa"/>
-            <w:tcBorders>
-              <w:start w:val="single" w:sz="4" w:space="0" w:color="000000"/>
-              <w:bottom w:val="single" w:sz="4" w:space="0" w:color="000000"/>
-            </w:tcBorders>
-          </w:tcPr>
-          <w:p>
-            <w:pPr>
-              <w:pStyle w:val="TableContents"/>
-              <w:jc w:val="center"/>
-              <w:rPr/>
-            </w:pPr>
-            <w:r>
-              <w:rPr/>
-            </w:r>
-          </w:p>
-        </w:tc>
-        <w:tc>
-          <w:tcPr>
-            <w:tcW w:w="997" w:type="dxa"/>
-            <w:tcBorders>
-              <w:start w:val="single" w:sz="4" w:space="0" w:color="000000"/>
-              <w:bottom w:val="single" w:sz="4" w:space="0" w:color="000000"/>
-            </w:tcBorders>
-          </w:tcPr>
-          <w:p>
-            <w:pPr>
-              <w:pStyle w:val="TableContents"/>
-              <w:jc w:val="center"/>
-              <w:rPr/>
-            </w:pPr>
-            <w:r>
-              <w:rPr/>
-              <w:t>-</w:t>
-            </w:r>
-          </w:p>
-        </w:tc>
-        <w:tc>
-          <w:tcPr>
-            <w:tcW w:w="997" w:type="dxa"/>
-            <w:tcBorders>
-              <w:start w:val="single" w:sz="4" w:space="0" w:color="000000"/>
-              <w:bottom w:val="single" w:sz="4" w:space="0" w:color="000000"/>
-            </w:tcBorders>
-          </w:tcPr>
-          <w:p>
-            <w:pPr>
-              <w:pStyle w:val="TableContents"/>
-              <w:jc w:val="center"/>
-              <w:rPr/>
-            </w:pPr>
-            <w:r>
-              <w:rPr/>
-              <w:t>6, b*</w:t>
-            </w:r>
-          </w:p>
-        </w:tc>
-        <w:tc>
-          <w:tcPr>
-            <w:tcW w:w="997" w:type="dxa"/>
-            <w:tcBorders>
-              <w:start w:val="single" w:sz="4" w:space="0" w:color="000000"/>
-              <w:bottom w:val="single" w:sz="4" w:space="0" w:color="000000"/>
-            </w:tcBorders>
-          </w:tcPr>
-          <w:p>
-            <w:pPr>
-              <w:pStyle w:val="TableContents"/>
-              <w:jc w:val="center"/>
-              <w:rPr/>
-            </w:pPr>
-            <w:r>
-              <w:rPr/>
-              <w:t>8, f</w:t>
-            </w:r>
-          </w:p>
-        </w:tc>
-        <w:tc>
-          <w:tcPr>
-            <w:tcW w:w="997" w:type="dxa"/>
-            <w:tcBorders>
-              <w:start w:val="single" w:sz="4" w:space="0" w:color="000000"/>
-              <w:bottom w:val="single" w:sz="4" w:space="0" w:color="000000"/>
-            </w:tcBorders>
-          </w:tcPr>
-          <w:p>
-            <w:pPr>
-              <w:pStyle w:val="TableContents"/>
-              <w:jc w:val="center"/>
-              <w:rPr/>
-            </w:pPr>
-            <w:r>
-              <w:rPr/>
-              <w:t>12, j</w:t>
-            </w:r>
-          </w:p>
-        </w:tc>
-        <w:tc>
-          <w:tcPr>
-            <w:tcW w:w="998" w:type="dxa"/>
-            <w:tcBorders>
-              <w:start w:val="single" w:sz="4" w:space="0" w:color="000000"/>
-              <w:bottom w:val="single" w:sz="4" w:space="0" w:color="000000"/>
-              <w:end w:val="single" w:sz="4" w:space="0" w:color="000000"/>
-            </w:tcBorders>
-          </w:tcPr>
-          <w:p>
-            <w:pPr>
-              <w:pStyle w:val="TableContents"/>
-              <w:jc w:val="center"/>
-              <w:rPr/>
-            </w:pPr>
-            <w:r>
-              <w:rPr/>
-            </w:r>
-          </w:p>
-        </w:tc>
-      </w:tr>
-      <w:tr>
-        <w:trPr/>
-        <w:tc>
-          <w:tcPr>
-            <w:tcW w:w="997" w:type="dxa"/>
-            <w:tcBorders>
-              <w:start w:val="single" w:sz="4" w:space="0" w:color="000000"/>
-              <w:bottom w:val="single" w:sz="4" w:space="0" w:color="000000"/>
-            </w:tcBorders>
-          </w:tcPr>
-          <w:p>
-            <w:pPr>
-              <w:pStyle w:val="TableContents"/>
-              <w:jc w:val="center"/>
-              <w:rPr/>
-            </w:pPr>
-            <w:r>
-              <w:rPr/>
-            </w:r>
-          </w:p>
-        </w:tc>
-        <w:tc>
-          <w:tcPr>
-            <w:tcW w:w="997" w:type="dxa"/>
-            <w:tcBorders>
-              <w:start w:val="single" w:sz="4" w:space="0" w:color="000000"/>
-              <w:bottom w:val="single" w:sz="4" w:space="0" w:color="000000"/>
-            </w:tcBorders>
-          </w:tcPr>
-          <w:p>
-            <w:pPr>
-              <w:pStyle w:val="TableContents"/>
-              <w:jc w:val="center"/>
-              <w:rPr/>
-            </w:pPr>
-            <w:r>
-              <w:rPr/>
-            </w:r>
-          </w:p>
-        </w:tc>
-        <w:tc>
-          <w:tcPr>
-            <w:tcW w:w="997" w:type="dxa"/>
-            <w:tcBorders>
-              <w:start w:val="single" w:sz="4" w:space="0" w:color="000000"/>
-              <w:bottom w:val="single" w:sz="4" w:space="0" w:color="000000"/>
-            </w:tcBorders>
-          </w:tcPr>
-          <w:p>
-            <w:pPr>
-              <w:pStyle w:val="TableContents"/>
-              <w:jc w:val="center"/>
-              <w:rPr/>
-            </w:pPr>
-            <w:r>
-              <w:rPr/>
-            </w:r>
-          </w:p>
-        </w:tc>
-        <w:tc>
-          <w:tcPr>
-            <w:tcW w:w="997" w:type="dxa"/>
-            <w:tcBorders>
-              <w:start w:val="single" w:sz="4" w:space="0" w:color="000000"/>
-              <w:bottom w:val="single" w:sz="4" w:space="0" w:color="000000"/>
-            </w:tcBorders>
-          </w:tcPr>
-          <w:p>
-            <w:pPr>
-              <w:pStyle w:val="TableContents"/>
-              <w:jc w:val="center"/>
-              <w:rPr/>
-            </w:pPr>
-            <w:r>
-              <w:rPr/>
-            </w:r>
-          </w:p>
-        </w:tc>
-        <w:tc>
-          <w:tcPr>
-            <w:tcW w:w="998" w:type="dxa"/>
-            <w:tcBorders>
-              <w:start w:val="single" w:sz="4" w:space="0" w:color="000000"/>
-              <w:bottom w:val="single" w:sz="4" w:space="0" w:color="000000"/>
-            </w:tcBorders>
-          </w:tcPr>
-          <w:p>
-            <w:pPr>
-              <w:pStyle w:val="TableContents"/>
-              <w:jc w:val="center"/>
-              <w:rPr/>
-            </w:pPr>
-            <w:r>
-              <w:rPr/>
-            </w:r>
-          </w:p>
-        </w:tc>
-        <w:tc>
-          <w:tcPr>
-            <w:tcW w:w="997" w:type="dxa"/>
-            <w:tcBorders>
-              <w:start w:val="single" w:sz="4" w:space="0" w:color="000000"/>
-              <w:bottom w:val="single" w:sz="4" w:space="0" w:color="000000"/>
-            </w:tcBorders>
-          </w:tcPr>
-          <w:p>
-            <w:pPr>
-              <w:pStyle w:val="TableContents"/>
-              <w:jc w:val="center"/>
-              <w:rPr/>
-            </w:pPr>
-            <w:r>
-              <w:rPr/>
-            </w:r>
-          </w:p>
-        </w:tc>
-        <w:tc>
-          <w:tcPr>
-            <w:tcW w:w="997" w:type="dxa"/>
-            <w:tcBorders>
-              <w:start w:val="single" w:sz="4" w:space="0" w:color="000000"/>
-              <w:bottom w:val="single" w:sz="4" w:space="0" w:color="000000"/>
-            </w:tcBorders>
-          </w:tcPr>
-          <w:p>
-            <w:pPr>
-              <w:pStyle w:val="TableContents"/>
-              <w:jc w:val="center"/>
-              <w:rPr/>
-            </w:pPr>
-            <w:r>
-              <w:rPr/>
-              <w:t>-</w:t>
-            </w:r>
-          </w:p>
-        </w:tc>
-        <w:tc>
-          <w:tcPr>
-            <w:tcW w:w="997" w:type="dxa"/>
-            <w:tcBorders>
-              <w:start w:val="single" w:sz="4" w:space="0" w:color="000000"/>
-              <w:bottom w:val="single" w:sz="4" w:space="0" w:color="000000"/>
-            </w:tcBorders>
-          </w:tcPr>
-          <w:p>
-            <w:pPr>
-              <w:pStyle w:val="TableContents"/>
-              <w:jc w:val="center"/>
-              <w:rPr/>
-            </w:pPr>
-            <w:r>
-              <w:rPr/>
-              <w:t>8, f*</w:t>
-            </w:r>
-          </w:p>
-        </w:tc>
-        <w:tc>
-          <w:tcPr>
-            <w:tcW w:w="997" w:type="dxa"/>
-            <w:tcBorders>
-              <w:start w:val="single" w:sz="4" w:space="0" w:color="000000"/>
-              <w:bottom w:val="single" w:sz="4" w:space="0" w:color="000000"/>
-            </w:tcBorders>
-          </w:tcPr>
-          <w:p>
-            <w:pPr>
-              <w:pStyle w:val="TableContents"/>
-              <w:jc w:val="center"/>
-              <w:rPr/>
-            </w:pPr>
-            <w:r>
-              <w:rPr/>
-              <w:t>12, j</w:t>
-            </w:r>
-          </w:p>
-        </w:tc>
-        <w:tc>
-          <w:tcPr>
-            <w:tcW w:w="998" w:type="dxa"/>
-            <w:tcBorders>
-              <w:start w:val="single" w:sz="4" w:space="0" w:color="000000"/>
-              <w:bottom w:val="single" w:sz="4" w:space="0" w:color="000000"/>
-              <w:end w:val="single" w:sz="4" w:space="0" w:color="000000"/>
-            </w:tcBorders>
-          </w:tcPr>
-          <w:p>
-            <w:pPr>
-              <w:pStyle w:val="TableContents"/>
-              <w:jc w:val="center"/>
-              <w:rPr/>
-            </w:pPr>
-            <w:r>
-              <w:rPr/>
-            </w:r>
-          </w:p>
-        </w:tc>
-      </w:tr>
-      <w:tr>
-        <w:trPr/>
-        <w:tc>
-          <w:tcPr>
-            <w:tcW w:w="997" w:type="dxa"/>
-            <w:tcBorders>
-              <w:start w:val="single" w:sz="4" w:space="0" w:color="000000"/>
-              <w:bottom w:val="single" w:sz="4" w:space="0" w:color="000000"/>
-            </w:tcBorders>
-          </w:tcPr>
-          <w:p>
-            <w:pPr>
-              <w:pStyle w:val="TableContents"/>
-              <w:jc w:val="center"/>
-              <w:rPr/>
-            </w:pPr>
-            <w:r>
-              <w:rPr/>
-            </w:r>
-          </w:p>
-        </w:tc>
-        <w:tc>
-          <w:tcPr>
-            <w:tcW w:w="997" w:type="dxa"/>
-            <w:tcBorders>
-              <w:start w:val="single" w:sz="4" w:space="0" w:color="000000"/>
-              <w:bottom w:val="single" w:sz="4" w:space="0" w:color="000000"/>
-            </w:tcBorders>
-          </w:tcPr>
-          <w:p>
-            <w:pPr>
-              <w:pStyle w:val="TableContents"/>
-              <w:jc w:val="center"/>
-              <w:rPr/>
-            </w:pPr>
-            <w:r>
-              <w:rPr/>
-            </w:r>
-          </w:p>
-        </w:tc>
-        <w:tc>
-          <w:tcPr>
-            <w:tcW w:w="997" w:type="dxa"/>
-            <w:tcBorders>
-              <w:start w:val="single" w:sz="4" w:space="0" w:color="000000"/>
-              <w:bottom w:val="single" w:sz="4" w:space="0" w:color="000000"/>
-            </w:tcBorders>
-          </w:tcPr>
-          <w:p>
-            <w:pPr>
-              <w:pStyle w:val="TableContents"/>
-              <w:jc w:val="center"/>
-              <w:rPr/>
-            </w:pPr>
-            <w:r>
-              <w:rPr/>
-            </w:r>
-          </w:p>
-        </w:tc>
-        <w:tc>
-          <w:tcPr>
-            <w:tcW w:w="997" w:type="dxa"/>
-            <w:tcBorders>
-              <w:start w:val="single" w:sz="4" w:space="0" w:color="000000"/>
-              <w:bottom w:val="single" w:sz="4" w:space="0" w:color="000000"/>
-            </w:tcBorders>
-          </w:tcPr>
-          <w:p>
-            <w:pPr>
-              <w:pStyle w:val="TableContents"/>
-              <w:jc w:val="center"/>
-              <w:rPr/>
-            </w:pPr>
-            <w:r>
-              <w:rPr/>
-            </w:r>
-          </w:p>
-        </w:tc>
-        <w:tc>
-          <w:tcPr>
-            <w:tcW w:w="998" w:type="dxa"/>
-            <w:tcBorders>
-              <w:start w:val="single" w:sz="4" w:space="0" w:color="000000"/>
-              <w:bottom w:val="single" w:sz="4" w:space="0" w:color="000000"/>
-            </w:tcBorders>
-          </w:tcPr>
-          <w:p>
-            <w:pPr>
-              <w:pStyle w:val="TableContents"/>
-              <w:jc w:val="center"/>
-              <w:rPr/>
-            </w:pPr>
-            <w:r>
-              <w:rPr/>
-            </w:r>
-          </w:p>
-        </w:tc>
-        <w:tc>
-          <w:tcPr>
-            <w:tcW w:w="997" w:type="dxa"/>
-            <w:tcBorders>
-              <w:start w:val="single" w:sz="4" w:space="0" w:color="000000"/>
-              <w:bottom w:val="single" w:sz="4" w:space="0" w:color="000000"/>
-            </w:tcBorders>
-          </w:tcPr>
-          <w:p>
-            <w:pPr>
-              <w:pStyle w:val="TableContents"/>
-              <w:jc w:val="center"/>
-              <w:rPr/>
-            </w:pPr>
-            <w:r>
-              <w:rPr/>
-            </w:r>
-          </w:p>
-        </w:tc>
-        <w:tc>
-          <w:tcPr>
-            <w:tcW w:w="997" w:type="dxa"/>
-            <w:tcBorders>
-              <w:start w:val="single" w:sz="4" w:space="0" w:color="000000"/>
-              <w:bottom w:val="single" w:sz="4" w:space="0" w:color="000000"/>
-            </w:tcBorders>
-          </w:tcPr>
-          <w:p>
-            <w:pPr>
-              <w:pStyle w:val="TableContents"/>
-              <w:jc w:val="center"/>
-              <w:rPr/>
-            </w:pPr>
-            <w:r>
-              <w:rPr/>
-            </w:r>
-          </w:p>
-        </w:tc>
-        <w:tc>
-          <w:tcPr>
-            <w:tcW w:w="997" w:type="dxa"/>
-            <w:tcBorders>
-              <w:start w:val="single" w:sz="4" w:space="0" w:color="000000"/>
-              <w:bottom w:val="single" w:sz="4" w:space="0" w:color="000000"/>
-            </w:tcBorders>
-          </w:tcPr>
-          <w:p>
-            <w:pPr>
-              <w:pStyle w:val="TableContents"/>
-              <w:jc w:val="center"/>
-              <w:rPr/>
-            </w:pPr>
-            <w:r>
-              <w:rPr/>
-              <w:t>-</w:t>
-            </w:r>
-          </w:p>
-        </w:tc>
-        <w:tc>
-          <w:tcPr>
-            <w:tcW w:w="997" w:type="dxa"/>
-            <w:tcBorders>
-              <w:start w:val="single" w:sz="4" w:space="0" w:color="000000"/>
-              <w:bottom w:val="single" w:sz="4" w:space="0" w:color="000000"/>
-            </w:tcBorders>
-          </w:tcPr>
-          <w:p>
-            <w:pPr>
-              <w:pStyle w:val="TableContents"/>
-              <w:jc w:val="center"/>
-              <w:rPr/>
-            </w:pPr>
-            <w:r>
-              <w:rPr/>
-              <w:t>12, j*</w:t>
-            </w:r>
-          </w:p>
-        </w:tc>
-        <w:tc>
-          <w:tcPr>
-            <w:tcW w:w="998" w:type="dxa"/>
-            <w:tcBorders>
-              <w:start w:val="single" w:sz="4" w:space="0" w:color="000000"/>
-              <w:bottom w:val="single" w:sz="4" w:space="0" w:color="000000"/>
-              <w:end w:val="single" w:sz="4" w:space="0" w:color="000000"/>
-            </w:tcBorders>
-          </w:tcPr>
-          <w:p>
-            <w:pPr>
-              <w:pStyle w:val="TableContents"/>
-              <w:jc w:val="center"/>
-              <w:rPr/>
-            </w:pPr>
-            <w:r>
-              <w:rPr/>
-            </w:r>
-          </w:p>
-        </w:tc>
-      </w:tr>
-      <w:tr>
-        <w:trPr/>
-        <w:tc>
-          <w:tcPr>
-            <w:tcW w:w="997" w:type="dxa"/>
-            <w:tcBorders>
-              <w:start w:val="single" w:sz="4" w:space="0" w:color="000000"/>
-              <w:bottom w:val="single" w:sz="4" w:space="0" w:color="000000"/>
-            </w:tcBorders>
-          </w:tcPr>
-          <w:p>
-            <w:pPr>
-              <w:pStyle w:val="TableContents"/>
-              <w:jc w:val="center"/>
-              <w:rPr/>
-            </w:pPr>
-            <w:r>
-              <w:rPr/>
-            </w:r>
-          </w:p>
-        </w:tc>
-        <w:tc>
-          <w:tcPr>
-            <w:tcW w:w="997" w:type="dxa"/>
-            <w:tcBorders>
-              <w:start w:val="single" w:sz="4" w:space="0" w:color="000000"/>
-              <w:bottom w:val="single" w:sz="4" w:space="0" w:color="000000"/>
-            </w:tcBorders>
-          </w:tcPr>
-          <w:p>
-            <w:pPr>
-              <w:pStyle w:val="TableContents"/>
-              <w:jc w:val="center"/>
-              <w:rPr/>
-            </w:pPr>
-            <w:r>
-              <w:rPr/>
-            </w:r>
-          </w:p>
-        </w:tc>
-        <w:tc>
-          <w:tcPr>
-            <w:tcW w:w="997" w:type="dxa"/>
-            <w:tcBorders>
-              <w:start w:val="single" w:sz="4" w:space="0" w:color="000000"/>
-              <w:bottom w:val="single" w:sz="4" w:space="0" w:color="000000"/>
-            </w:tcBorders>
-          </w:tcPr>
-          <w:p>
-            <w:pPr>
-              <w:pStyle w:val="TableContents"/>
-              <w:jc w:val="center"/>
-              <w:rPr/>
-            </w:pPr>
-            <w:r>
-              <w:rPr/>
-            </w:r>
-          </w:p>
-        </w:tc>
-        <w:tc>
-          <w:tcPr>
-            <w:tcW w:w="997" w:type="dxa"/>
-            <w:tcBorders>
-              <w:start w:val="single" w:sz="4" w:space="0" w:color="000000"/>
-              <w:bottom w:val="single" w:sz="4" w:space="0" w:color="000000"/>
-            </w:tcBorders>
-          </w:tcPr>
-          <w:p>
-            <w:pPr>
-              <w:pStyle w:val="TableContents"/>
-              <w:jc w:val="center"/>
-              <w:rPr/>
-            </w:pPr>
-            <w:r>
-              <w:rPr/>
-            </w:r>
-          </w:p>
-        </w:tc>
-        <w:tc>
-          <w:tcPr>
-            <w:tcW w:w="998" w:type="dxa"/>
-            <w:tcBorders>
-              <w:start w:val="single" w:sz="4" w:space="0" w:color="000000"/>
-              <w:bottom w:val="single" w:sz="4" w:space="0" w:color="000000"/>
-            </w:tcBorders>
-          </w:tcPr>
-          <w:p>
-            <w:pPr>
-              <w:pStyle w:val="TableContents"/>
-              <w:jc w:val="center"/>
-              <w:rPr/>
-            </w:pPr>
-            <w:r>
-              <w:rPr/>
-            </w:r>
-          </w:p>
-        </w:tc>
-        <w:tc>
-          <w:tcPr>
-            <w:tcW w:w="997" w:type="dxa"/>
-            <w:tcBorders>
-              <w:start w:val="single" w:sz="4" w:space="0" w:color="000000"/>
-              <w:bottom w:val="single" w:sz="4" w:space="0" w:color="000000"/>
-            </w:tcBorders>
-          </w:tcPr>
-          <w:p>
-            <w:pPr>
-              <w:pStyle w:val="TableContents"/>
-              <w:jc w:val="center"/>
-              <w:rPr/>
-            </w:pPr>
-            <w:r>
-              <w:rPr/>
-            </w:r>
-          </w:p>
-        </w:tc>
-        <w:tc>
-          <w:tcPr>
-            <w:tcW w:w="997" w:type="dxa"/>
-            <w:tcBorders>
-              <w:start w:val="single" w:sz="4" w:space="0" w:color="000000"/>
-              <w:bottom w:val="single" w:sz="4" w:space="0" w:color="000000"/>
-            </w:tcBorders>
-          </w:tcPr>
-          <w:p>
-            <w:pPr>
-              <w:pStyle w:val="TableContents"/>
-              <w:jc w:val="center"/>
-              <w:rPr/>
-            </w:pPr>
-            <w:r>
-              <w:rPr/>
-            </w:r>
-          </w:p>
-        </w:tc>
-        <w:tc>
-          <w:tcPr>
-            <w:tcW w:w="997" w:type="dxa"/>
-            <w:tcBorders>
-              <w:start w:val="single" w:sz="4" w:space="0" w:color="000000"/>
-              <w:bottom w:val="single" w:sz="4" w:space="0" w:color="000000"/>
-            </w:tcBorders>
-          </w:tcPr>
-          <w:p>
-            <w:pPr>
-              <w:pStyle w:val="TableContents"/>
-              <w:jc w:val="center"/>
-              <w:rPr/>
-            </w:pPr>
-            <w:r>
-              <w:rPr/>
-            </w:r>
-          </w:p>
-        </w:tc>
-        <w:tc>
-          <w:tcPr>
-            <w:tcW w:w="997" w:type="dxa"/>
-            <w:tcBorders>
-              <w:start w:val="single" w:sz="4" w:space="0" w:color="000000"/>
-              <w:bottom w:val="single" w:sz="4" w:space="0" w:color="000000"/>
-            </w:tcBorders>
-          </w:tcPr>
-          <w:p>
-            <w:pPr>
-              <w:pStyle w:val="TableContents"/>
-              <w:jc w:val="center"/>
-              <w:rPr/>
-            </w:pPr>
-            <w:r>
-              <w:rPr/>
-              <w:t>-</w:t>
-            </w:r>
-          </w:p>
-        </w:tc>
-        <w:tc>
-          <w:tcPr>
-            <w:tcW w:w="998" w:type="dxa"/>
-            <w:tcBorders>
-              <w:start w:val="single" w:sz="4" w:space="0" w:color="000000"/>
-              <w:bottom w:val="single" w:sz="4" w:space="0" w:color="000000"/>
-              <w:end w:val="single" w:sz="4" w:space="0" w:color="000000"/>
-            </w:tcBorders>
-          </w:tcPr>
-          <w:p>
-            <w:pPr>
-              <w:pStyle w:val="TableContents"/>
-              <w:jc w:val="center"/>
-              <w:rPr/>
-            </w:pPr>
-            <w:r>
-              <w:rPr/>
-            </w:r>
-          </w:p>
-        </w:tc>
-      </w:tr>
-    </w:tbl>
+        <w:t>c) Tìm đường đi ngắn nhất từ A đến các đỉnh còn lại.</w:t>
+      </w:r>
+    </w:p>
     <w:tbl>
       <w:tblPr>
         <w:tblW w:w="6480" w:type="dxa"/>
@@ -13995,15 +11420,2462 @@
         </w:tblCellMar>
       </w:tblPr>
       <w:tblGrid>
-        <w:gridCol w:w="2160"/>
-        <w:gridCol w:w="2160"/>
-        <w:gridCol w:w="2160"/>
+        <w:gridCol w:w="648"/>
+        <w:gridCol w:w="648"/>
+        <w:gridCol w:w="647"/>
+        <w:gridCol w:w="216"/>
+        <w:gridCol w:w="432"/>
+        <w:gridCol w:w="649"/>
+        <w:gridCol w:w="648"/>
+        <w:gridCol w:w="432"/>
+        <w:gridCol w:w="216"/>
+        <w:gridCol w:w="647"/>
+        <w:gridCol w:w="648"/>
+        <w:gridCol w:w="648"/>
       </w:tblGrid>
       <w:tr>
         <w:trPr/>
         <w:tc>
           <w:tcPr>
-            <w:tcW w:w="2160" w:type="dxa"/>
+            <w:tcW w:w="648" w:type="dxa"/>
+            <w:tcBorders>
+              <w:top w:val="single" w:sz="4" w:space="0" w:color="000000"/>
+              <w:start w:val="single" w:sz="4" w:space="0" w:color="000000"/>
+              <w:bottom w:val="single" w:sz="4" w:space="0" w:color="000000"/>
+            </w:tcBorders>
+          </w:tcPr>
+          <w:p>
+            <w:pPr>
+              <w:pStyle w:val="TableContents"/>
+              <w:jc w:val="center"/>
+              <w:rPr/>
+            </w:pPr>
+            <w:r>
+              <w:rPr/>
+              <w:t>a</w:t>
+            </w:r>
+          </w:p>
+        </w:tc>
+        <w:tc>
+          <w:tcPr>
+            <w:tcW w:w="648" w:type="dxa"/>
+            <w:tcBorders>
+              <w:top w:val="single" w:sz="4" w:space="0" w:color="000000"/>
+              <w:start w:val="single" w:sz="4" w:space="0" w:color="000000"/>
+              <w:bottom w:val="single" w:sz="4" w:space="0" w:color="000000"/>
+            </w:tcBorders>
+          </w:tcPr>
+          <w:p>
+            <w:pPr>
+              <w:pStyle w:val="TableContents"/>
+              <w:jc w:val="center"/>
+              <w:rPr/>
+            </w:pPr>
+            <w:r>
+              <w:rPr/>
+              <w:t>b</w:t>
+            </w:r>
+          </w:p>
+        </w:tc>
+        <w:tc>
+          <w:tcPr>
+            <w:tcW w:w="647" w:type="dxa"/>
+            <w:tcBorders>
+              <w:top w:val="single" w:sz="4" w:space="0" w:color="000000"/>
+              <w:start w:val="single" w:sz="4" w:space="0" w:color="000000"/>
+              <w:bottom w:val="single" w:sz="4" w:space="0" w:color="000000"/>
+            </w:tcBorders>
+          </w:tcPr>
+          <w:p>
+            <w:pPr>
+              <w:pStyle w:val="TableContents"/>
+              <w:jc w:val="center"/>
+              <w:rPr/>
+            </w:pPr>
+            <w:r>
+              <w:rPr/>
+              <w:t>c</w:t>
+            </w:r>
+          </w:p>
+        </w:tc>
+        <w:tc>
+          <w:tcPr>
+            <w:tcW w:w="648" w:type="dxa"/>
+            <w:gridSpan w:val="2"/>
+            <w:tcBorders>
+              <w:top w:val="single" w:sz="4" w:space="0" w:color="000000"/>
+              <w:start w:val="single" w:sz="4" w:space="0" w:color="000000"/>
+              <w:bottom w:val="single" w:sz="4" w:space="0" w:color="000000"/>
+            </w:tcBorders>
+          </w:tcPr>
+          <w:p>
+            <w:pPr>
+              <w:pStyle w:val="TableContents"/>
+              <w:jc w:val="center"/>
+              <w:rPr/>
+            </w:pPr>
+            <w:r>
+              <w:rPr/>
+              <w:t>d</w:t>
+            </w:r>
+          </w:p>
+        </w:tc>
+        <w:tc>
+          <w:tcPr>
+            <w:tcW w:w="649" w:type="dxa"/>
+            <w:tcBorders>
+              <w:top w:val="single" w:sz="4" w:space="0" w:color="000000"/>
+              <w:start w:val="single" w:sz="4" w:space="0" w:color="000000"/>
+              <w:bottom w:val="single" w:sz="4" w:space="0" w:color="000000"/>
+            </w:tcBorders>
+          </w:tcPr>
+          <w:p>
+            <w:pPr>
+              <w:pStyle w:val="TableContents"/>
+              <w:jc w:val="center"/>
+              <w:rPr/>
+            </w:pPr>
+            <w:r>
+              <w:rPr/>
+              <w:t>e</w:t>
+            </w:r>
+          </w:p>
+        </w:tc>
+        <w:tc>
+          <w:tcPr>
+            <w:tcW w:w="648" w:type="dxa"/>
+            <w:tcBorders>
+              <w:top w:val="single" w:sz="4" w:space="0" w:color="000000"/>
+              <w:start w:val="single" w:sz="4" w:space="0" w:color="000000"/>
+              <w:bottom w:val="single" w:sz="4" w:space="0" w:color="000000"/>
+            </w:tcBorders>
+          </w:tcPr>
+          <w:p>
+            <w:pPr>
+              <w:pStyle w:val="TableContents"/>
+              <w:jc w:val="center"/>
+              <w:rPr/>
+            </w:pPr>
+            <w:r>
+              <w:rPr/>
+              <w:t>f</w:t>
+            </w:r>
+          </w:p>
+        </w:tc>
+        <w:tc>
+          <w:tcPr>
+            <w:tcW w:w="648" w:type="dxa"/>
+            <w:gridSpan w:val="2"/>
+            <w:tcBorders>
+              <w:top w:val="single" w:sz="4" w:space="0" w:color="000000"/>
+              <w:start w:val="single" w:sz="4" w:space="0" w:color="000000"/>
+              <w:bottom w:val="single" w:sz="4" w:space="0" w:color="000000"/>
+            </w:tcBorders>
+          </w:tcPr>
+          <w:p>
+            <w:pPr>
+              <w:pStyle w:val="TableContents"/>
+              <w:jc w:val="center"/>
+              <w:rPr/>
+            </w:pPr>
+            <w:r>
+              <w:rPr/>
+              <w:t>g</w:t>
+            </w:r>
+          </w:p>
+        </w:tc>
+        <w:tc>
+          <w:tcPr>
+            <w:tcW w:w="647" w:type="dxa"/>
+            <w:tcBorders>
+              <w:top w:val="single" w:sz="4" w:space="0" w:color="000000"/>
+              <w:start w:val="single" w:sz="4" w:space="0" w:color="000000"/>
+              <w:bottom w:val="single" w:sz="4" w:space="0" w:color="000000"/>
+            </w:tcBorders>
+          </w:tcPr>
+          <w:p>
+            <w:pPr>
+              <w:pStyle w:val="TableContents"/>
+              <w:jc w:val="center"/>
+              <w:rPr/>
+            </w:pPr>
+            <w:r>
+              <w:rPr/>
+              <w:t>h</w:t>
+            </w:r>
+          </w:p>
+        </w:tc>
+        <w:tc>
+          <w:tcPr>
+            <w:tcW w:w="648" w:type="dxa"/>
+            <w:tcBorders>
+              <w:top w:val="single" w:sz="4" w:space="0" w:color="000000"/>
+              <w:start w:val="single" w:sz="4" w:space="0" w:color="000000"/>
+              <w:bottom w:val="single" w:sz="4" w:space="0" w:color="000000"/>
+            </w:tcBorders>
+          </w:tcPr>
+          <w:p>
+            <w:pPr>
+              <w:pStyle w:val="TableContents"/>
+              <w:jc w:val="center"/>
+              <w:rPr/>
+            </w:pPr>
+            <w:r>
+              <w:rPr/>
+              <w:t>i</w:t>
+            </w:r>
+          </w:p>
+        </w:tc>
+        <w:tc>
+          <w:tcPr>
+            <w:tcW w:w="648" w:type="dxa"/>
+            <w:tcBorders>
+              <w:top w:val="single" w:sz="4" w:space="0" w:color="000000"/>
+              <w:start w:val="single" w:sz="4" w:space="0" w:color="000000"/>
+              <w:bottom w:val="single" w:sz="4" w:space="0" w:color="000000"/>
+              <w:end w:val="single" w:sz="4" w:space="0" w:color="000000"/>
+            </w:tcBorders>
+          </w:tcPr>
+          <w:p>
+            <w:pPr>
+              <w:pStyle w:val="TableContents"/>
+              <w:jc w:val="center"/>
+              <w:rPr/>
+            </w:pPr>
+            <w:r>
+              <w:rPr/>
+              <w:t>j</w:t>
+            </w:r>
+          </w:p>
+        </w:tc>
+      </w:tr>
+      <w:tr>
+        <w:trPr/>
+        <w:tc>
+          <w:tcPr>
+            <w:tcW w:w="648" w:type="dxa"/>
+            <w:tcBorders>
+              <w:start w:val="single" w:sz="4" w:space="0" w:color="000000"/>
+              <w:bottom w:val="single" w:sz="4" w:space="0" w:color="000000"/>
+            </w:tcBorders>
+          </w:tcPr>
+          <w:p>
+            <w:pPr>
+              <w:pStyle w:val="TableContents"/>
+              <w:jc w:val="center"/>
+              <w:rPr/>
+            </w:pPr>
+            <w:r>
+              <w:rPr/>
+              <w:t>0, a*</w:t>
+            </w:r>
+          </w:p>
+        </w:tc>
+        <w:tc>
+          <w:tcPr>
+            <w:tcW w:w="648" w:type="dxa"/>
+            <w:tcBorders>
+              <w:start w:val="single" w:sz="4" w:space="0" w:color="000000"/>
+              <w:bottom w:val="single" w:sz="4" w:space="0" w:color="000000"/>
+            </w:tcBorders>
+          </w:tcPr>
+          <w:p>
+            <w:pPr>
+              <w:pStyle w:val="TableContents"/>
+              <w:jc w:val="center"/>
+              <w:rPr/>
+            </w:pPr>
+            <w:r>
+              <w:rPr/>
+              <w:t>~, a</w:t>
+            </w:r>
+          </w:p>
+        </w:tc>
+        <w:tc>
+          <w:tcPr>
+            <w:tcW w:w="647" w:type="dxa"/>
+            <w:tcBorders>
+              <w:start w:val="single" w:sz="4" w:space="0" w:color="000000"/>
+              <w:bottom w:val="single" w:sz="4" w:space="0" w:color="000000"/>
+            </w:tcBorders>
+          </w:tcPr>
+          <w:p>
+            <w:pPr>
+              <w:pStyle w:val="TableContents"/>
+              <w:jc w:val="center"/>
+              <w:rPr/>
+            </w:pPr>
+            <w:r>
+              <w:rPr/>
+              <w:t>~, a</w:t>
+            </w:r>
+          </w:p>
+        </w:tc>
+        <w:tc>
+          <w:tcPr>
+            <w:tcW w:w="648" w:type="dxa"/>
+            <w:gridSpan w:val="2"/>
+            <w:tcBorders>
+              <w:start w:val="single" w:sz="4" w:space="0" w:color="000000"/>
+              <w:bottom w:val="single" w:sz="4" w:space="0" w:color="000000"/>
+            </w:tcBorders>
+          </w:tcPr>
+          <w:p>
+            <w:pPr>
+              <w:pStyle w:val="TableContents"/>
+              <w:jc w:val="center"/>
+              <w:rPr/>
+            </w:pPr>
+            <w:r>
+              <w:rPr/>
+              <w:t>~, a</w:t>
+            </w:r>
+          </w:p>
+        </w:tc>
+        <w:tc>
+          <w:tcPr>
+            <w:tcW w:w="649" w:type="dxa"/>
+            <w:tcBorders>
+              <w:start w:val="single" w:sz="4" w:space="0" w:color="000000"/>
+              <w:bottom w:val="single" w:sz="4" w:space="0" w:color="000000"/>
+            </w:tcBorders>
+          </w:tcPr>
+          <w:p>
+            <w:pPr>
+              <w:pStyle w:val="TableContents"/>
+              <w:jc w:val="center"/>
+              <w:rPr/>
+            </w:pPr>
+            <w:r>
+              <w:rPr/>
+              <w:t>~, a</w:t>
+            </w:r>
+          </w:p>
+        </w:tc>
+        <w:tc>
+          <w:tcPr>
+            <w:tcW w:w="648" w:type="dxa"/>
+            <w:tcBorders>
+              <w:start w:val="single" w:sz="4" w:space="0" w:color="000000"/>
+              <w:bottom w:val="single" w:sz="4" w:space="0" w:color="000000"/>
+            </w:tcBorders>
+          </w:tcPr>
+          <w:p>
+            <w:pPr>
+              <w:pStyle w:val="TableContents"/>
+              <w:jc w:val="center"/>
+              <w:rPr/>
+            </w:pPr>
+            <w:r>
+              <w:rPr/>
+              <w:t>~, a</w:t>
+            </w:r>
+          </w:p>
+        </w:tc>
+        <w:tc>
+          <w:tcPr>
+            <w:tcW w:w="648" w:type="dxa"/>
+            <w:gridSpan w:val="2"/>
+            <w:tcBorders>
+              <w:start w:val="single" w:sz="4" w:space="0" w:color="000000"/>
+              <w:bottom w:val="single" w:sz="4" w:space="0" w:color="000000"/>
+            </w:tcBorders>
+          </w:tcPr>
+          <w:p>
+            <w:pPr>
+              <w:pStyle w:val="TableContents"/>
+              <w:jc w:val="center"/>
+              <w:rPr/>
+            </w:pPr>
+            <w:r>
+              <w:rPr/>
+              <w:t>~, a</w:t>
+            </w:r>
+          </w:p>
+        </w:tc>
+        <w:tc>
+          <w:tcPr>
+            <w:tcW w:w="647" w:type="dxa"/>
+            <w:tcBorders>
+              <w:start w:val="single" w:sz="4" w:space="0" w:color="000000"/>
+              <w:bottom w:val="single" w:sz="4" w:space="0" w:color="000000"/>
+            </w:tcBorders>
+          </w:tcPr>
+          <w:p>
+            <w:pPr>
+              <w:pStyle w:val="TableContents"/>
+              <w:jc w:val="center"/>
+              <w:rPr/>
+            </w:pPr>
+            <w:r>
+              <w:rPr/>
+              <w:t>~, a</w:t>
+            </w:r>
+          </w:p>
+        </w:tc>
+        <w:tc>
+          <w:tcPr>
+            <w:tcW w:w="648" w:type="dxa"/>
+            <w:tcBorders>
+              <w:start w:val="single" w:sz="4" w:space="0" w:color="000000"/>
+              <w:bottom w:val="single" w:sz="4" w:space="0" w:color="000000"/>
+            </w:tcBorders>
+          </w:tcPr>
+          <w:p>
+            <w:pPr>
+              <w:pStyle w:val="TableContents"/>
+              <w:jc w:val="center"/>
+              <w:rPr/>
+            </w:pPr>
+            <w:r>
+              <w:rPr/>
+              <w:t>~, a</w:t>
+            </w:r>
+          </w:p>
+        </w:tc>
+        <w:tc>
+          <w:tcPr>
+            <w:tcW w:w="648" w:type="dxa"/>
+            <w:tcBorders>
+              <w:start w:val="single" w:sz="4" w:space="0" w:color="000000"/>
+              <w:bottom w:val="single" w:sz="4" w:space="0" w:color="000000"/>
+              <w:end w:val="single" w:sz="4" w:space="0" w:color="000000"/>
+            </w:tcBorders>
+          </w:tcPr>
+          <w:p>
+            <w:pPr>
+              <w:pStyle w:val="TableContents"/>
+              <w:jc w:val="center"/>
+              <w:rPr/>
+            </w:pPr>
+            <w:r>
+              <w:rPr/>
+              <w:t>~, a</w:t>
+            </w:r>
+          </w:p>
+        </w:tc>
+      </w:tr>
+      <w:tr>
+        <w:trPr/>
+        <w:tc>
+          <w:tcPr>
+            <w:tcW w:w="648" w:type="dxa"/>
+            <w:tcBorders>
+              <w:start w:val="single" w:sz="4" w:space="0" w:color="000000"/>
+              <w:bottom w:val="single" w:sz="4" w:space="0" w:color="000000"/>
+            </w:tcBorders>
+          </w:tcPr>
+          <w:p>
+            <w:pPr>
+              <w:pStyle w:val="TableContents"/>
+              <w:jc w:val="center"/>
+              <w:rPr/>
+            </w:pPr>
+            <w:r>
+              <w:rPr/>
+              <w:t>-</w:t>
+            </w:r>
+          </w:p>
+        </w:tc>
+        <w:tc>
+          <w:tcPr>
+            <w:tcW w:w="648" w:type="dxa"/>
+            <w:tcBorders>
+              <w:start w:val="single" w:sz="4" w:space="0" w:color="000000"/>
+              <w:bottom w:val="single" w:sz="4" w:space="0" w:color="000000"/>
+            </w:tcBorders>
+          </w:tcPr>
+          <w:p>
+            <w:pPr>
+              <w:pStyle w:val="TableContents"/>
+              <w:jc w:val="center"/>
+              <w:rPr/>
+            </w:pPr>
+            <w:r>
+              <w:rPr/>
+              <w:t>4, a</w:t>
+            </w:r>
+          </w:p>
+        </w:tc>
+        <w:tc>
+          <w:tcPr>
+            <w:tcW w:w="647" w:type="dxa"/>
+            <w:tcBorders>
+              <w:start w:val="single" w:sz="4" w:space="0" w:color="000000"/>
+              <w:bottom w:val="single" w:sz="4" w:space="0" w:color="000000"/>
+            </w:tcBorders>
+          </w:tcPr>
+          <w:p>
+            <w:pPr>
+              <w:pStyle w:val="TableContents"/>
+              <w:jc w:val="center"/>
+              <w:rPr/>
+            </w:pPr>
+            <w:r>
+              <w:rPr/>
+              <w:t>3, a</w:t>
+            </w:r>
+          </w:p>
+        </w:tc>
+        <w:tc>
+          <w:tcPr>
+            <w:tcW w:w="648" w:type="dxa"/>
+            <w:gridSpan w:val="2"/>
+            <w:tcBorders>
+              <w:start w:val="single" w:sz="4" w:space="0" w:color="000000"/>
+              <w:bottom w:val="single" w:sz="4" w:space="0" w:color="000000"/>
+            </w:tcBorders>
+          </w:tcPr>
+          <w:p>
+            <w:pPr>
+              <w:pStyle w:val="TableContents"/>
+              <w:jc w:val="center"/>
+              <w:rPr/>
+            </w:pPr>
+            <w:r>
+              <w:rPr/>
+              <w:t>1, d*</w:t>
+            </w:r>
+          </w:p>
+        </w:tc>
+        <w:tc>
+          <w:tcPr>
+            <w:tcW w:w="649" w:type="dxa"/>
+            <w:tcBorders>
+              <w:start w:val="single" w:sz="4" w:space="0" w:color="000000"/>
+              <w:bottom w:val="single" w:sz="4" w:space="0" w:color="000000"/>
+            </w:tcBorders>
+          </w:tcPr>
+          <w:p>
+            <w:pPr>
+              <w:pStyle w:val="TableContents"/>
+              <w:jc w:val="center"/>
+              <w:rPr/>
+            </w:pPr>
+            <w:r>
+              <w:rPr/>
+              <w:t>9, a</w:t>
+            </w:r>
+          </w:p>
+        </w:tc>
+        <w:tc>
+          <w:tcPr>
+            <w:tcW w:w="648" w:type="dxa"/>
+            <w:tcBorders>
+              <w:start w:val="single" w:sz="4" w:space="0" w:color="000000"/>
+              <w:bottom w:val="single" w:sz="4" w:space="0" w:color="000000"/>
+            </w:tcBorders>
+          </w:tcPr>
+          <w:p>
+            <w:pPr>
+              <w:pStyle w:val="TableContents"/>
+              <w:jc w:val="center"/>
+              <w:rPr/>
+            </w:pPr>
+            <w:r>
+              <w:rPr/>
+              <w:t>~, a</w:t>
+            </w:r>
+          </w:p>
+        </w:tc>
+        <w:tc>
+          <w:tcPr>
+            <w:tcW w:w="648" w:type="dxa"/>
+            <w:gridSpan w:val="2"/>
+            <w:tcBorders>
+              <w:start w:val="single" w:sz="4" w:space="0" w:color="000000"/>
+              <w:bottom w:val="single" w:sz="4" w:space="0" w:color="000000"/>
+            </w:tcBorders>
+          </w:tcPr>
+          <w:p>
+            <w:pPr>
+              <w:pStyle w:val="TableContents"/>
+              <w:jc w:val="center"/>
+              <w:rPr/>
+            </w:pPr>
+            <w:r>
+              <w:rPr/>
+              <w:t>~, a</w:t>
+            </w:r>
+          </w:p>
+        </w:tc>
+        <w:tc>
+          <w:tcPr>
+            <w:tcW w:w="647" w:type="dxa"/>
+            <w:tcBorders>
+              <w:start w:val="single" w:sz="4" w:space="0" w:color="000000"/>
+              <w:bottom w:val="single" w:sz="4" w:space="0" w:color="000000"/>
+            </w:tcBorders>
+          </w:tcPr>
+          <w:p>
+            <w:pPr>
+              <w:pStyle w:val="TableContents"/>
+              <w:jc w:val="center"/>
+              <w:rPr/>
+            </w:pPr>
+            <w:r>
+              <w:rPr/>
+              <w:t>~, a</w:t>
+            </w:r>
+          </w:p>
+        </w:tc>
+        <w:tc>
+          <w:tcPr>
+            <w:tcW w:w="648" w:type="dxa"/>
+            <w:tcBorders>
+              <w:start w:val="single" w:sz="4" w:space="0" w:color="000000"/>
+              <w:bottom w:val="single" w:sz="4" w:space="0" w:color="000000"/>
+            </w:tcBorders>
+          </w:tcPr>
+          <w:p>
+            <w:pPr>
+              <w:pStyle w:val="TableContents"/>
+              <w:jc w:val="center"/>
+              <w:rPr/>
+            </w:pPr>
+            <w:r>
+              <w:rPr/>
+              <w:t>~, a</w:t>
+            </w:r>
+          </w:p>
+        </w:tc>
+        <w:tc>
+          <w:tcPr>
+            <w:tcW w:w="648" w:type="dxa"/>
+            <w:tcBorders>
+              <w:start w:val="single" w:sz="4" w:space="0" w:color="000000"/>
+              <w:bottom w:val="single" w:sz="4" w:space="0" w:color="000000"/>
+              <w:end w:val="single" w:sz="4" w:space="0" w:color="000000"/>
+            </w:tcBorders>
+          </w:tcPr>
+          <w:p>
+            <w:pPr>
+              <w:pStyle w:val="TableContents"/>
+              <w:jc w:val="center"/>
+              <w:rPr/>
+            </w:pPr>
+            <w:r>
+              <w:rPr/>
+              <w:t>~, a</w:t>
+            </w:r>
+          </w:p>
+        </w:tc>
+      </w:tr>
+      <w:tr>
+        <w:trPr/>
+        <w:tc>
+          <w:tcPr>
+            <w:tcW w:w="648" w:type="dxa"/>
+            <w:tcBorders>
+              <w:start w:val="single" w:sz="4" w:space="0" w:color="000000"/>
+              <w:bottom w:val="single" w:sz="4" w:space="0" w:color="000000"/>
+            </w:tcBorders>
+          </w:tcPr>
+          <w:p>
+            <w:pPr>
+              <w:pStyle w:val="TableContents"/>
+              <w:jc w:val="center"/>
+              <w:rPr/>
+            </w:pPr>
+            <w:r>
+              <w:rPr/>
+            </w:r>
+          </w:p>
+        </w:tc>
+        <w:tc>
+          <w:tcPr>
+            <w:tcW w:w="648" w:type="dxa"/>
+            <w:tcBorders>
+              <w:start w:val="single" w:sz="4" w:space="0" w:color="000000"/>
+              <w:bottom w:val="single" w:sz="4" w:space="0" w:color="000000"/>
+            </w:tcBorders>
+          </w:tcPr>
+          <w:p>
+            <w:pPr>
+              <w:pStyle w:val="TableContents"/>
+              <w:jc w:val="center"/>
+              <w:rPr/>
+            </w:pPr>
+            <w:r>
+              <w:rPr/>
+              <w:t>4, a</w:t>
+            </w:r>
+          </w:p>
+        </w:tc>
+        <w:tc>
+          <w:tcPr>
+            <w:tcW w:w="647" w:type="dxa"/>
+            <w:tcBorders>
+              <w:start w:val="single" w:sz="4" w:space="0" w:color="000000"/>
+              <w:bottom w:val="single" w:sz="4" w:space="0" w:color="000000"/>
+            </w:tcBorders>
+          </w:tcPr>
+          <w:p>
+            <w:pPr>
+              <w:pStyle w:val="TableContents"/>
+              <w:jc w:val="center"/>
+              <w:rPr/>
+            </w:pPr>
+            <w:r>
+              <w:rPr/>
+              <w:t>3, a</w:t>
+            </w:r>
+          </w:p>
+        </w:tc>
+        <w:tc>
+          <w:tcPr>
+            <w:tcW w:w="648" w:type="dxa"/>
+            <w:gridSpan w:val="2"/>
+            <w:tcBorders>
+              <w:start w:val="single" w:sz="4" w:space="0" w:color="000000"/>
+              <w:bottom w:val="single" w:sz="4" w:space="0" w:color="000000"/>
+            </w:tcBorders>
+          </w:tcPr>
+          <w:p>
+            <w:pPr>
+              <w:pStyle w:val="TableContents"/>
+              <w:jc w:val="center"/>
+              <w:rPr/>
+            </w:pPr>
+            <w:r>
+              <w:rPr/>
+              <w:t>-</w:t>
+            </w:r>
+          </w:p>
+        </w:tc>
+        <w:tc>
+          <w:tcPr>
+            <w:tcW w:w="649" w:type="dxa"/>
+            <w:tcBorders>
+              <w:start w:val="single" w:sz="4" w:space="0" w:color="000000"/>
+              <w:bottom w:val="single" w:sz="4" w:space="0" w:color="000000"/>
+            </w:tcBorders>
+          </w:tcPr>
+          <w:p>
+            <w:pPr>
+              <w:pStyle w:val="TableContents"/>
+              <w:jc w:val="center"/>
+              <w:rPr/>
+            </w:pPr>
+            <w:r>
+              <w:rPr/>
+              <w:t>9, a</w:t>
+            </w:r>
+          </w:p>
+        </w:tc>
+        <w:tc>
+          <w:tcPr>
+            <w:tcW w:w="648" w:type="dxa"/>
+            <w:tcBorders>
+              <w:start w:val="single" w:sz="4" w:space="0" w:color="000000"/>
+              <w:bottom w:val="single" w:sz="4" w:space="0" w:color="000000"/>
+            </w:tcBorders>
+          </w:tcPr>
+          <w:p>
+            <w:pPr>
+              <w:pStyle w:val="TableContents"/>
+              <w:jc w:val="center"/>
+              <w:rPr/>
+            </w:pPr>
+            <w:r>
+              <w:rPr/>
+              <w:t>~, a</w:t>
+            </w:r>
+          </w:p>
+        </w:tc>
+        <w:tc>
+          <w:tcPr>
+            <w:tcW w:w="648" w:type="dxa"/>
+            <w:gridSpan w:val="2"/>
+            <w:tcBorders>
+              <w:start w:val="single" w:sz="4" w:space="0" w:color="000000"/>
+              <w:bottom w:val="single" w:sz="4" w:space="0" w:color="000000"/>
+            </w:tcBorders>
+          </w:tcPr>
+          <w:p>
+            <w:pPr>
+              <w:pStyle w:val="TableContents"/>
+              <w:jc w:val="center"/>
+              <w:rPr/>
+            </w:pPr>
+            <w:r>
+              <w:rPr/>
+              <w:t>~, a</w:t>
+            </w:r>
+          </w:p>
+        </w:tc>
+        <w:tc>
+          <w:tcPr>
+            <w:tcW w:w="647" w:type="dxa"/>
+            <w:tcBorders>
+              <w:start w:val="single" w:sz="4" w:space="0" w:color="000000"/>
+              <w:bottom w:val="single" w:sz="4" w:space="0" w:color="000000"/>
+            </w:tcBorders>
+          </w:tcPr>
+          <w:p>
+            <w:pPr>
+              <w:pStyle w:val="TableContents"/>
+              <w:jc w:val="center"/>
+              <w:rPr/>
+            </w:pPr>
+            <w:r>
+              <w:rPr/>
+              <w:t>~, a</w:t>
+            </w:r>
+          </w:p>
+        </w:tc>
+        <w:tc>
+          <w:tcPr>
+            <w:tcW w:w="648" w:type="dxa"/>
+            <w:tcBorders>
+              <w:start w:val="single" w:sz="4" w:space="0" w:color="000000"/>
+              <w:bottom w:val="single" w:sz="4" w:space="0" w:color="000000"/>
+            </w:tcBorders>
+          </w:tcPr>
+          <w:p>
+            <w:pPr>
+              <w:pStyle w:val="TableContents"/>
+              <w:jc w:val="center"/>
+              <w:rPr/>
+            </w:pPr>
+            <w:r>
+              <w:rPr/>
+              <w:t>~, a</w:t>
+            </w:r>
+          </w:p>
+        </w:tc>
+        <w:tc>
+          <w:tcPr>
+            <w:tcW w:w="648" w:type="dxa"/>
+            <w:tcBorders>
+              <w:start w:val="single" w:sz="4" w:space="0" w:color="000000"/>
+              <w:bottom w:val="single" w:sz="4" w:space="0" w:color="000000"/>
+              <w:end w:val="single" w:sz="4" w:space="0" w:color="000000"/>
+            </w:tcBorders>
+          </w:tcPr>
+          <w:p>
+            <w:pPr>
+              <w:pStyle w:val="TableContents"/>
+              <w:jc w:val="center"/>
+              <w:rPr/>
+            </w:pPr>
+            <w:r>
+              <w:rPr/>
+              <w:t>2, d*</w:t>
+            </w:r>
+          </w:p>
+        </w:tc>
+      </w:tr>
+      <w:tr>
+        <w:trPr/>
+        <w:tc>
+          <w:tcPr>
+            <w:tcW w:w="648" w:type="dxa"/>
+            <w:tcBorders>
+              <w:start w:val="single" w:sz="4" w:space="0" w:color="000000"/>
+              <w:bottom w:val="single" w:sz="4" w:space="0" w:color="000000"/>
+            </w:tcBorders>
+          </w:tcPr>
+          <w:p>
+            <w:pPr>
+              <w:pStyle w:val="TableContents"/>
+              <w:jc w:val="center"/>
+              <w:rPr/>
+            </w:pPr>
+            <w:r>
+              <w:rPr/>
+            </w:r>
+          </w:p>
+        </w:tc>
+        <w:tc>
+          <w:tcPr>
+            <w:tcW w:w="648" w:type="dxa"/>
+            <w:tcBorders>
+              <w:start w:val="single" w:sz="4" w:space="0" w:color="000000"/>
+              <w:bottom w:val="single" w:sz="4" w:space="0" w:color="000000"/>
+            </w:tcBorders>
+          </w:tcPr>
+          <w:p>
+            <w:pPr>
+              <w:pStyle w:val="TableContents"/>
+              <w:jc w:val="center"/>
+              <w:rPr/>
+            </w:pPr>
+            <w:r>
+              <w:rPr/>
+              <w:t>4, a</w:t>
+            </w:r>
+          </w:p>
+        </w:tc>
+        <w:tc>
+          <w:tcPr>
+            <w:tcW w:w="647" w:type="dxa"/>
+            <w:tcBorders>
+              <w:start w:val="single" w:sz="4" w:space="0" w:color="000000"/>
+              <w:bottom w:val="single" w:sz="4" w:space="0" w:color="000000"/>
+            </w:tcBorders>
+          </w:tcPr>
+          <w:p>
+            <w:pPr>
+              <w:pStyle w:val="TableContents"/>
+              <w:jc w:val="center"/>
+              <w:rPr/>
+            </w:pPr>
+            <w:r>
+              <w:rPr/>
+              <w:t>3, a*</w:t>
+            </w:r>
+          </w:p>
+        </w:tc>
+        <w:tc>
+          <w:tcPr>
+            <w:tcW w:w="648" w:type="dxa"/>
+            <w:gridSpan w:val="2"/>
+            <w:tcBorders>
+              <w:start w:val="single" w:sz="4" w:space="0" w:color="000000"/>
+              <w:bottom w:val="single" w:sz="4" w:space="0" w:color="000000"/>
+            </w:tcBorders>
+          </w:tcPr>
+          <w:p>
+            <w:pPr>
+              <w:pStyle w:val="TableContents"/>
+              <w:jc w:val="center"/>
+              <w:rPr/>
+            </w:pPr>
+            <w:r>
+              <w:rPr/>
+            </w:r>
+          </w:p>
+        </w:tc>
+        <w:tc>
+          <w:tcPr>
+            <w:tcW w:w="649" w:type="dxa"/>
+            <w:tcBorders>
+              <w:start w:val="single" w:sz="4" w:space="0" w:color="000000"/>
+              <w:bottom w:val="single" w:sz="4" w:space="0" w:color="000000"/>
+            </w:tcBorders>
+          </w:tcPr>
+          <w:p>
+            <w:pPr>
+              <w:pStyle w:val="TableContents"/>
+              <w:jc w:val="center"/>
+              <w:rPr/>
+            </w:pPr>
+            <w:r>
+              <w:rPr/>
+              <w:t>9, a</w:t>
+            </w:r>
+          </w:p>
+        </w:tc>
+        <w:tc>
+          <w:tcPr>
+            <w:tcW w:w="648" w:type="dxa"/>
+            <w:tcBorders>
+              <w:start w:val="single" w:sz="4" w:space="0" w:color="000000"/>
+              <w:bottom w:val="single" w:sz="4" w:space="0" w:color="000000"/>
+            </w:tcBorders>
+          </w:tcPr>
+          <w:p>
+            <w:pPr>
+              <w:pStyle w:val="TableContents"/>
+              <w:jc w:val="center"/>
+              <w:rPr/>
+            </w:pPr>
+            <w:r>
+              <w:rPr/>
+              <w:t>~, a</w:t>
+            </w:r>
+          </w:p>
+        </w:tc>
+        <w:tc>
+          <w:tcPr>
+            <w:tcW w:w="648" w:type="dxa"/>
+            <w:gridSpan w:val="2"/>
+            <w:tcBorders>
+              <w:start w:val="single" w:sz="4" w:space="0" w:color="000000"/>
+              <w:bottom w:val="single" w:sz="4" w:space="0" w:color="000000"/>
+            </w:tcBorders>
+          </w:tcPr>
+          <w:p>
+            <w:pPr>
+              <w:pStyle w:val="TableContents"/>
+              <w:jc w:val="center"/>
+              <w:rPr/>
+            </w:pPr>
+            <w:r>
+              <w:rPr/>
+              <w:t>10, j</w:t>
+            </w:r>
+          </w:p>
+        </w:tc>
+        <w:tc>
+          <w:tcPr>
+            <w:tcW w:w="647" w:type="dxa"/>
+            <w:tcBorders>
+              <w:start w:val="single" w:sz="4" w:space="0" w:color="000000"/>
+              <w:bottom w:val="single" w:sz="4" w:space="0" w:color="000000"/>
+            </w:tcBorders>
+          </w:tcPr>
+          <w:p>
+            <w:pPr>
+              <w:pStyle w:val="TableContents"/>
+              <w:jc w:val="center"/>
+              <w:rPr/>
+            </w:pPr>
+            <w:r>
+              <w:rPr/>
+              <w:t>~, a</w:t>
+            </w:r>
+          </w:p>
+        </w:tc>
+        <w:tc>
+          <w:tcPr>
+            <w:tcW w:w="648" w:type="dxa"/>
+            <w:tcBorders>
+              <w:start w:val="single" w:sz="4" w:space="0" w:color="000000"/>
+              <w:bottom w:val="single" w:sz="4" w:space="0" w:color="000000"/>
+            </w:tcBorders>
+          </w:tcPr>
+          <w:p>
+            <w:pPr>
+              <w:pStyle w:val="TableContents"/>
+              <w:jc w:val="center"/>
+              <w:rPr/>
+            </w:pPr>
+            <w:r>
+              <w:rPr/>
+              <w:t>12, j</w:t>
+            </w:r>
+          </w:p>
+        </w:tc>
+        <w:tc>
+          <w:tcPr>
+            <w:tcW w:w="648" w:type="dxa"/>
+            <w:tcBorders>
+              <w:start w:val="single" w:sz="4" w:space="0" w:color="000000"/>
+              <w:bottom w:val="single" w:sz="4" w:space="0" w:color="000000"/>
+              <w:end w:val="single" w:sz="4" w:space="0" w:color="000000"/>
+            </w:tcBorders>
+          </w:tcPr>
+          <w:p>
+            <w:pPr>
+              <w:pStyle w:val="TableContents"/>
+              <w:jc w:val="center"/>
+              <w:rPr/>
+            </w:pPr>
+            <w:r>
+              <w:rPr/>
+              <w:t>-</w:t>
+            </w:r>
+          </w:p>
+        </w:tc>
+      </w:tr>
+      <w:tr>
+        <w:trPr/>
+        <w:tc>
+          <w:tcPr>
+            <w:tcW w:w="648" w:type="dxa"/>
+            <w:tcBorders>
+              <w:start w:val="single" w:sz="4" w:space="0" w:color="000000"/>
+              <w:bottom w:val="single" w:sz="4" w:space="0" w:color="000000"/>
+            </w:tcBorders>
+          </w:tcPr>
+          <w:p>
+            <w:pPr>
+              <w:pStyle w:val="TableContents"/>
+              <w:jc w:val="center"/>
+              <w:rPr/>
+            </w:pPr>
+            <w:r>
+              <w:rPr/>
+            </w:r>
+          </w:p>
+        </w:tc>
+        <w:tc>
+          <w:tcPr>
+            <w:tcW w:w="648" w:type="dxa"/>
+            <w:tcBorders>
+              <w:start w:val="single" w:sz="4" w:space="0" w:color="000000"/>
+              <w:bottom w:val="single" w:sz="4" w:space="0" w:color="000000"/>
+            </w:tcBorders>
+          </w:tcPr>
+          <w:p>
+            <w:pPr>
+              <w:pStyle w:val="TableContents"/>
+              <w:jc w:val="center"/>
+              <w:rPr/>
+            </w:pPr>
+            <w:r>
+              <w:rPr/>
+              <w:t>4, a*</w:t>
+            </w:r>
+          </w:p>
+        </w:tc>
+        <w:tc>
+          <w:tcPr>
+            <w:tcW w:w="647" w:type="dxa"/>
+            <w:tcBorders>
+              <w:start w:val="single" w:sz="4" w:space="0" w:color="000000"/>
+              <w:bottom w:val="single" w:sz="4" w:space="0" w:color="000000"/>
+            </w:tcBorders>
+          </w:tcPr>
+          <w:p>
+            <w:pPr>
+              <w:pStyle w:val="TableContents"/>
+              <w:jc w:val="center"/>
+              <w:rPr/>
+            </w:pPr>
+            <w:r>
+              <w:rPr/>
+              <w:t>-</w:t>
+            </w:r>
+          </w:p>
+        </w:tc>
+        <w:tc>
+          <w:tcPr>
+            <w:tcW w:w="648" w:type="dxa"/>
+            <w:gridSpan w:val="2"/>
+            <w:tcBorders>
+              <w:start w:val="single" w:sz="4" w:space="0" w:color="000000"/>
+              <w:bottom w:val="single" w:sz="4" w:space="0" w:color="000000"/>
+            </w:tcBorders>
+          </w:tcPr>
+          <w:p>
+            <w:pPr>
+              <w:pStyle w:val="TableContents"/>
+              <w:jc w:val="center"/>
+              <w:rPr/>
+            </w:pPr>
+            <w:r>
+              <w:rPr/>
+            </w:r>
+          </w:p>
+        </w:tc>
+        <w:tc>
+          <w:tcPr>
+            <w:tcW w:w="649" w:type="dxa"/>
+            <w:tcBorders>
+              <w:start w:val="single" w:sz="4" w:space="0" w:color="000000"/>
+              <w:bottom w:val="single" w:sz="4" w:space="0" w:color="000000"/>
+            </w:tcBorders>
+          </w:tcPr>
+          <w:p>
+            <w:pPr>
+              <w:pStyle w:val="TableContents"/>
+              <w:jc w:val="center"/>
+              <w:rPr/>
+            </w:pPr>
+            <w:r>
+              <w:rPr/>
+              <w:t>4, c</w:t>
+            </w:r>
+          </w:p>
+        </w:tc>
+        <w:tc>
+          <w:tcPr>
+            <w:tcW w:w="648" w:type="dxa"/>
+            <w:tcBorders>
+              <w:start w:val="single" w:sz="4" w:space="0" w:color="000000"/>
+              <w:bottom w:val="single" w:sz="4" w:space="0" w:color="000000"/>
+            </w:tcBorders>
+          </w:tcPr>
+          <w:p>
+            <w:pPr>
+              <w:pStyle w:val="TableContents"/>
+              <w:jc w:val="center"/>
+              <w:rPr/>
+            </w:pPr>
+            <w:r>
+              <w:rPr/>
+              <w:t>~, a</w:t>
+            </w:r>
+          </w:p>
+        </w:tc>
+        <w:tc>
+          <w:tcPr>
+            <w:tcW w:w="648" w:type="dxa"/>
+            <w:gridSpan w:val="2"/>
+            <w:tcBorders>
+              <w:start w:val="single" w:sz="4" w:space="0" w:color="000000"/>
+              <w:bottom w:val="single" w:sz="4" w:space="0" w:color="000000"/>
+            </w:tcBorders>
+          </w:tcPr>
+          <w:p>
+            <w:pPr>
+              <w:pStyle w:val="TableContents"/>
+              <w:jc w:val="center"/>
+              <w:rPr/>
+            </w:pPr>
+            <w:r>
+              <w:rPr/>
+              <w:t>10, j</w:t>
+            </w:r>
+          </w:p>
+        </w:tc>
+        <w:tc>
+          <w:tcPr>
+            <w:tcW w:w="647" w:type="dxa"/>
+            <w:tcBorders>
+              <w:start w:val="single" w:sz="4" w:space="0" w:color="000000"/>
+              <w:bottom w:val="single" w:sz="4" w:space="0" w:color="000000"/>
+            </w:tcBorders>
+          </w:tcPr>
+          <w:p>
+            <w:pPr>
+              <w:pStyle w:val="TableContents"/>
+              <w:jc w:val="center"/>
+              <w:rPr/>
+            </w:pPr>
+            <w:r>
+              <w:rPr/>
+              <w:t>~, a</w:t>
+            </w:r>
+          </w:p>
+        </w:tc>
+        <w:tc>
+          <w:tcPr>
+            <w:tcW w:w="648" w:type="dxa"/>
+            <w:tcBorders>
+              <w:start w:val="single" w:sz="4" w:space="0" w:color="000000"/>
+              <w:bottom w:val="single" w:sz="4" w:space="0" w:color="000000"/>
+            </w:tcBorders>
+          </w:tcPr>
+          <w:p>
+            <w:pPr>
+              <w:pStyle w:val="TableContents"/>
+              <w:jc w:val="center"/>
+              <w:rPr/>
+            </w:pPr>
+            <w:r>
+              <w:rPr/>
+              <w:t>12, j</w:t>
+            </w:r>
+          </w:p>
+        </w:tc>
+        <w:tc>
+          <w:tcPr>
+            <w:tcW w:w="648" w:type="dxa"/>
+            <w:tcBorders>
+              <w:start w:val="single" w:sz="4" w:space="0" w:color="000000"/>
+              <w:bottom w:val="single" w:sz="4" w:space="0" w:color="000000"/>
+              <w:end w:val="single" w:sz="4" w:space="0" w:color="000000"/>
+            </w:tcBorders>
+          </w:tcPr>
+          <w:p>
+            <w:pPr>
+              <w:pStyle w:val="TableContents"/>
+              <w:jc w:val="center"/>
+              <w:rPr/>
+            </w:pPr>
+            <w:r>
+              <w:rPr/>
+            </w:r>
+          </w:p>
+        </w:tc>
+      </w:tr>
+      <w:tr>
+        <w:trPr/>
+        <w:tc>
+          <w:tcPr>
+            <w:tcW w:w="648" w:type="dxa"/>
+            <w:tcBorders>
+              <w:start w:val="single" w:sz="4" w:space="0" w:color="000000"/>
+              <w:bottom w:val="single" w:sz="4" w:space="0" w:color="000000"/>
+            </w:tcBorders>
+          </w:tcPr>
+          <w:p>
+            <w:pPr>
+              <w:pStyle w:val="TableContents"/>
+              <w:jc w:val="center"/>
+              <w:rPr/>
+            </w:pPr>
+            <w:r>
+              <w:rPr/>
+            </w:r>
+          </w:p>
+        </w:tc>
+        <w:tc>
+          <w:tcPr>
+            <w:tcW w:w="648" w:type="dxa"/>
+            <w:tcBorders>
+              <w:start w:val="single" w:sz="4" w:space="0" w:color="000000"/>
+              <w:bottom w:val="single" w:sz="4" w:space="0" w:color="000000"/>
+            </w:tcBorders>
+          </w:tcPr>
+          <w:p>
+            <w:pPr>
+              <w:pStyle w:val="TableContents"/>
+              <w:jc w:val="center"/>
+              <w:rPr/>
+            </w:pPr>
+            <w:r>
+              <w:rPr/>
+              <w:t>-</w:t>
+            </w:r>
+          </w:p>
+        </w:tc>
+        <w:tc>
+          <w:tcPr>
+            <w:tcW w:w="647" w:type="dxa"/>
+            <w:tcBorders>
+              <w:start w:val="single" w:sz="4" w:space="0" w:color="000000"/>
+              <w:bottom w:val="single" w:sz="4" w:space="0" w:color="000000"/>
+            </w:tcBorders>
+          </w:tcPr>
+          <w:p>
+            <w:pPr>
+              <w:pStyle w:val="TableContents"/>
+              <w:jc w:val="center"/>
+              <w:rPr/>
+            </w:pPr>
+            <w:r>
+              <w:rPr/>
+            </w:r>
+          </w:p>
+        </w:tc>
+        <w:tc>
+          <w:tcPr>
+            <w:tcW w:w="648" w:type="dxa"/>
+            <w:gridSpan w:val="2"/>
+            <w:tcBorders>
+              <w:start w:val="single" w:sz="4" w:space="0" w:color="000000"/>
+              <w:bottom w:val="single" w:sz="4" w:space="0" w:color="000000"/>
+            </w:tcBorders>
+          </w:tcPr>
+          <w:p>
+            <w:pPr>
+              <w:pStyle w:val="TableContents"/>
+              <w:jc w:val="center"/>
+              <w:rPr/>
+            </w:pPr>
+            <w:r>
+              <w:rPr/>
+            </w:r>
+          </w:p>
+        </w:tc>
+        <w:tc>
+          <w:tcPr>
+            <w:tcW w:w="649" w:type="dxa"/>
+            <w:tcBorders>
+              <w:start w:val="single" w:sz="4" w:space="0" w:color="000000"/>
+              <w:bottom w:val="single" w:sz="4" w:space="0" w:color="000000"/>
+            </w:tcBorders>
+          </w:tcPr>
+          <w:p>
+            <w:pPr>
+              <w:pStyle w:val="TableContents"/>
+              <w:jc w:val="center"/>
+              <w:rPr/>
+            </w:pPr>
+            <w:r>
+              <w:rPr/>
+              <w:t>4, c*</w:t>
+            </w:r>
+          </w:p>
+        </w:tc>
+        <w:tc>
+          <w:tcPr>
+            <w:tcW w:w="648" w:type="dxa"/>
+            <w:tcBorders>
+              <w:start w:val="single" w:sz="4" w:space="0" w:color="000000"/>
+              <w:bottom w:val="single" w:sz="4" w:space="0" w:color="000000"/>
+            </w:tcBorders>
+          </w:tcPr>
+          <w:p>
+            <w:pPr>
+              <w:pStyle w:val="TableContents"/>
+              <w:jc w:val="center"/>
+              <w:rPr/>
+            </w:pPr>
+            <w:r>
+              <w:rPr/>
+              <w:t>~, a</w:t>
+            </w:r>
+          </w:p>
+        </w:tc>
+        <w:tc>
+          <w:tcPr>
+            <w:tcW w:w="648" w:type="dxa"/>
+            <w:gridSpan w:val="2"/>
+            <w:tcBorders>
+              <w:start w:val="single" w:sz="4" w:space="0" w:color="000000"/>
+              <w:bottom w:val="single" w:sz="4" w:space="0" w:color="000000"/>
+            </w:tcBorders>
+          </w:tcPr>
+          <w:p>
+            <w:pPr>
+              <w:pStyle w:val="TableContents"/>
+              <w:jc w:val="center"/>
+              <w:rPr/>
+            </w:pPr>
+            <w:r>
+              <w:rPr/>
+              <w:t>6, b</w:t>
+            </w:r>
+          </w:p>
+        </w:tc>
+        <w:tc>
+          <w:tcPr>
+            <w:tcW w:w="647" w:type="dxa"/>
+            <w:tcBorders>
+              <w:start w:val="single" w:sz="4" w:space="0" w:color="000000"/>
+              <w:bottom w:val="single" w:sz="4" w:space="0" w:color="000000"/>
+            </w:tcBorders>
+          </w:tcPr>
+          <w:p>
+            <w:pPr>
+              <w:pStyle w:val="TableContents"/>
+              <w:jc w:val="center"/>
+              <w:rPr/>
+            </w:pPr>
+            <w:r>
+              <w:rPr/>
+              <w:t>~, a</w:t>
+            </w:r>
+          </w:p>
+        </w:tc>
+        <w:tc>
+          <w:tcPr>
+            <w:tcW w:w="648" w:type="dxa"/>
+            <w:tcBorders>
+              <w:start w:val="single" w:sz="4" w:space="0" w:color="000000"/>
+              <w:bottom w:val="single" w:sz="4" w:space="0" w:color="000000"/>
+            </w:tcBorders>
+          </w:tcPr>
+          <w:p>
+            <w:pPr>
+              <w:pStyle w:val="TableContents"/>
+              <w:jc w:val="center"/>
+              <w:rPr/>
+            </w:pPr>
+            <w:r>
+              <w:rPr/>
+              <w:t>12, j</w:t>
+            </w:r>
+          </w:p>
+        </w:tc>
+        <w:tc>
+          <w:tcPr>
+            <w:tcW w:w="648" w:type="dxa"/>
+            <w:tcBorders>
+              <w:start w:val="single" w:sz="4" w:space="0" w:color="000000"/>
+              <w:bottom w:val="single" w:sz="4" w:space="0" w:color="000000"/>
+              <w:end w:val="single" w:sz="4" w:space="0" w:color="000000"/>
+            </w:tcBorders>
+          </w:tcPr>
+          <w:p>
+            <w:pPr>
+              <w:pStyle w:val="TableContents"/>
+              <w:jc w:val="center"/>
+              <w:rPr/>
+            </w:pPr>
+            <w:r>
+              <w:rPr/>
+            </w:r>
+          </w:p>
+        </w:tc>
+      </w:tr>
+      <w:tr>
+        <w:trPr/>
+        <w:tc>
+          <w:tcPr>
+            <w:tcW w:w="648" w:type="dxa"/>
+            <w:tcBorders>
+              <w:start w:val="single" w:sz="4" w:space="0" w:color="000000"/>
+              <w:bottom w:val="single" w:sz="4" w:space="0" w:color="000000"/>
+            </w:tcBorders>
+          </w:tcPr>
+          <w:p>
+            <w:pPr>
+              <w:pStyle w:val="TableContents"/>
+              <w:jc w:val="center"/>
+              <w:rPr/>
+            </w:pPr>
+            <w:r>
+              <w:rPr/>
+            </w:r>
+          </w:p>
+        </w:tc>
+        <w:tc>
+          <w:tcPr>
+            <w:tcW w:w="648" w:type="dxa"/>
+            <w:tcBorders>
+              <w:start w:val="single" w:sz="4" w:space="0" w:color="000000"/>
+              <w:bottom w:val="single" w:sz="4" w:space="0" w:color="000000"/>
+            </w:tcBorders>
+          </w:tcPr>
+          <w:p>
+            <w:pPr>
+              <w:pStyle w:val="TableContents"/>
+              <w:jc w:val="center"/>
+              <w:rPr/>
+            </w:pPr>
+            <w:r>
+              <w:rPr/>
+            </w:r>
+          </w:p>
+        </w:tc>
+        <w:tc>
+          <w:tcPr>
+            <w:tcW w:w="647" w:type="dxa"/>
+            <w:tcBorders>
+              <w:start w:val="single" w:sz="4" w:space="0" w:color="000000"/>
+              <w:bottom w:val="single" w:sz="4" w:space="0" w:color="000000"/>
+            </w:tcBorders>
+          </w:tcPr>
+          <w:p>
+            <w:pPr>
+              <w:pStyle w:val="TableContents"/>
+              <w:jc w:val="center"/>
+              <w:rPr/>
+            </w:pPr>
+            <w:r>
+              <w:rPr/>
+            </w:r>
+          </w:p>
+        </w:tc>
+        <w:tc>
+          <w:tcPr>
+            <w:tcW w:w="648" w:type="dxa"/>
+            <w:gridSpan w:val="2"/>
+            <w:tcBorders>
+              <w:start w:val="single" w:sz="4" w:space="0" w:color="000000"/>
+              <w:bottom w:val="single" w:sz="4" w:space="0" w:color="000000"/>
+            </w:tcBorders>
+          </w:tcPr>
+          <w:p>
+            <w:pPr>
+              <w:pStyle w:val="TableContents"/>
+              <w:jc w:val="center"/>
+              <w:rPr/>
+            </w:pPr>
+            <w:r>
+              <w:rPr/>
+            </w:r>
+          </w:p>
+        </w:tc>
+        <w:tc>
+          <w:tcPr>
+            <w:tcW w:w="649" w:type="dxa"/>
+            <w:tcBorders>
+              <w:start w:val="single" w:sz="4" w:space="0" w:color="000000"/>
+              <w:bottom w:val="single" w:sz="4" w:space="0" w:color="000000"/>
+            </w:tcBorders>
+          </w:tcPr>
+          <w:p>
+            <w:pPr>
+              <w:pStyle w:val="TableContents"/>
+              <w:jc w:val="center"/>
+              <w:rPr/>
+            </w:pPr>
+            <w:r>
+              <w:rPr/>
+              <w:t>-</w:t>
+            </w:r>
+          </w:p>
+        </w:tc>
+        <w:tc>
+          <w:tcPr>
+            <w:tcW w:w="648" w:type="dxa"/>
+            <w:tcBorders>
+              <w:start w:val="single" w:sz="4" w:space="0" w:color="000000"/>
+              <w:bottom w:val="single" w:sz="4" w:space="0" w:color="000000"/>
+            </w:tcBorders>
+          </w:tcPr>
+          <w:p>
+            <w:pPr>
+              <w:pStyle w:val="TableContents"/>
+              <w:jc w:val="center"/>
+              <w:rPr/>
+            </w:pPr>
+            <w:r>
+              <w:rPr/>
+              <w:t>6, e*</w:t>
+            </w:r>
+          </w:p>
+        </w:tc>
+        <w:tc>
+          <w:tcPr>
+            <w:tcW w:w="648" w:type="dxa"/>
+            <w:gridSpan w:val="2"/>
+            <w:tcBorders>
+              <w:start w:val="single" w:sz="4" w:space="0" w:color="000000"/>
+              <w:bottom w:val="single" w:sz="4" w:space="0" w:color="000000"/>
+            </w:tcBorders>
+          </w:tcPr>
+          <w:p>
+            <w:pPr>
+              <w:pStyle w:val="TableContents"/>
+              <w:jc w:val="center"/>
+              <w:rPr/>
+            </w:pPr>
+            <w:r>
+              <w:rPr/>
+              <w:t>6, b</w:t>
+            </w:r>
+          </w:p>
+        </w:tc>
+        <w:tc>
+          <w:tcPr>
+            <w:tcW w:w="647" w:type="dxa"/>
+            <w:tcBorders>
+              <w:start w:val="single" w:sz="4" w:space="0" w:color="000000"/>
+              <w:bottom w:val="single" w:sz="4" w:space="0" w:color="000000"/>
+            </w:tcBorders>
+          </w:tcPr>
+          <w:p>
+            <w:pPr>
+              <w:pStyle w:val="TableContents"/>
+              <w:jc w:val="center"/>
+              <w:rPr/>
+            </w:pPr>
+            <w:r>
+              <w:rPr/>
+              <w:t>~, a</w:t>
+            </w:r>
+          </w:p>
+        </w:tc>
+        <w:tc>
+          <w:tcPr>
+            <w:tcW w:w="648" w:type="dxa"/>
+            <w:tcBorders>
+              <w:start w:val="single" w:sz="4" w:space="0" w:color="000000"/>
+              <w:bottom w:val="single" w:sz="4" w:space="0" w:color="000000"/>
+            </w:tcBorders>
+          </w:tcPr>
+          <w:p>
+            <w:pPr>
+              <w:pStyle w:val="TableContents"/>
+              <w:jc w:val="center"/>
+              <w:rPr/>
+            </w:pPr>
+            <w:r>
+              <w:rPr/>
+              <w:t>12, j</w:t>
+            </w:r>
+          </w:p>
+        </w:tc>
+        <w:tc>
+          <w:tcPr>
+            <w:tcW w:w="648" w:type="dxa"/>
+            <w:tcBorders>
+              <w:start w:val="single" w:sz="4" w:space="0" w:color="000000"/>
+              <w:bottom w:val="single" w:sz="4" w:space="0" w:color="000000"/>
+              <w:end w:val="single" w:sz="4" w:space="0" w:color="000000"/>
+            </w:tcBorders>
+          </w:tcPr>
+          <w:p>
+            <w:pPr>
+              <w:pStyle w:val="TableContents"/>
+              <w:jc w:val="center"/>
+              <w:rPr/>
+            </w:pPr>
+            <w:r>
+              <w:rPr/>
+            </w:r>
+          </w:p>
+        </w:tc>
+      </w:tr>
+      <w:tr>
+        <w:trPr/>
+        <w:tc>
+          <w:tcPr>
+            <w:tcW w:w="648" w:type="dxa"/>
+            <w:tcBorders>
+              <w:start w:val="single" w:sz="4" w:space="0" w:color="000000"/>
+              <w:bottom w:val="single" w:sz="4" w:space="0" w:color="000000"/>
+            </w:tcBorders>
+          </w:tcPr>
+          <w:p>
+            <w:pPr>
+              <w:pStyle w:val="TableContents"/>
+              <w:jc w:val="center"/>
+              <w:rPr/>
+            </w:pPr>
+            <w:r>
+              <w:rPr/>
+            </w:r>
+          </w:p>
+        </w:tc>
+        <w:tc>
+          <w:tcPr>
+            <w:tcW w:w="648" w:type="dxa"/>
+            <w:tcBorders>
+              <w:start w:val="single" w:sz="4" w:space="0" w:color="000000"/>
+              <w:bottom w:val="single" w:sz="4" w:space="0" w:color="000000"/>
+            </w:tcBorders>
+          </w:tcPr>
+          <w:p>
+            <w:pPr>
+              <w:pStyle w:val="TableContents"/>
+              <w:jc w:val="center"/>
+              <w:rPr/>
+            </w:pPr>
+            <w:r>
+              <w:rPr/>
+            </w:r>
+          </w:p>
+        </w:tc>
+        <w:tc>
+          <w:tcPr>
+            <w:tcW w:w="647" w:type="dxa"/>
+            <w:tcBorders>
+              <w:start w:val="single" w:sz="4" w:space="0" w:color="000000"/>
+              <w:bottom w:val="single" w:sz="4" w:space="0" w:color="000000"/>
+            </w:tcBorders>
+          </w:tcPr>
+          <w:p>
+            <w:pPr>
+              <w:pStyle w:val="TableContents"/>
+              <w:jc w:val="center"/>
+              <w:rPr/>
+            </w:pPr>
+            <w:r>
+              <w:rPr/>
+            </w:r>
+          </w:p>
+        </w:tc>
+        <w:tc>
+          <w:tcPr>
+            <w:tcW w:w="648" w:type="dxa"/>
+            <w:gridSpan w:val="2"/>
+            <w:tcBorders>
+              <w:start w:val="single" w:sz="4" w:space="0" w:color="000000"/>
+              <w:bottom w:val="single" w:sz="4" w:space="0" w:color="000000"/>
+            </w:tcBorders>
+          </w:tcPr>
+          <w:p>
+            <w:pPr>
+              <w:pStyle w:val="TableContents"/>
+              <w:jc w:val="center"/>
+              <w:rPr/>
+            </w:pPr>
+            <w:r>
+              <w:rPr/>
+            </w:r>
+          </w:p>
+        </w:tc>
+        <w:tc>
+          <w:tcPr>
+            <w:tcW w:w="649" w:type="dxa"/>
+            <w:tcBorders>
+              <w:start w:val="single" w:sz="4" w:space="0" w:color="000000"/>
+              <w:bottom w:val="single" w:sz="4" w:space="0" w:color="000000"/>
+            </w:tcBorders>
+          </w:tcPr>
+          <w:p>
+            <w:pPr>
+              <w:pStyle w:val="TableContents"/>
+              <w:jc w:val="center"/>
+              <w:rPr/>
+            </w:pPr>
+            <w:r>
+              <w:rPr/>
+            </w:r>
+          </w:p>
+        </w:tc>
+        <w:tc>
+          <w:tcPr>
+            <w:tcW w:w="648" w:type="dxa"/>
+            <w:tcBorders>
+              <w:start w:val="single" w:sz="4" w:space="0" w:color="000000"/>
+              <w:bottom w:val="single" w:sz="4" w:space="0" w:color="000000"/>
+            </w:tcBorders>
+          </w:tcPr>
+          <w:p>
+            <w:pPr>
+              <w:pStyle w:val="TableContents"/>
+              <w:jc w:val="center"/>
+              <w:rPr/>
+            </w:pPr>
+            <w:r>
+              <w:rPr/>
+              <w:t>-</w:t>
+            </w:r>
+          </w:p>
+        </w:tc>
+        <w:tc>
+          <w:tcPr>
+            <w:tcW w:w="648" w:type="dxa"/>
+            <w:gridSpan w:val="2"/>
+            <w:tcBorders>
+              <w:start w:val="single" w:sz="4" w:space="0" w:color="000000"/>
+              <w:bottom w:val="single" w:sz="4" w:space="0" w:color="000000"/>
+            </w:tcBorders>
+          </w:tcPr>
+          <w:p>
+            <w:pPr>
+              <w:pStyle w:val="TableContents"/>
+              <w:jc w:val="center"/>
+              <w:rPr/>
+            </w:pPr>
+            <w:r>
+              <w:rPr/>
+              <w:t>6, b*</w:t>
+            </w:r>
+          </w:p>
+        </w:tc>
+        <w:tc>
+          <w:tcPr>
+            <w:tcW w:w="647" w:type="dxa"/>
+            <w:tcBorders>
+              <w:start w:val="single" w:sz="4" w:space="0" w:color="000000"/>
+              <w:bottom w:val="single" w:sz="4" w:space="0" w:color="000000"/>
+            </w:tcBorders>
+          </w:tcPr>
+          <w:p>
+            <w:pPr>
+              <w:pStyle w:val="TableContents"/>
+              <w:jc w:val="center"/>
+              <w:rPr/>
+            </w:pPr>
+            <w:r>
+              <w:rPr/>
+              <w:t>8, f</w:t>
+            </w:r>
+          </w:p>
+        </w:tc>
+        <w:tc>
+          <w:tcPr>
+            <w:tcW w:w="648" w:type="dxa"/>
+            <w:tcBorders>
+              <w:start w:val="single" w:sz="4" w:space="0" w:color="000000"/>
+              <w:bottom w:val="single" w:sz="4" w:space="0" w:color="000000"/>
+            </w:tcBorders>
+          </w:tcPr>
+          <w:p>
+            <w:pPr>
+              <w:pStyle w:val="TableContents"/>
+              <w:jc w:val="center"/>
+              <w:rPr/>
+            </w:pPr>
+            <w:r>
+              <w:rPr/>
+              <w:t>12, j</w:t>
+            </w:r>
+          </w:p>
+        </w:tc>
+        <w:tc>
+          <w:tcPr>
+            <w:tcW w:w="648" w:type="dxa"/>
+            <w:tcBorders>
+              <w:start w:val="single" w:sz="4" w:space="0" w:color="000000"/>
+              <w:bottom w:val="single" w:sz="4" w:space="0" w:color="000000"/>
+              <w:end w:val="single" w:sz="4" w:space="0" w:color="000000"/>
+            </w:tcBorders>
+          </w:tcPr>
+          <w:p>
+            <w:pPr>
+              <w:pStyle w:val="TableContents"/>
+              <w:jc w:val="center"/>
+              <w:rPr/>
+            </w:pPr>
+            <w:r>
+              <w:rPr/>
+            </w:r>
+          </w:p>
+        </w:tc>
+      </w:tr>
+      <w:tr>
+        <w:trPr/>
+        <w:tc>
+          <w:tcPr>
+            <w:tcW w:w="648" w:type="dxa"/>
+            <w:tcBorders>
+              <w:start w:val="single" w:sz="4" w:space="0" w:color="000000"/>
+              <w:bottom w:val="single" w:sz="4" w:space="0" w:color="000000"/>
+            </w:tcBorders>
+          </w:tcPr>
+          <w:p>
+            <w:pPr>
+              <w:pStyle w:val="TableContents"/>
+              <w:jc w:val="center"/>
+              <w:rPr/>
+            </w:pPr>
+            <w:r>
+              <w:rPr/>
+            </w:r>
+          </w:p>
+        </w:tc>
+        <w:tc>
+          <w:tcPr>
+            <w:tcW w:w="648" w:type="dxa"/>
+            <w:tcBorders>
+              <w:start w:val="single" w:sz="4" w:space="0" w:color="000000"/>
+              <w:bottom w:val="single" w:sz="4" w:space="0" w:color="000000"/>
+            </w:tcBorders>
+          </w:tcPr>
+          <w:p>
+            <w:pPr>
+              <w:pStyle w:val="TableContents"/>
+              <w:jc w:val="center"/>
+              <w:rPr/>
+            </w:pPr>
+            <w:r>
+              <w:rPr/>
+            </w:r>
+          </w:p>
+        </w:tc>
+        <w:tc>
+          <w:tcPr>
+            <w:tcW w:w="647" w:type="dxa"/>
+            <w:tcBorders>
+              <w:start w:val="single" w:sz="4" w:space="0" w:color="000000"/>
+              <w:bottom w:val="single" w:sz="4" w:space="0" w:color="000000"/>
+            </w:tcBorders>
+          </w:tcPr>
+          <w:p>
+            <w:pPr>
+              <w:pStyle w:val="TableContents"/>
+              <w:jc w:val="center"/>
+              <w:rPr/>
+            </w:pPr>
+            <w:r>
+              <w:rPr/>
+            </w:r>
+          </w:p>
+        </w:tc>
+        <w:tc>
+          <w:tcPr>
+            <w:tcW w:w="648" w:type="dxa"/>
+            <w:gridSpan w:val="2"/>
+            <w:tcBorders>
+              <w:start w:val="single" w:sz="4" w:space="0" w:color="000000"/>
+              <w:bottom w:val="single" w:sz="4" w:space="0" w:color="000000"/>
+            </w:tcBorders>
+          </w:tcPr>
+          <w:p>
+            <w:pPr>
+              <w:pStyle w:val="TableContents"/>
+              <w:jc w:val="center"/>
+              <w:rPr/>
+            </w:pPr>
+            <w:r>
+              <w:rPr/>
+            </w:r>
+          </w:p>
+        </w:tc>
+        <w:tc>
+          <w:tcPr>
+            <w:tcW w:w="649" w:type="dxa"/>
+            <w:tcBorders>
+              <w:start w:val="single" w:sz="4" w:space="0" w:color="000000"/>
+              <w:bottom w:val="single" w:sz="4" w:space="0" w:color="000000"/>
+            </w:tcBorders>
+          </w:tcPr>
+          <w:p>
+            <w:pPr>
+              <w:pStyle w:val="TableContents"/>
+              <w:jc w:val="center"/>
+              <w:rPr/>
+            </w:pPr>
+            <w:r>
+              <w:rPr/>
+            </w:r>
+          </w:p>
+        </w:tc>
+        <w:tc>
+          <w:tcPr>
+            <w:tcW w:w="648" w:type="dxa"/>
+            <w:tcBorders>
+              <w:start w:val="single" w:sz="4" w:space="0" w:color="000000"/>
+              <w:bottom w:val="single" w:sz="4" w:space="0" w:color="000000"/>
+            </w:tcBorders>
+          </w:tcPr>
+          <w:p>
+            <w:pPr>
+              <w:pStyle w:val="TableContents"/>
+              <w:jc w:val="center"/>
+              <w:rPr/>
+            </w:pPr>
+            <w:r>
+              <w:rPr/>
+            </w:r>
+          </w:p>
+        </w:tc>
+        <w:tc>
+          <w:tcPr>
+            <w:tcW w:w="648" w:type="dxa"/>
+            <w:gridSpan w:val="2"/>
+            <w:tcBorders>
+              <w:start w:val="single" w:sz="4" w:space="0" w:color="000000"/>
+              <w:bottom w:val="single" w:sz="4" w:space="0" w:color="000000"/>
+            </w:tcBorders>
+          </w:tcPr>
+          <w:p>
+            <w:pPr>
+              <w:pStyle w:val="TableContents"/>
+              <w:jc w:val="center"/>
+              <w:rPr/>
+            </w:pPr>
+            <w:r>
+              <w:rPr/>
+              <w:t>-</w:t>
+            </w:r>
+          </w:p>
+        </w:tc>
+        <w:tc>
+          <w:tcPr>
+            <w:tcW w:w="647" w:type="dxa"/>
+            <w:tcBorders>
+              <w:start w:val="single" w:sz="4" w:space="0" w:color="000000"/>
+              <w:bottom w:val="single" w:sz="4" w:space="0" w:color="000000"/>
+            </w:tcBorders>
+          </w:tcPr>
+          <w:p>
+            <w:pPr>
+              <w:pStyle w:val="TableContents"/>
+              <w:jc w:val="center"/>
+              <w:rPr/>
+            </w:pPr>
+            <w:r>
+              <w:rPr/>
+              <w:t>8, f*</w:t>
+            </w:r>
+          </w:p>
+        </w:tc>
+        <w:tc>
+          <w:tcPr>
+            <w:tcW w:w="648" w:type="dxa"/>
+            <w:tcBorders>
+              <w:start w:val="single" w:sz="4" w:space="0" w:color="000000"/>
+              <w:bottom w:val="single" w:sz="4" w:space="0" w:color="000000"/>
+            </w:tcBorders>
+          </w:tcPr>
+          <w:p>
+            <w:pPr>
+              <w:pStyle w:val="TableContents"/>
+              <w:jc w:val="center"/>
+              <w:rPr/>
+            </w:pPr>
+            <w:r>
+              <w:rPr/>
+              <w:t>12, j</w:t>
+            </w:r>
+          </w:p>
+        </w:tc>
+        <w:tc>
+          <w:tcPr>
+            <w:tcW w:w="648" w:type="dxa"/>
+            <w:tcBorders>
+              <w:start w:val="single" w:sz="4" w:space="0" w:color="000000"/>
+              <w:bottom w:val="single" w:sz="4" w:space="0" w:color="000000"/>
+              <w:end w:val="single" w:sz="4" w:space="0" w:color="000000"/>
+            </w:tcBorders>
+          </w:tcPr>
+          <w:p>
+            <w:pPr>
+              <w:pStyle w:val="TableContents"/>
+              <w:jc w:val="center"/>
+              <w:rPr/>
+            </w:pPr>
+            <w:r>
+              <w:rPr/>
+            </w:r>
+          </w:p>
+        </w:tc>
+      </w:tr>
+      <w:tr>
+        <w:trPr/>
+        <w:tc>
+          <w:tcPr>
+            <w:tcW w:w="648" w:type="dxa"/>
+            <w:tcBorders>
+              <w:start w:val="single" w:sz="4" w:space="0" w:color="000000"/>
+              <w:bottom w:val="single" w:sz="4" w:space="0" w:color="000000"/>
+            </w:tcBorders>
+          </w:tcPr>
+          <w:p>
+            <w:pPr>
+              <w:pStyle w:val="TableContents"/>
+              <w:jc w:val="center"/>
+              <w:rPr/>
+            </w:pPr>
+            <w:r>
+              <w:rPr/>
+            </w:r>
+          </w:p>
+        </w:tc>
+        <w:tc>
+          <w:tcPr>
+            <w:tcW w:w="648" w:type="dxa"/>
+            <w:tcBorders>
+              <w:start w:val="single" w:sz="4" w:space="0" w:color="000000"/>
+              <w:bottom w:val="single" w:sz="4" w:space="0" w:color="000000"/>
+            </w:tcBorders>
+          </w:tcPr>
+          <w:p>
+            <w:pPr>
+              <w:pStyle w:val="TableContents"/>
+              <w:jc w:val="center"/>
+              <w:rPr/>
+            </w:pPr>
+            <w:r>
+              <w:rPr/>
+            </w:r>
+          </w:p>
+        </w:tc>
+        <w:tc>
+          <w:tcPr>
+            <w:tcW w:w="647" w:type="dxa"/>
+            <w:tcBorders>
+              <w:start w:val="single" w:sz="4" w:space="0" w:color="000000"/>
+              <w:bottom w:val="single" w:sz="4" w:space="0" w:color="000000"/>
+            </w:tcBorders>
+          </w:tcPr>
+          <w:p>
+            <w:pPr>
+              <w:pStyle w:val="TableContents"/>
+              <w:jc w:val="center"/>
+              <w:rPr/>
+            </w:pPr>
+            <w:r>
+              <w:rPr/>
+            </w:r>
+          </w:p>
+        </w:tc>
+        <w:tc>
+          <w:tcPr>
+            <w:tcW w:w="648" w:type="dxa"/>
+            <w:gridSpan w:val="2"/>
+            <w:tcBorders>
+              <w:start w:val="single" w:sz="4" w:space="0" w:color="000000"/>
+              <w:bottom w:val="single" w:sz="4" w:space="0" w:color="000000"/>
+            </w:tcBorders>
+          </w:tcPr>
+          <w:p>
+            <w:pPr>
+              <w:pStyle w:val="TableContents"/>
+              <w:jc w:val="center"/>
+              <w:rPr/>
+            </w:pPr>
+            <w:r>
+              <w:rPr/>
+            </w:r>
+          </w:p>
+        </w:tc>
+        <w:tc>
+          <w:tcPr>
+            <w:tcW w:w="649" w:type="dxa"/>
+            <w:tcBorders>
+              <w:start w:val="single" w:sz="4" w:space="0" w:color="000000"/>
+              <w:bottom w:val="single" w:sz="4" w:space="0" w:color="000000"/>
+            </w:tcBorders>
+          </w:tcPr>
+          <w:p>
+            <w:pPr>
+              <w:pStyle w:val="TableContents"/>
+              <w:jc w:val="center"/>
+              <w:rPr/>
+            </w:pPr>
+            <w:r>
+              <w:rPr/>
+            </w:r>
+          </w:p>
+        </w:tc>
+        <w:tc>
+          <w:tcPr>
+            <w:tcW w:w="648" w:type="dxa"/>
+            <w:tcBorders>
+              <w:start w:val="single" w:sz="4" w:space="0" w:color="000000"/>
+              <w:bottom w:val="single" w:sz="4" w:space="0" w:color="000000"/>
+            </w:tcBorders>
+          </w:tcPr>
+          <w:p>
+            <w:pPr>
+              <w:pStyle w:val="TableContents"/>
+              <w:jc w:val="center"/>
+              <w:rPr/>
+            </w:pPr>
+            <w:r>
+              <w:rPr/>
+            </w:r>
+          </w:p>
+        </w:tc>
+        <w:tc>
+          <w:tcPr>
+            <w:tcW w:w="648" w:type="dxa"/>
+            <w:gridSpan w:val="2"/>
+            <w:tcBorders>
+              <w:start w:val="single" w:sz="4" w:space="0" w:color="000000"/>
+              <w:bottom w:val="single" w:sz="4" w:space="0" w:color="000000"/>
+            </w:tcBorders>
+          </w:tcPr>
+          <w:p>
+            <w:pPr>
+              <w:pStyle w:val="TableContents"/>
+              <w:jc w:val="center"/>
+              <w:rPr/>
+            </w:pPr>
+            <w:r>
+              <w:rPr/>
+            </w:r>
+          </w:p>
+        </w:tc>
+        <w:tc>
+          <w:tcPr>
+            <w:tcW w:w="647" w:type="dxa"/>
+            <w:tcBorders>
+              <w:start w:val="single" w:sz="4" w:space="0" w:color="000000"/>
+              <w:bottom w:val="single" w:sz="4" w:space="0" w:color="000000"/>
+            </w:tcBorders>
+          </w:tcPr>
+          <w:p>
+            <w:pPr>
+              <w:pStyle w:val="TableContents"/>
+              <w:jc w:val="center"/>
+              <w:rPr/>
+            </w:pPr>
+            <w:r>
+              <w:rPr/>
+              <w:t>-</w:t>
+            </w:r>
+          </w:p>
+        </w:tc>
+        <w:tc>
+          <w:tcPr>
+            <w:tcW w:w="648" w:type="dxa"/>
+            <w:tcBorders>
+              <w:start w:val="single" w:sz="4" w:space="0" w:color="000000"/>
+              <w:bottom w:val="single" w:sz="4" w:space="0" w:color="000000"/>
+            </w:tcBorders>
+          </w:tcPr>
+          <w:p>
+            <w:pPr>
+              <w:pStyle w:val="TableContents"/>
+              <w:jc w:val="center"/>
+              <w:rPr/>
+            </w:pPr>
+            <w:r>
+              <w:rPr/>
+              <w:t>12, j*</w:t>
+            </w:r>
+          </w:p>
+        </w:tc>
+        <w:tc>
+          <w:tcPr>
+            <w:tcW w:w="648" w:type="dxa"/>
+            <w:tcBorders>
+              <w:start w:val="single" w:sz="4" w:space="0" w:color="000000"/>
+              <w:bottom w:val="single" w:sz="4" w:space="0" w:color="000000"/>
+              <w:end w:val="single" w:sz="4" w:space="0" w:color="000000"/>
+            </w:tcBorders>
+          </w:tcPr>
+          <w:p>
+            <w:pPr>
+              <w:pStyle w:val="TableContents"/>
+              <w:jc w:val="center"/>
+              <w:rPr/>
+            </w:pPr>
+            <w:r>
+              <w:rPr/>
+            </w:r>
+          </w:p>
+        </w:tc>
+      </w:tr>
+      <w:tr>
+        <w:trPr/>
+        <w:tc>
+          <w:tcPr>
+            <w:tcW w:w="648" w:type="dxa"/>
+            <w:tcBorders>
+              <w:start w:val="single" w:sz="4" w:space="0" w:color="000000"/>
+              <w:bottom w:val="single" w:sz="4" w:space="0" w:color="000000"/>
+            </w:tcBorders>
+          </w:tcPr>
+          <w:p>
+            <w:pPr>
+              <w:pStyle w:val="TableContents"/>
+              <w:jc w:val="center"/>
+              <w:rPr/>
+            </w:pPr>
+            <w:r>
+              <w:rPr/>
+            </w:r>
+          </w:p>
+        </w:tc>
+        <w:tc>
+          <w:tcPr>
+            <w:tcW w:w="648" w:type="dxa"/>
+            <w:tcBorders>
+              <w:start w:val="single" w:sz="4" w:space="0" w:color="000000"/>
+              <w:bottom w:val="single" w:sz="4" w:space="0" w:color="000000"/>
+            </w:tcBorders>
+          </w:tcPr>
+          <w:p>
+            <w:pPr>
+              <w:pStyle w:val="TableContents"/>
+              <w:jc w:val="center"/>
+              <w:rPr/>
+            </w:pPr>
+            <w:r>
+              <w:rPr/>
+            </w:r>
+          </w:p>
+        </w:tc>
+        <w:tc>
+          <w:tcPr>
+            <w:tcW w:w="647" w:type="dxa"/>
+            <w:tcBorders>
+              <w:start w:val="single" w:sz="4" w:space="0" w:color="000000"/>
+              <w:bottom w:val="single" w:sz="4" w:space="0" w:color="000000"/>
+            </w:tcBorders>
+          </w:tcPr>
+          <w:p>
+            <w:pPr>
+              <w:pStyle w:val="TableContents"/>
+              <w:jc w:val="center"/>
+              <w:rPr/>
+            </w:pPr>
+            <w:r>
+              <w:rPr/>
+            </w:r>
+          </w:p>
+        </w:tc>
+        <w:tc>
+          <w:tcPr>
+            <w:tcW w:w="648" w:type="dxa"/>
+            <w:gridSpan w:val="2"/>
+            <w:tcBorders>
+              <w:start w:val="single" w:sz="4" w:space="0" w:color="000000"/>
+              <w:bottom w:val="single" w:sz="4" w:space="0" w:color="000000"/>
+            </w:tcBorders>
+          </w:tcPr>
+          <w:p>
+            <w:pPr>
+              <w:pStyle w:val="TableContents"/>
+              <w:jc w:val="center"/>
+              <w:rPr/>
+            </w:pPr>
+            <w:r>
+              <w:rPr/>
+            </w:r>
+          </w:p>
+        </w:tc>
+        <w:tc>
+          <w:tcPr>
+            <w:tcW w:w="649" w:type="dxa"/>
+            <w:tcBorders>
+              <w:start w:val="single" w:sz="4" w:space="0" w:color="000000"/>
+              <w:bottom w:val="single" w:sz="4" w:space="0" w:color="000000"/>
+            </w:tcBorders>
+          </w:tcPr>
+          <w:p>
+            <w:pPr>
+              <w:pStyle w:val="TableContents"/>
+              <w:jc w:val="center"/>
+              <w:rPr/>
+            </w:pPr>
+            <w:r>
+              <w:rPr/>
+            </w:r>
+          </w:p>
+        </w:tc>
+        <w:tc>
+          <w:tcPr>
+            <w:tcW w:w="648" w:type="dxa"/>
+            <w:tcBorders>
+              <w:start w:val="single" w:sz="4" w:space="0" w:color="000000"/>
+              <w:bottom w:val="single" w:sz="4" w:space="0" w:color="000000"/>
+            </w:tcBorders>
+          </w:tcPr>
+          <w:p>
+            <w:pPr>
+              <w:pStyle w:val="TableContents"/>
+              <w:jc w:val="center"/>
+              <w:rPr/>
+            </w:pPr>
+            <w:r>
+              <w:rPr/>
+            </w:r>
+          </w:p>
+        </w:tc>
+        <w:tc>
+          <w:tcPr>
+            <w:tcW w:w="648" w:type="dxa"/>
+            <w:gridSpan w:val="2"/>
+            <w:tcBorders>
+              <w:start w:val="single" w:sz="4" w:space="0" w:color="000000"/>
+              <w:bottom w:val="single" w:sz="4" w:space="0" w:color="000000"/>
+            </w:tcBorders>
+          </w:tcPr>
+          <w:p>
+            <w:pPr>
+              <w:pStyle w:val="TableContents"/>
+              <w:jc w:val="center"/>
+              <w:rPr/>
+            </w:pPr>
+            <w:r>
+              <w:rPr/>
+            </w:r>
+          </w:p>
+        </w:tc>
+        <w:tc>
+          <w:tcPr>
+            <w:tcW w:w="647" w:type="dxa"/>
+            <w:tcBorders>
+              <w:start w:val="single" w:sz="4" w:space="0" w:color="000000"/>
+              <w:bottom w:val="single" w:sz="4" w:space="0" w:color="000000"/>
+            </w:tcBorders>
+          </w:tcPr>
+          <w:p>
+            <w:pPr>
+              <w:pStyle w:val="TableContents"/>
+              <w:jc w:val="center"/>
+              <w:rPr/>
+            </w:pPr>
+            <w:r>
+              <w:rPr/>
+            </w:r>
+          </w:p>
+        </w:tc>
+        <w:tc>
+          <w:tcPr>
+            <w:tcW w:w="648" w:type="dxa"/>
+            <w:tcBorders>
+              <w:start w:val="single" w:sz="4" w:space="0" w:color="000000"/>
+              <w:bottom w:val="single" w:sz="4" w:space="0" w:color="000000"/>
+            </w:tcBorders>
+          </w:tcPr>
+          <w:p>
+            <w:pPr>
+              <w:pStyle w:val="TableContents"/>
+              <w:jc w:val="center"/>
+              <w:rPr/>
+            </w:pPr>
+            <w:r>
+              <w:rPr/>
+              <w:t>-</w:t>
+            </w:r>
+          </w:p>
+        </w:tc>
+        <w:tc>
+          <w:tcPr>
+            <w:tcW w:w="648" w:type="dxa"/>
+            <w:tcBorders>
+              <w:start w:val="single" w:sz="4" w:space="0" w:color="000000"/>
+              <w:bottom w:val="single" w:sz="4" w:space="0" w:color="000000"/>
+              <w:end w:val="single" w:sz="4" w:space="0" w:color="000000"/>
+            </w:tcBorders>
+          </w:tcPr>
+          <w:p>
+            <w:pPr>
+              <w:pStyle w:val="TableContents"/>
+              <w:jc w:val="center"/>
+              <w:rPr/>
+            </w:pPr>
+            <w:r>
+              <w:rPr/>
+            </w:r>
+          </w:p>
+        </w:tc>
+      </w:tr>
+      <w:tr>
+        <w:trPr/>
+        <w:tc>
+          <w:tcPr>
+            <w:tcW w:w="2159" w:type="dxa"/>
+            <w:gridSpan w:val="4"/>
             <w:tcBorders>
               <w:start w:val="single" w:sz="4" w:space="0" w:color="000000"/>
             </w:tcBorders>
@@ -14039,7 +13911,8 @@
         </w:tc>
         <w:tc>
           <w:tcPr>
-            <w:tcW w:w="2160" w:type="dxa"/>
+            <w:tcW w:w="2161" w:type="dxa"/>
+            <w:gridSpan w:val="4"/>
             <w:tcBorders>
               <w:start w:val="single" w:sz="4" w:space="0" w:color="000000"/>
             </w:tcBorders>
@@ -14075,7 +13948,8 @@
         </w:tc>
         <w:tc>
           <w:tcPr>
-            <w:tcW w:w="2160" w:type="dxa"/>
+            <w:tcW w:w="2159" w:type="dxa"/>
+            <w:gridSpan w:val="4"/>
             <w:tcBorders>
               <w:start w:val="single" w:sz="4" w:space="0" w:color="000000"/>
             </w:tcBorders>
@@ -14114,7 +13988,8 @@
         <w:trPr/>
         <w:tc>
           <w:tcPr>
-            <w:tcW w:w="2160" w:type="dxa"/>
+            <w:tcW w:w="2159" w:type="dxa"/>
+            <w:gridSpan w:val="4"/>
             <w:tcBorders>
               <w:start w:val="single" w:sz="4" w:space="0" w:color="000000"/>
             </w:tcBorders>
@@ -14150,7 +14025,8 @@
         </w:tc>
         <w:tc>
           <w:tcPr>
-            <w:tcW w:w="2160" w:type="dxa"/>
+            <w:tcW w:w="2161" w:type="dxa"/>
+            <w:gridSpan w:val="4"/>
             <w:tcBorders>
               <w:start w:val="single" w:sz="4" w:space="0" w:color="000000"/>
             </w:tcBorders>
@@ -14186,7 +14062,8 @@
         </w:tc>
         <w:tc>
           <w:tcPr>
-            <w:tcW w:w="2160" w:type="dxa"/>
+            <w:tcW w:w="2159" w:type="dxa"/>
+            <w:gridSpan w:val="4"/>
             <w:tcBorders>
               <w:start w:val="single" w:sz="4" w:space="0" w:color="000000"/>
             </w:tcBorders>
@@ -14225,7 +14102,8 @@
         <w:trPr/>
         <w:tc>
           <w:tcPr>
-            <w:tcW w:w="2160" w:type="dxa"/>
+            <w:tcW w:w="2159" w:type="dxa"/>
+            <w:gridSpan w:val="4"/>
             <w:tcBorders>
               <w:start w:val="single" w:sz="4" w:space="0" w:color="000000"/>
             </w:tcBorders>
@@ -14261,7 +14139,8 @@
         </w:tc>
         <w:tc>
           <w:tcPr>
-            <w:tcW w:w="2160" w:type="dxa"/>
+            <w:tcW w:w="2161" w:type="dxa"/>
+            <w:gridSpan w:val="4"/>
             <w:tcBorders>
               <w:start w:val="single" w:sz="4" w:space="0" w:color="000000"/>
             </w:tcBorders>
@@ -14297,7 +14176,8 @@
         </w:tc>
         <w:tc>
           <w:tcPr>
-            <w:tcW w:w="2160" w:type="dxa"/>
+            <w:tcW w:w="2159" w:type="dxa"/>
+            <w:gridSpan w:val="4"/>
             <w:tcBorders>
               <w:start w:val="single" w:sz="4" w:space="0" w:color="000000"/>
             </w:tcBorders>
@@ -14336,7 +14216,8 @@
         <w:trPr/>
         <w:tc>
           <w:tcPr>
-            <w:tcW w:w="2160" w:type="dxa"/>
+            <w:tcW w:w="2159" w:type="dxa"/>
+            <w:gridSpan w:val="4"/>
             <w:tcBorders>
               <w:start w:val="single" w:sz="4" w:space="0" w:color="000000"/>
             </w:tcBorders>
@@ -14372,7 +14253,8 @@
         </w:tc>
         <w:tc>
           <w:tcPr>
-            <w:tcW w:w="2160" w:type="dxa"/>
+            <w:tcW w:w="2161" w:type="dxa"/>
+            <w:gridSpan w:val="4"/>
             <w:tcBorders>
               <w:start w:val="single" w:sz="4" w:space="0" w:color="000000"/>
             </w:tcBorders>
@@ -14408,7 +14290,8 @@
         </w:tc>
         <w:tc>
           <w:tcPr>
-            <w:tcW w:w="2160" w:type="dxa"/>
+            <w:tcW w:w="2159" w:type="dxa"/>
+            <w:gridSpan w:val="4"/>
             <w:tcBorders>
               <w:start w:val="single" w:sz="4" w:space="0" w:color="000000"/>
             </w:tcBorders>
@@ -14447,7 +14330,8 @@
         <w:trPr/>
         <w:tc>
           <w:tcPr>
-            <w:tcW w:w="2160" w:type="dxa"/>
+            <w:tcW w:w="2159" w:type="dxa"/>
+            <w:gridSpan w:val="4"/>
             <w:tcBorders>
               <w:start w:val="single" w:sz="4" w:space="0" w:color="000000"/>
             </w:tcBorders>
@@ -14483,7 +14367,8 @@
         </w:tc>
         <w:tc>
           <w:tcPr>
-            <w:tcW w:w="2160" w:type="dxa"/>
+            <w:tcW w:w="2161" w:type="dxa"/>
+            <w:gridSpan w:val="4"/>
             <w:tcBorders>
               <w:start w:val="single" w:sz="4" w:space="0" w:color="000000"/>
             </w:tcBorders>
@@ -14519,7 +14404,8 @@
         </w:tc>
         <w:tc>
           <w:tcPr>
-            <w:tcW w:w="2160" w:type="dxa"/>
+            <w:tcW w:w="2159" w:type="dxa"/>
+            <w:gridSpan w:val="4"/>
             <w:tcBorders>
               <w:start w:val="single" w:sz="4" w:space="0" w:color="000000"/>
             </w:tcBorders>
@@ -14558,7 +14444,8 @@
         <w:trPr/>
         <w:tc>
           <w:tcPr>
-            <w:tcW w:w="2160" w:type="dxa"/>
+            <w:tcW w:w="2159" w:type="dxa"/>
+            <w:gridSpan w:val="4"/>
             <w:tcBorders>
               <w:start w:val="single" w:sz="4" w:space="0" w:color="000000"/>
             </w:tcBorders>
@@ -14594,7 +14481,8 @@
         </w:tc>
         <w:tc>
           <w:tcPr>
-            <w:tcW w:w="2160" w:type="dxa"/>
+            <w:tcW w:w="2161" w:type="dxa"/>
+            <w:gridSpan w:val="4"/>
             <w:tcBorders>
               <w:start w:val="single" w:sz="4" w:space="0" w:color="000000"/>
             </w:tcBorders>
@@ -14630,7 +14518,8 @@
         </w:tc>
         <w:tc>
           <w:tcPr>
-            <w:tcW w:w="2160" w:type="dxa"/>
+            <w:tcW w:w="2159" w:type="dxa"/>
+            <w:gridSpan w:val="4"/>
             <w:tcBorders>
               <w:start w:val="single" w:sz="4" w:space="0" w:color="000000"/>
             </w:tcBorders>
@@ -14669,7 +14558,8 @@
         <w:trPr/>
         <w:tc>
           <w:tcPr>
-            <w:tcW w:w="2160" w:type="dxa"/>
+            <w:tcW w:w="2159" w:type="dxa"/>
+            <w:gridSpan w:val="4"/>
             <w:tcBorders>
               <w:start w:val="single" w:sz="4" w:space="0" w:color="000000"/>
             </w:tcBorders>
@@ -14705,7 +14595,8 @@
         </w:tc>
         <w:tc>
           <w:tcPr>
-            <w:tcW w:w="2160" w:type="dxa"/>
+            <w:tcW w:w="2161" w:type="dxa"/>
+            <w:gridSpan w:val="4"/>
             <w:tcBorders>
               <w:start w:val="single" w:sz="4" w:space="0" w:color="000000"/>
             </w:tcBorders>
@@ -14741,7 +14632,8 @@
         </w:tc>
         <w:tc>
           <w:tcPr>
-            <w:tcW w:w="2160" w:type="dxa"/>
+            <w:tcW w:w="2159" w:type="dxa"/>
+            <w:gridSpan w:val="4"/>
             <w:tcBorders>
               <w:start w:val="single" w:sz="4" w:space="0" w:color="000000"/>
             </w:tcBorders>
@@ -14780,7 +14672,8 @@
         <w:trPr/>
         <w:tc>
           <w:tcPr>
-            <w:tcW w:w="2160" w:type="dxa"/>
+            <w:tcW w:w="2159" w:type="dxa"/>
+            <w:gridSpan w:val="4"/>
             <w:tcBorders>
               <w:start w:val="single" w:sz="4" w:space="0" w:color="000000"/>
             </w:tcBorders>
@@ -14816,7 +14709,8 @@
         </w:tc>
         <w:tc>
           <w:tcPr>
-            <w:tcW w:w="2160" w:type="dxa"/>
+            <w:tcW w:w="2161" w:type="dxa"/>
+            <w:gridSpan w:val="4"/>
             <w:tcBorders>
               <w:start w:val="single" w:sz="4" w:space="0" w:color="000000"/>
             </w:tcBorders>
@@ -14852,7 +14746,8 @@
         </w:tc>
         <w:tc>
           <w:tcPr>
-            <w:tcW w:w="2160" w:type="dxa"/>
+            <w:tcW w:w="2159" w:type="dxa"/>
+            <w:gridSpan w:val="4"/>
             <w:tcBorders>
               <w:start w:val="single" w:sz="4" w:space="0" w:color="000000"/>
             </w:tcBorders>
@@ -14891,7 +14786,8 @@
         <w:trPr/>
         <w:tc>
           <w:tcPr>
-            <w:tcW w:w="2160" w:type="dxa"/>
+            <w:tcW w:w="2159" w:type="dxa"/>
+            <w:gridSpan w:val="4"/>
             <w:tcBorders>
               <w:start w:val="single" w:sz="4" w:space="0" w:color="000000"/>
             </w:tcBorders>
@@ -14927,7 +14823,8 @@
         </w:tc>
         <w:tc>
           <w:tcPr>
-            <w:tcW w:w="2160" w:type="dxa"/>
+            <w:tcW w:w="2161" w:type="dxa"/>
+            <w:gridSpan w:val="4"/>
             <w:tcBorders>
               <w:start w:val="single" w:sz="4" w:space="0" w:color="000000"/>
             </w:tcBorders>
@@ -14963,7 +14860,8 @@
         </w:tc>
         <w:tc>
           <w:tcPr>
-            <w:tcW w:w="2160" w:type="dxa"/>
+            <w:tcW w:w="2159" w:type="dxa"/>
+            <w:gridSpan w:val="4"/>
             <w:tcBorders>
               <w:start w:val="single" w:sz="4" w:space="0" w:color="000000"/>
             </w:tcBorders>
@@ -15002,7 +14900,8 @@
         <w:trPr/>
         <w:tc>
           <w:tcPr>
-            <w:tcW w:w="2160" w:type="dxa"/>
+            <w:tcW w:w="2159" w:type="dxa"/>
+            <w:gridSpan w:val="4"/>
             <w:tcBorders>
               <w:start w:val="single" w:sz="4" w:space="0" w:color="000000"/>
               <w:bottom w:val="single" w:sz="4" w:space="0" w:color="000000"/>
@@ -15039,7 +14938,8 @@
         </w:tc>
         <w:tc>
           <w:tcPr>
-            <w:tcW w:w="2160" w:type="dxa"/>
+            <w:tcW w:w="2161" w:type="dxa"/>
+            <w:gridSpan w:val="4"/>
             <w:tcBorders>
               <w:start w:val="single" w:sz="4" w:space="0" w:color="000000"/>
               <w:bottom w:val="single" w:sz="4" w:space="0" w:color="000000"/>
@@ -15076,7 +14976,8 @@
         </w:tc>
         <w:tc>
           <w:tcPr>
-            <w:tcW w:w="2160" w:type="dxa"/>
+            <w:tcW w:w="2159" w:type="dxa"/>
+            <w:gridSpan w:val="4"/>
             <w:tcBorders>
               <w:start w:val="single" w:sz="4" w:space="0" w:color="000000"/>
               <w:bottom w:val="single" w:sz="4" w:space="0" w:color="000000"/>
@@ -15723,11 +15624,7 @@
         </w:rPr>
       </w:pPr>
       <w:r>
-        <w:rPr>
-          <w:rFonts w:ascii="Times New Roman" w:hAnsi="Times New Roman"/>
-          <w:sz w:val="25"/>
-          <w:szCs w:val="25"/>
-        </w:rPr>
+        <w:rPr/>
         <w:drawing>
           <wp:inline distT="0" distB="0" distL="0" distR="0">
             <wp:extent cx="1499870" cy="1828800"/>
@@ -15768,11 +15665,7 @@
         </w:drawing>
       </w:r>
       <w:r>
-        <w:rPr>
-          <w:rFonts w:ascii="Times New Roman" w:hAnsi="Times New Roman"/>
-          <w:sz w:val="25"/>
-          <w:szCs w:val="25"/>
-        </w:rPr>
+        <w:rPr/>
         <w:drawing>
           <wp:inline distT="0" distB="0" distL="0" distR="0">
             <wp:extent cx="1490345" cy="1828800"/>
@@ -15832,11 +15725,7 @@
         </w:rPr>
       </w:pPr>
       <w:r>
-        <w:rPr>
-          <w:rFonts w:ascii="Times New Roman" w:hAnsi="Times New Roman"/>
-          <w:sz w:val="25"/>
-          <w:szCs w:val="25"/>
-        </w:rPr>
+        <w:rPr/>
         <w:drawing>
           <wp:inline distT="0" distB="0" distL="0" distR="0">
             <wp:extent cx="1490345" cy="1828800"/>
@@ -15877,11 +15766,7 @@
         </w:drawing>
       </w:r>
       <w:r>
-        <w:rPr>
-          <w:rFonts w:ascii="Times New Roman" w:hAnsi="Times New Roman"/>
-          <w:sz w:val="25"/>
-          <w:szCs w:val="25"/>
-        </w:rPr>
+        <w:rPr/>
         <w:drawing>
           <wp:inline distT="0" distB="0" distL="0" distR="0">
             <wp:extent cx="1499870" cy="1828800"/>
@@ -15941,11 +15826,7 @@
         </w:rPr>
       </w:pPr>
       <w:r>
-        <w:rPr>
-          <w:rFonts w:ascii="Times New Roman" w:hAnsi="Times New Roman"/>
-          <w:sz w:val="25"/>
-          <w:szCs w:val="25"/>
-        </w:rPr>
+        <w:rPr/>
         <w:drawing>
           <wp:inline distT="0" distB="0" distL="0" distR="0">
             <wp:extent cx="1499870" cy="1828800"/>
@@ -15986,11 +15867,7 @@
         </w:drawing>
       </w:r>
       <w:r>
-        <w:rPr>
-          <w:rFonts w:ascii="Times New Roman" w:hAnsi="Times New Roman"/>
-          <w:sz w:val="25"/>
-          <w:szCs w:val="25"/>
-        </w:rPr>
+        <w:rPr/>
         <w:drawing>
           <wp:inline distT="0" distB="0" distL="0" distR="0">
             <wp:extent cx="1499870" cy="1828800"/>
@@ -16050,11 +15927,7 @@
         </w:rPr>
       </w:pPr>
       <w:r>
-        <w:rPr>
-          <w:rFonts w:ascii="Times New Roman" w:hAnsi="Times New Roman"/>
-          <w:sz w:val="25"/>
-          <w:szCs w:val="25"/>
-        </w:rPr>
+        <w:rPr/>
         <w:drawing>
           <wp:inline distT="0" distB="0" distL="0" distR="0">
             <wp:extent cx="1490345" cy="1828800"/>
@@ -16095,11 +15968,7 @@
         </w:drawing>
       </w:r>
       <w:r>
-        <w:rPr>
-          <w:rFonts w:ascii="Times New Roman" w:hAnsi="Times New Roman"/>
-          <w:sz w:val="25"/>
-          <w:szCs w:val="25"/>
-        </w:rPr>
+        <w:rPr/>
         <w:drawing>
           <wp:inline distT="0" distB="0" distL="0" distR="0">
             <wp:extent cx="1499870" cy="1828800"/>
@@ -16173,32 +16042,20 @@
           <w:sz w:val="25"/>
           <w:szCs w:val="25"/>
         </w:rPr>
-        <w:t xml:space="preserve">a) </w:t>
-      </w:r>
-      <w:r>
-        <w:rPr>
-          <w:rFonts w:ascii="Times New Roman" w:hAnsi="Times New Roman"/>
-          <w:sz w:val="25"/>
-          <w:szCs w:val="25"/>
-        </w:rPr>
-        <w:t>G là đơn đồ thị.</w:t>
-      </w:r>
-    </w:p>
-    <w:p>
-      <w:pPr>
-        <w:pStyle w:val="Normal"/>
-        <w:rPr>
-          <w:rFonts w:ascii="Times New Roman" w:hAnsi="Times New Roman"/>
-          <w:sz w:val="25"/>
-          <w:szCs w:val="25"/>
-        </w:rPr>
-      </w:pPr>
-      <w:r>
-        <w:rPr>
-          <w:rFonts w:ascii="Times New Roman" w:hAnsi="Times New Roman"/>
-          <w:sz w:val="25"/>
-          <w:szCs w:val="25"/>
-        </w:rPr>
+        <w:t>a) G là đơn đồ thị.</w:t>
+      </w:r>
+    </w:p>
+    <w:p>
+      <w:pPr>
+        <w:pStyle w:val="Normal"/>
+        <w:rPr>
+          <w:rFonts w:ascii="Times New Roman" w:hAnsi="Times New Roman"/>
+          <w:sz w:val="25"/>
+          <w:szCs w:val="25"/>
+        </w:rPr>
+      </w:pPr>
+      <w:r>
+        <w:rPr/>
         <w:drawing>
           <wp:inline distT="0" distB="0" distL="0" distR="0">
             <wp:extent cx="1618615" cy="1828800"/>
@@ -16254,32 +16111,20 @@
           <w:sz w:val="25"/>
           <w:szCs w:val="25"/>
         </w:rPr>
-        <w:t xml:space="preserve">b) </w:t>
-      </w:r>
-      <w:r>
-        <w:rPr>
-          <w:rFonts w:ascii="Times New Roman" w:hAnsi="Times New Roman"/>
-          <w:sz w:val="25"/>
-          <w:szCs w:val="25"/>
-        </w:rPr>
-        <w:t>G là đa đồ thị không có vòng.</w:t>
-      </w:r>
-    </w:p>
-    <w:p>
-      <w:pPr>
-        <w:pStyle w:val="Normal"/>
-        <w:rPr>
-          <w:rFonts w:ascii="Times New Roman" w:hAnsi="Times New Roman"/>
-          <w:sz w:val="25"/>
-          <w:szCs w:val="25"/>
-        </w:rPr>
-      </w:pPr>
-      <w:r>
-        <w:rPr>
-          <w:rFonts w:ascii="Times New Roman" w:hAnsi="Times New Roman"/>
-          <w:sz w:val="25"/>
-          <w:szCs w:val="25"/>
-        </w:rPr>
+        <w:t>b) G là đa đồ thị không có vòng.</w:t>
+      </w:r>
+    </w:p>
+    <w:p>
+      <w:pPr>
+        <w:pStyle w:val="Normal"/>
+        <w:rPr>
+          <w:rFonts w:ascii="Times New Roman" w:hAnsi="Times New Roman"/>
+          <w:sz w:val="25"/>
+          <w:szCs w:val="25"/>
+        </w:rPr>
+      </w:pPr>
+      <w:r>
+        <w:rPr/>
         <w:drawing>
           <wp:inline distT="0" distB="0" distL="0" distR="0">
             <wp:extent cx="1627505" cy="1828800"/>
@@ -16335,32 +16180,20 @@
           <w:sz w:val="25"/>
           <w:szCs w:val="25"/>
         </w:rPr>
-        <w:t xml:space="preserve">c) </w:t>
-      </w:r>
-      <w:r>
-        <w:rPr>
-          <w:rFonts w:ascii="Times New Roman" w:hAnsi="Times New Roman"/>
-          <w:sz w:val="25"/>
-          <w:szCs w:val="25"/>
-        </w:rPr>
-        <w:t>G là đa đồ thị không có cạnh bội.</w:t>
-      </w:r>
-    </w:p>
-    <w:p>
-      <w:pPr>
-        <w:pStyle w:val="Normal"/>
-        <w:rPr>
-          <w:rFonts w:ascii="Times New Roman" w:hAnsi="Times New Roman"/>
-          <w:sz w:val="25"/>
-          <w:szCs w:val="25"/>
-        </w:rPr>
-      </w:pPr>
-      <w:r>
-        <w:rPr>
-          <w:rFonts w:ascii="Times New Roman" w:hAnsi="Times New Roman"/>
-          <w:sz w:val="25"/>
-          <w:szCs w:val="25"/>
-        </w:rPr>
+        <w:t>c) G là đa đồ thị không có cạnh bội.</w:t>
+      </w:r>
+    </w:p>
+    <w:p>
+      <w:pPr>
+        <w:pStyle w:val="Normal"/>
+        <w:rPr>
+          <w:rFonts w:ascii="Times New Roman" w:hAnsi="Times New Roman"/>
+          <w:sz w:val="25"/>
+          <w:szCs w:val="25"/>
+        </w:rPr>
+      </w:pPr>
+      <w:r>
+        <w:rPr/>
         <w:drawing>
           <wp:inline distT="0" distB="0" distL="0" distR="0">
             <wp:extent cx="1618615" cy="1828800"/>
@@ -16416,32 +16249,20 @@
           <w:sz w:val="25"/>
           <w:szCs w:val="25"/>
         </w:rPr>
-        <w:t xml:space="preserve">d) </w:t>
-      </w:r>
-      <w:r>
-        <w:rPr>
-          <w:rFonts w:ascii="Times New Roman" w:hAnsi="Times New Roman"/>
-          <w:sz w:val="25"/>
-          <w:szCs w:val="25"/>
-        </w:rPr>
-        <w:t>G là đa đồ thị có vòng và có cạnh bội.</w:t>
-      </w:r>
-    </w:p>
-    <w:p>
-      <w:pPr>
-        <w:pStyle w:val="Normal"/>
-        <w:rPr>
-          <w:rFonts w:ascii="Times New Roman" w:hAnsi="Times New Roman"/>
-          <w:sz w:val="25"/>
-          <w:szCs w:val="25"/>
-        </w:rPr>
-      </w:pPr>
-      <w:r>
-        <w:rPr>
-          <w:rFonts w:ascii="Times New Roman" w:hAnsi="Times New Roman"/>
-          <w:sz w:val="25"/>
-          <w:szCs w:val="25"/>
-        </w:rPr>
+        <w:t>d) G là đa đồ thị có vòng và có cạnh bội.</w:t>
+      </w:r>
+    </w:p>
+    <w:p>
+      <w:pPr>
+        <w:pStyle w:val="Normal"/>
+        <w:rPr>
+          <w:rFonts w:ascii="Times New Roman" w:hAnsi="Times New Roman"/>
+          <w:sz w:val="25"/>
+          <w:szCs w:val="25"/>
+        </w:rPr>
+      </w:pPr>
+      <w:r>
+        <w:rPr/>
         <w:drawing>
           <wp:inline distT="0" distB="0" distL="0" distR="0">
             <wp:extent cx="1618615" cy="1828800"/>
@@ -16504,210 +16325,6 @@
         <w:pStyle w:val="Normal"/>
         <w:rPr>
           <w:rFonts w:ascii="Times New Roman" w:hAnsi="Times New Roman"/>
-          <w:sz w:val="25"/>
-          <w:szCs w:val="25"/>
-        </w:rPr>
-      </w:pPr>
-      <w:r>
-        <w:rPr>
-          <w:rFonts w:ascii="Times New Roman" w:hAnsi="Times New Roman"/>
-          <w:sz w:val="25"/>
-          <w:szCs w:val="25"/>
-        </w:rPr>
-      </w:r>
-    </w:p>
-    <w:p>
-      <w:pPr>
-        <w:pStyle w:val="Normal"/>
-        <w:rPr>
-          <w:rFonts w:ascii="Times New Roman" w:hAnsi="Times New Roman"/>
-          <w:sz w:val="25"/>
-          <w:szCs w:val="25"/>
-        </w:rPr>
-      </w:pPr>
-      <w:r>
-        <w:rPr>
-          <w:rFonts w:ascii="Times New Roman" w:hAnsi="Times New Roman"/>
-          <w:sz w:val="25"/>
-          <w:szCs w:val="25"/>
-        </w:rPr>
-      </w:r>
-    </w:p>
-    <w:p>
-      <w:pPr>
-        <w:pStyle w:val="Normal"/>
-        <w:rPr>
-          <w:rFonts w:ascii="Times New Roman" w:hAnsi="Times New Roman"/>
-          <w:sz w:val="25"/>
-          <w:szCs w:val="25"/>
-        </w:rPr>
-      </w:pPr>
-      <w:r>
-        <w:rPr>
-          <w:rFonts w:ascii="Times New Roman" w:hAnsi="Times New Roman"/>
-          <w:sz w:val="25"/>
-          <w:szCs w:val="25"/>
-        </w:rPr>
-      </w:r>
-    </w:p>
-    <w:p>
-      <w:pPr>
-        <w:pStyle w:val="Normal"/>
-        <w:rPr>
-          <w:rFonts w:ascii="Times New Roman" w:hAnsi="Times New Roman"/>
-          <w:sz w:val="25"/>
-          <w:szCs w:val="25"/>
-        </w:rPr>
-      </w:pPr>
-      <w:r>
-        <w:rPr>
-          <w:rFonts w:ascii="Times New Roman" w:hAnsi="Times New Roman"/>
-          <w:sz w:val="25"/>
-          <w:szCs w:val="25"/>
-        </w:rPr>
-      </w:r>
-    </w:p>
-    <w:p>
-      <w:pPr>
-        <w:pStyle w:val="Normal"/>
-        <w:rPr>
-          <w:rFonts w:ascii="Times New Roman" w:hAnsi="Times New Roman"/>
-          <w:sz w:val="25"/>
-          <w:szCs w:val="25"/>
-        </w:rPr>
-      </w:pPr>
-      <w:r>
-        <w:rPr>
-          <w:rFonts w:ascii="Times New Roman" w:hAnsi="Times New Roman"/>
-          <w:sz w:val="25"/>
-          <w:szCs w:val="25"/>
-        </w:rPr>
-      </w:r>
-    </w:p>
-    <w:p>
-      <w:pPr>
-        <w:pStyle w:val="Normal"/>
-        <w:rPr>
-          <w:rFonts w:ascii="Times New Roman" w:hAnsi="Times New Roman"/>
-          <w:sz w:val="25"/>
-          <w:szCs w:val="25"/>
-        </w:rPr>
-      </w:pPr>
-      <w:r>
-        <w:rPr>
-          <w:rFonts w:ascii="Times New Roman" w:hAnsi="Times New Roman"/>
-          <w:sz w:val="25"/>
-          <w:szCs w:val="25"/>
-        </w:rPr>
-      </w:r>
-    </w:p>
-    <w:p>
-      <w:pPr>
-        <w:pStyle w:val="Normal"/>
-        <w:rPr>
-          <w:rFonts w:ascii="Times New Roman" w:hAnsi="Times New Roman"/>
-          <w:sz w:val="25"/>
-          <w:szCs w:val="25"/>
-        </w:rPr>
-      </w:pPr>
-      <w:r>
-        <w:rPr>
-          <w:rFonts w:ascii="Times New Roman" w:hAnsi="Times New Roman"/>
-          <w:sz w:val="25"/>
-          <w:szCs w:val="25"/>
-        </w:rPr>
-      </w:r>
-    </w:p>
-    <w:p>
-      <w:pPr>
-        <w:pStyle w:val="Normal"/>
-        <w:rPr>
-          <w:rFonts w:ascii="Times New Roman" w:hAnsi="Times New Roman"/>
-          <w:sz w:val="25"/>
-          <w:szCs w:val="25"/>
-        </w:rPr>
-      </w:pPr>
-      <w:r>
-        <w:rPr>
-          <w:rFonts w:ascii="Times New Roman" w:hAnsi="Times New Roman"/>
-          <w:sz w:val="25"/>
-          <w:szCs w:val="25"/>
-        </w:rPr>
-      </w:r>
-    </w:p>
-    <w:p>
-      <w:pPr>
-        <w:pStyle w:val="Normal"/>
-        <w:rPr>
-          <w:rFonts w:ascii="Times New Roman" w:hAnsi="Times New Roman"/>
-          <w:sz w:val="25"/>
-          <w:szCs w:val="25"/>
-        </w:rPr>
-      </w:pPr>
-      <w:r>
-        <w:rPr>
-          <w:rFonts w:ascii="Times New Roman" w:hAnsi="Times New Roman"/>
-          <w:sz w:val="25"/>
-          <w:szCs w:val="25"/>
-        </w:rPr>
-      </w:r>
-    </w:p>
-    <w:p>
-      <w:pPr>
-        <w:pStyle w:val="Normal"/>
-        <w:rPr>
-          <w:rFonts w:ascii="Times New Roman" w:hAnsi="Times New Roman"/>
-          <w:sz w:val="25"/>
-          <w:szCs w:val="25"/>
-        </w:rPr>
-      </w:pPr>
-      <w:r>
-        <w:rPr>
-          <w:rFonts w:ascii="Times New Roman" w:hAnsi="Times New Roman"/>
-          <w:sz w:val="25"/>
-          <w:szCs w:val="25"/>
-        </w:rPr>
-      </w:r>
-    </w:p>
-    <w:p>
-      <w:pPr>
-        <w:pStyle w:val="Normal"/>
-        <w:rPr>
-          <w:rFonts w:ascii="Times New Roman" w:hAnsi="Times New Roman"/>
-          <w:sz w:val="25"/>
-          <w:szCs w:val="25"/>
-        </w:rPr>
-      </w:pPr>
-      <w:r>
-        <w:rPr>
-          <w:rFonts w:ascii="Times New Roman" w:hAnsi="Times New Roman"/>
-          <w:sz w:val="25"/>
-          <w:szCs w:val="25"/>
-        </w:rPr>
-      </w:r>
-    </w:p>
-    <w:p>
-      <w:pPr>
-        <w:pStyle w:val="Normal"/>
-        <w:rPr>
-          <w:rFonts w:ascii="Times New Roman" w:hAnsi="Times New Roman"/>
-          <w:sz w:val="25"/>
-          <w:szCs w:val="25"/>
-        </w:rPr>
-      </w:pPr>
-      <w:r>
-        <w:rPr>
-          <w:rFonts w:ascii="Times New Roman" w:hAnsi="Times New Roman"/>
-          <w:sz w:val="25"/>
-          <w:szCs w:val="25"/>
-        </w:rPr>
-      </w:r>
-    </w:p>
-    <w:p>
-      <w:pPr>
-        <w:pStyle w:val="Normal"/>
-        <w:rPr>
-          <w:rFonts w:ascii="Times New Roman" w:hAnsi="Times New Roman"/>
           <w:b/>
           <w:bCs/>
           <w:sz w:val="32"/>
@@ -16738,47 +16355,7 @@
         </w:rPr>
         <w:t>Câu 1: Cho hàm Boole f bốn biến</w:t>
         <w:br/>
-        <w:t>f</w:t>
-      </w:r>
-      <w:r>
-        <w:rPr>
-          <w:rFonts w:ascii="Times New Roman" w:hAnsi="Times New Roman"/>
-          <w:sz w:val="25"/>
-          <w:szCs w:val="25"/>
-        </w:rPr>
-        <w:t>^</w:t>
-      </w:r>
-      <w:r>
-        <w:rPr>
-          <w:rFonts w:ascii="Times New Roman" w:hAnsi="Times New Roman"/>
-          <w:sz w:val="25"/>
-          <w:szCs w:val="25"/>
-        </w:rPr>
-        <w:t>-1(1) = {0000,0100,</w:t>
-      </w:r>
-      <w:r>
-        <w:rPr>
-          <w:rFonts w:ascii="Times New Roman" w:hAnsi="Times New Roman"/>
-          <w:sz w:val="25"/>
-          <w:szCs w:val="25"/>
-        </w:rPr>
-        <w:t>1100,1000,0110,1011,</w:t>
-      </w:r>
-      <w:r>
-        <w:rPr>
-          <w:rFonts w:ascii="Times New Roman" w:hAnsi="Times New Roman"/>
-          <w:sz w:val="25"/>
-          <w:szCs w:val="25"/>
-        </w:rPr>
-        <w:t>1110</w:t>
-      </w:r>
-      <w:r>
-        <w:rPr>
-          <w:rFonts w:ascii="Times New Roman" w:hAnsi="Times New Roman"/>
-          <w:sz w:val="25"/>
-          <w:szCs w:val="25"/>
-        </w:rPr>
-        <w:t>}</w:t>
+        <w:t>f^-1(1) = {0000,0100,1100,1000,0110,1011,1110}</w:t>
       </w:r>
     </w:p>
     <w:tbl>
@@ -16800,7 +16377,7 @@
         <w:gridCol w:w="721"/>
         <w:gridCol w:w="720"/>
         <w:gridCol w:w="719"/>
-        <w:gridCol w:w="721"/>
+        <w:gridCol w:w="720"/>
       </w:tblGrid>
       <w:tr>
         <w:trPr/>
@@ -16955,7 +16532,7 @@
         </w:tc>
         <w:tc>
           <w:tcPr>
-            <w:tcW w:w="721" w:type="dxa"/>
+            <w:tcW w:w="720" w:type="dxa"/>
             <w:tcBorders>
               <w:top w:val="single" w:sz="4" w:space="0" w:color="000000"/>
               <w:start w:val="single" w:sz="4" w:space="0" w:color="000000"/>
@@ -17167,7 +16744,7 @@
         </w:tc>
         <w:tc>
           <w:tcPr>
-            <w:tcW w:w="721" w:type="dxa"/>
+            <w:tcW w:w="720" w:type="dxa"/>
             <w:tcBorders>
               <w:start w:val="single" w:sz="4" w:space="0" w:color="000000"/>
               <w:bottom w:val="single" w:sz="4" w:space="0" w:color="000000"/>
@@ -17378,7 +16955,7 @@
         </w:tc>
         <w:tc>
           <w:tcPr>
-            <w:tcW w:w="721" w:type="dxa"/>
+            <w:tcW w:w="720" w:type="dxa"/>
             <w:tcBorders>
               <w:start w:val="single" w:sz="4" w:space="0" w:color="000000"/>
               <w:bottom w:val="single" w:sz="4" w:space="0" w:color="000000"/>
@@ -17588,7 +17165,7 @@
         </w:tc>
         <w:tc>
           <w:tcPr>
-            <w:tcW w:w="721" w:type="dxa"/>
+            <w:tcW w:w="720" w:type="dxa"/>
             <w:tcBorders>
               <w:start w:val="single" w:sz="4" w:space="0" w:color="000000"/>
               <w:bottom w:val="single" w:sz="4" w:space="0" w:color="000000"/>
@@ -17802,7 +17379,7 @@
         </w:tc>
         <w:tc>
           <w:tcPr>
-            <w:tcW w:w="721" w:type="dxa"/>
+            <w:tcW w:w="720" w:type="dxa"/>
             <w:tcBorders>
               <w:start w:val="single" w:sz="4" w:space="0" w:color="000000"/>
               <w:bottom w:val="single" w:sz="4" w:space="0" w:color="000000"/>
@@ -17979,7 +17556,7 @@
         </w:tc>
         <w:tc>
           <w:tcPr>
-            <w:tcW w:w="721" w:type="dxa"/>
+            <w:tcW w:w="720" w:type="dxa"/>
             <w:tcBorders>
               <w:start w:val="single" w:sz="4" w:space="0" w:color="000000"/>
               <w:bottom w:val="single" w:sz="4" w:space="0" w:color="000000"/>
@@ -18043,22 +17620,7 @@
           <w:sz w:val="25"/>
           <w:szCs w:val="25"/>
         </w:rPr>
-        <w:t xml:space="preserve">f(x,y,z,t) = </w:t>
-      </w:r>
-      <w:r>
-        <w:rPr>
-          <w:rFonts w:ascii="Times New Roman" w:hAnsi="Times New Roman"/>
-          <w:sz w:val="25"/>
-          <w:szCs w:val="25"/>
-        </w:rPr>
-        <w:t>xyzt’ + x’yzt’ +</w:t>
-      </w:r>
-      <w:r>
-        <w:rPr>
-          <w:rFonts w:ascii="Times New Roman" w:hAnsi="Times New Roman"/>
-          <w:sz w:val="25"/>
-          <w:szCs w:val="25"/>
-        </w:rPr>
+        <w:t>f(x,y,z,t) = xyzt’ + x’yzt’ +</w:t>
         <w:br/>
         <w:t>b) Tìm công thức tối tiểu</w:t>
       </w:r>
@@ -18100,47 +17662,7 @@
           <w:sz w:val="25"/>
           <w:szCs w:val="25"/>
         </w:rPr>
-        <w:t xml:space="preserve">1: </w:t>
-      </w:r>
-      <w:r>
-        <w:rPr>
-          <w:rFonts w:ascii="Times New Roman" w:hAnsi="Times New Roman"/>
-          <w:sz w:val="25"/>
-          <w:szCs w:val="25"/>
-        </w:rPr>
-        <w:t>z’t’</w:t>
-      </w:r>
-      <w:r>
-        <w:rPr>
-          <w:rFonts w:ascii="Times New Roman" w:hAnsi="Times New Roman"/>
-          <w:sz w:val="25"/>
-          <w:szCs w:val="25"/>
-        </w:rPr>
-        <w:t xml:space="preserve">;   2: </w:t>
-      </w:r>
-      <w:r>
-        <w:rPr>
-          <w:rFonts w:ascii="Times New Roman" w:hAnsi="Times New Roman"/>
-          <w:sz w:val="25"/>
-          <w:szCs w:val="25"/>
-        </w:rPr>
-        <w:t>yt’</w:t>
-      </w:r>
-      <w:r>
-        <w:rPr>
-          <w:rFonts w:ascii="Times New Roman" w:hAnsi="Times New Roman"/>
-          <w:sz w:val="25"/>
-          <w:szCs w:val="25"/>
-        </w:rPr>
-        <w:t xml:space="preserve">;   3: </w:t>
-      </w:r>
-      <w:r>
-        <w:rPr>
-          <w:rFonts w:ascii="Times New Roman" w:hAnsi="Times New Roman"/>
-          <w:sz w:val="25"/>
-          <w:szCs w:val="25"/>
-        </w:rPr>
-        <w:t>xy’zt</w:t>
+        <w:t>1: z’t’;   2: yt’;   3: xy’zt</w:t>
       </w:r>
     </w:p>
     <w:p>
@@ -18180,31 +17702,7 @@
           <w:sz w:val="25"/>
           <w:szCs w:val="25"/>
         </w:rPr>
-        <w:t xml:space="preserve">1 → </w:t>
-      </w:r>
-      <w:r>
-        <w:rPr>
-          <w:rFonts w:ascii="Times New Roman" w:hAnsi="Times New Roman"/>
-          <w:sz w:val="25"/>
-          <w:szCs w:val="25"/>
-        </w:rPr>
-        <w:t>2</w:t>
-      </w:r>
-      <w:r>
-        <w:rPr>
-          <w:rFonts w:ascii="Times New Roman" w:hAnsi="Times New Roman"/>
-          <w:sz w:val="25"/>
-          <w:szCs w:val="25"/>
-        </w:rPr>
-        <w:t xml:space="preserve"> → </w:t>
-      </w:r>
-      <w:r>
-        <w:rPr>
-          <w:rFonts w:ascii="Times New Roman" w:hAnsi="Times New Roman"/>
-          <w:sz w:val="25"/>
-          <w:szCs w:val="25"/>
-        </w:rPr>
-        <w:t>3</w:t>
+        <w:t>1 → 2 → 3</w:t>
       </w:r>
     </w:p>
     <w:p>
@@ -18244,15 +17742,7 @@
           <w:sz w:val="25"/>
           <w:szCs w:val="25"/>
         </w:rPr>
-        <w:t xml:space="preserve">f = </w:t>
-      </w:r>
-      <w:r>
-        <w:rPr>
-          <w:rFonts w:ascii="Times New Roman" w:hAnsi="Times New Roman"/>
-          <w:sz w:val="25"/>
-          <w:szCs w:val="25"/>
-        </w:rPr>
-        <w:t>z’t’ + yt’ + xy’zt</w:t>
+        <w:t>f = z’t’ + yt’ + xy’zt</w:t>
       </w:r>
     </w:p>
     <w:p>
@@ -18360,15 +17850,7 @@
           <w:sz w:val="25"/>
           <w:szCs w:val="25"/>
         </w:rPr>
-        <w:t>Đồ thị này không tồ</w:t>
-      </w:r>
-      <w:r>
-        <w:rPr>
-          <w:rFonts w:ascii="Times New Roman" w:hAnsi="Times New Roman"/>
-          <w:sz w:val="25"/>
-          <w:szCs w:val="25"/>
-        </w:rPr>
-        <w:t>n tại.</w:t>
+        <w:t>Đồ thị này không tồn tại.</w:t>
       </w:r>
     </w:p>
     <w:p>
@@ -18724,11 +18206,7 @@
         </w:rPr>
       </w:pPr>
       <w:r>
-        <w:rPr>
-          <w:rFonts w:ascii="Times New Roman" w:hAnsi="Times New Roman"/>
-          <w:sz w:val="25"/>
-          <w:szCs w:val="25"/>
-        </w:rPr>
+        <w:rPr/>
         <w:drawing>
           <wp:inline distT="0" distB="0" distL="0" distR="0">
             <wp:extent cx="5925185" cy="2457450"/>
